--- a/output/北塩原村_計画素案.docx
+++ b/output/北塩原村_計画素案.docx
@@ -671,7 +671,7 @@
                 <w:b w:val="0"/>
                 <w:sz w:val="19"/>
               </w:rPr>
-              <w:t>第５章９</w:t>
+              <w:t>第５章12</w:t>
             </w:r>
           </w:p>
         </w:tc>
@@ -718,6 +718,190 @@
                 <w:sz w:val="19"/>
               </w:rPr>
               <w:t>第１章２、第４章（４）、第７章３</w:t>
+            </w:r>
+          </w:p>
+        </w:tc>
+      </w:tr>
+      <w:tr>
+        <w:tc>
+          <w:tcPr>
+            <w:tcW w:w="6500" w:type="dxa"/>
+            <w:tcMar>
+              <w:top w:w="60" w:type="dxa"/>
+              <w:left w:w="100" w:type="dxa"/>
+              <w:bottom w:w="60" w:type="dxa"/>
+              <w:right w:w="100" w:type="dxa"/>
+            </w:tcMar>
+            <w:vAlign w:val="center"/>
+          </w:tcPr>
+          <w:p>
+            <w:r>
+              <w:rPr>
+                <w:rFonts w:ascii="BIZ UDPゴシック" w:hAnsi="BIZ UDPゴシック" w:eastAsia="BIZ UDPゴシック"/>
+                <w:b w:val="0"/>
+                <w:sz w:val="19"/>
+              </w:rPr>
+              <w:t>長期入院患者の地域移行に伴う基盤整備量を追加（基本指針 別表第二 三㈠⑤。県の算定値待ち）</w:t>
+            </w:r>
+          </w:p>
+        </w:tc>
+        <w:tc>
+          <w:tcPr>
+            <w:tcW w:w="3138" w:type="dxa"/>
+            <w:tcMar>
+              <w:top w:w="60" w:type="dxa"/>
+              <w:left w:w="100" w:type="dxa"/>
+              <w:bottom w:w="60" w:type="dxa"/>
+              <w:right w:w="100" w:type="dxa"/>
+            </w:tcMar>
+            <w:vAlign w:val="center"/>
+          </w:tcPr>
+          <w:p>
+            <w:r>
+              <w:rPr>
+                <w:rFonts w:ascii="BIZ UDPゴシック" w:hAnsi="BIZ UDPゴシック" w:eastAsia="BIZ UDPゴシック"/>
+                <w:b w:val="0"/>
+                <w:sz w:val="19"/>
+              </w:rPr>
+              <w:t>第４章（２）</w:t>
+            </w:r>
+          </w:p>
+        </w:tc>
+      </w:tr>
+      <w:tr>
+        <w:tc>
+          <w:tcPr>
+            <w:tcW w:w="6500" w:type="dxa"/>
+            <w:tcMar>
+              <w:top w:w="60" w:type="dxa"/>
+              <w:left w:w="100" w:type="dxa"/>
+              <w:bottom w:w="60" w:type="dxa"/>
+              <w:right w:w="100" w:type="dxa"/>
+            </w:tcMar>
+            <w:vAlign w:val="center"/>
+          </w:tcPr>
+          <w:p>
+            <w:r>
+              <w:rPr>
+                <w:rFonts w:ascii="BIZ UDPゴシック" w:hAnsi="BIZ UDPゴシック" w:eastAsia="BIZ UDPゴシック"/>
+                <w:b w:val="0"/>
+                <w:sz w:val="19"/>
+              </w:rPr>
+              <w:t>医療的ケア児等（医療的ケア者を含む）への対応を追加（令和８年８月19日の基本指針改正）</w:t>
+            </w:r>
+          </w:p>
+        </w:tc>
+        <w:tc>
+          <w:tcPr>
+            <w:tcW w:w="3138" w:type="dxa"/>
+            <w:tcMar>
+              <w:top w:w="60" w:type="dxa"/>
+              <w:left w:w="100" w:type="dxa"/>
+              <w:bottom w:w="60" w:type="dxa"/>
+              <w:right w:w="100" w:type="dxa"/>
+            </w:tcMar>
+            <w:vAlign w:val="center"/>
+          </w:tcPr>
+          <w:p>
+            <w:r>
+              <w:rPr>
+                <w:rFonts w:ascii="BIZ UDPゴシック" w:hAnsi="BIZ UDPゴシック" w:eastAsia="BIZ UDPゴシック"/>
+                <w:b w:val="0"/>
+                <w:sz w:val="19"/>
+              </w:rPr>
+              <w:t>第４章（４）、第５章２</w:t>
+            </w:r>
+          </w:p>
+        </w:tc>
+      </w:tr>
+      <w:tr>
+        <w:tc>
+          <w:tcPr>
+            <w:tcW w:w="6500" w:type="dxa"/>
+            <w:tcMar>
+              <w:top w:w="60" w:type="dxa"/>
+              <w:left w:w="100" w:type="dxa"/>
+              <w:bottom w:w="60" w:type="dxa"/>
+              <w:right w:w="100" w:type="dxa"/>
+            </w:tcMar>
+            <w:vAlign w:val="center"/>
+          </w:tcPr>
+          <w:p>
+            <w:r>
+              <w:rPr>
+                <w:rFonts w:ascii="BIZ UDPゴシック" w:hAnsi="BIZ UDPゴシック" w:eastAsia="BIZ UDPゴシック"/>
+                <w:b w:val="0"/>
+                <w:sz w:val="19"/>
+              </w:rPr>
+              <w:t>障がい福祉人材の確保・定着、生産性向上及び経営基盤の確立を新設（基本指針 別表第二 六の項。令和８年７月10日の改正で新設された記載事項）</w:t>
+            </w:r>
+          </w:p>
+        </w:tc>
+        <w:tc>
+          <w:tcPr>
+            <w:tcW w:w="3138" w:type="dxa"/>
+            <w:tcMar>
+              <w:top w:w="60" w:type="dxa"/>
+              <w:left w:w="100" w:type="dxa"/>
+              <w:bottom w:w="60" w:type="dxa"/>
+              <w:right w:w="100" w:type="dxa"/>
+            </w:tcMar>
+            <w:vAlign w:val="center"/>
+          </w:tcPr>
+          <w:p>
+            <w:r>
+              <w:rPr>
+                <w:rFonts w:ascii="BIZ UDPゴシック" w:hAnsi="BIZ UDPゴシック" w:eastAsia="BIZ UDPゴシック"/>
+                <w:b w:val="0"/>
+                <w:sz w:val="19"/>
+              </w:rPr>
+              <w:t>第５章13</w:t>
+            </w:r>
+          </w:p>
+        </w:tc>
+      </w:tr>
+      <w:tr>
+        <w:tc>
+          <w:tcPr>
+            <w:tcW w:w="6500" w:type="dxa"/>
+            <w:tcMar>
+              <w:top w:w="60" w:type="dxa"/>
+              <w:left w:w="100" w:type="dxa"/>
+              <w:bottom w:w="60" w:type="dxa"/>
+              <w:right w:w="100" w:type="dxa"/>
+            </w:tcMar>
+            <w:vAlign w:val="center"/>
+          </w:tcPr>
+          <w:p>
+            <w:r>
+              <w:rPr>
+                <w:rFonts w:ascii="BIZ UDPゴシック" w:hAnsi="BIZ UDPゴシック" w:eastAsia="BIZ UDPゴシック"/>
+                <w:b w:val="0"/>
+                <w:sz w:val="19"/>
+              </w:rPr>
+              <w:t>関係機関との連携を新設（基本指針 別表第二 五）</w:t>
+            </w:r>
+          </w:p>
+        </w:tc>
+        <w:tc>
+          <w:tcPr>
+            <w:tcW w:w="3138" w:type="dxa"/>
+            <w:tcMar>
+              <w:top w:w="60" w:type="dxa"/>
+              <w:left w:w="100" w:type="dxa"/>
+              <w:bottom w:w="60" w:type="dxa"/>
+              <w:right w:w="100" w:type="dxa"/>
+            </w:tcMar>
+            <w:vAlign w:val="center"/>
+          </w:tcPr>
+          <w:p>
+            <w:r>
+              <w:rPr>
+                <w:rFonts w:ascii="BIZ UDPゴシック" w:hAnsi="BIZ UDPゴシック" w:eastAsia="BIZ UDPゴシック"/>
+                <w:b w:val="0"/>
+                <w:sz w:val="19"/>
+              </w:rPr>
+              <w:t>第５章14</w:t>
             </w:r>
           </w:p>
         </w:tc>
@@ -2824,7 +3008,7 @@
                 <w:rFonts w:ascii="BIZ UDPゴシック" w:eastAsia="BIZ UDPゴシック" w:hAnsi="BIZ UDPゴシック"/>
                 <w:noProof/>
               </w:rPr>
-              <w:t xml:space="preserve">24</w:t>
+              <w:t xml:space="preserve">25</w:t>
             </w:r>
             <w:r>
               <w:rPr>
@@ -2888,7 +3072,7 @@
                 <w:rFonts w:ascii="BIZ UDPゴシック" w:eastAsia="BIZ UDPゴシック" w:hAnsi="BIZ UDPゴシック"/>
                 <w:noProof/>
               </w:rPr>
-              <w:t xml:space="preserve">25</w:t>
+              <w:t xml:space="preserve">26</w:t>
             </w:r>
             <w:r>
               <w:rPr>
@@ -2952,7 +3136,7 @@
                 <w:rFonts w:ascii="BIZ UDPゴシック" w:eastAsia="BIZ UDPゴシック" w:hAnsi="BIZ UDPゴシック"/>
                 <w:noProof/>
               </w:rPr>
-              <w:t xml:space="preserve">26</w:t>
+              <w:t xml:space="preserve">28</w:t>
             </w:r>
             <w:r>
               <w:rPr>
@@ -3016,7 +3200,7 @@
                 <w:rFonts w:ascii="BIZ UDPゴシック" w:eastAsia="BIZ UDPゴシック" w:hAnsi="BIZ UDPゴシック"/>
                 <w:noProof/>
               </w:rPr>
-              <w:t xml:space="preserve">27</w:t>
+              <w:t xml:space="preserve">28</w:t>
             </w:r>
             <w:r>
               <w:rPr>
@@ -3080,7 +3264,7 @@
                 <w:rFonts w:ascii="BIZ UDPゴシック" w:eastAsia="BIZ UDPゴシック" w:hAnsi="BIZ UDPゴシック"/>
                 <w:noProof/>
               </w:rPr>
-              <w:t xml:space="preserve">28</w:t>
+              <w:t xml:space="preserve">29</w:t>
             </w:r>
             <w:r>
               <w:rPr>
@@ -3144,7 +3328,7 @@
                 <w:rFonts w:ascii="BIZ UDPゴシック" w:eastAsia="BIZ UDPゴシック" w:hAnsi="BIZ UDPゴシック"/>
                 <w:noProof/>
               </w:rPr>
-              <w:t xml:space="preserve">28</w:t>
+              <w:t xml:space="preserve">30</w:t>
             </w:r>
             <w:r>
               <w:rPr>
@@ -3220,7 +3404,7 @@
                 <w:bCs/>
                 <w:noProof/>
               </w:rPr>
-              <w:t xml:space="preserve">30</w:t>
+              <w:t xml:space="preserve">31</w:t>
             </w:r>
             <w:r>
               <w:rPr>
@@ -3286,7 +3470,7 @@
                 <w:rFonts w:ascii="BIZ UDPゴシック" w:eastAsia="BIZ UDPゴシック" w:hAnsi="BIZ UDPゴシック"/>
                 <w:noProof/>
               </w:rPr>
-              <w:t xml:space="preserve">30</w:t>
+              <w:t xml:space="preserve">31</w:t>
             </w:r>
             <w:r>
               <w:rPr>
@@ -3350,70 +3534,6 @@
                 <w:rFonts w:ascii="BIZ UDPゴシック" w:eastAsia="BIZ UDPゴシック" w:hAnsi="BIZ UDPゴシック"/>
                 <w:noProof/>
               </w:rPr>
-              <w:t xml:space="preserve">36</w:t>
-            </w:r>
-            <w:r>
-              <w:rPr>
-                <w:rFonts w:ascii="BIZ UDPゴシック" w:eastAsia="BIZ UDPゴシック" w:hAnsi="BIZ UDPゴシック"/>
-                <w:noProof/>
-              </w:rPr>
-              <w:fldChar w:fldCharType="end"/>
-            </w:r>
-          </w:hyperlink>
-        </w:p>
-        <w:p>
-          <w:pPr>
-            <w:pStyle w:val="20"/>
-            <w:tabs>
-              <w:tab w:val="right" w:leader="dot" w:pos="9628"/>
-            </w:tabs>
-            <w:rPr>
-              <w:rFonts w:ascii="BIZ UDPゴシック" w:eastAsia="BIZ UDPゴシック" w:hAnsi="BIZ UDPゴシック"/>
-              <w:noProof/>
-            </w:rPr>
-          </w:pPr>
-          <w:hyperlink w:anchor="_Toc8100063" w:history="1">
-            <w:r>
-              <w:rPr>
-                <w:rStyle w:val="a5"/>
-                <w:rFonts w:ascii="BIZ UDPゴシック" w:eastAsia="BIZ UDPゴシック" w:hAnsi="BIZ UDPゴシック"/>
-                <w:noProof/>
-              </w:rPr>
-              <w:t xml:space="preserve">３　訪問系サービス</w:t>
-            </w:r>
-            <w:r>
-              <w:rPr>
-                <w:rFonts w:ascii="BIZ UDPゴシック" w:eastAsia="BIZ UDPゴシック" w:hAnsi="BIZ UDPゴシック"/>
-                <w:noProof/>
-              </w:rPr>
-              <w:tab/>
-            </w:r>
-            <w:r>
-              <w:rPr>
-                <w:rFonts w:ascii="BIZ UDPゴシック" w:eastAsia="BIZ UDPゴシック" w:hAnsi="BIZ UDPゴシック"/>
-                <w:noProof/>
-              </w:rPr>
-              <w:fldChar w:fldCharType="begin"/>
-            </w:r>
-            <w:r>
-              <w:rPr>
-                <w:rFonts w:ascii="BIZ UDPゴシック" w:eastAsia="BIZ UDPゴシック" w:hAnsi="BIZ UDPゴシック"/>
-                <w:noProof/>
-              </w:rPr>
-              <w:instrText xml:space="preserve"> PAGEREF _Toc8100063 \h </w:instrText>
-            </w:r>
-            <w:r>
-              <w:rPr>
-                <w:rFonts w:ascii="BIZ UDPゴシック" w:eastAsia="BIZ UDPゴシック" w:hAnsi="BIZ UDPゴシック"/>
-                <w:noProof/>
-              </w:rPr>
-              <w:fldChar w:fldCharType="separate"/>
-            </w:r>
-            <w:r>
-              <w:rPr>
-                <w:rFonts w:ascii="BIZ UDPゴシック" w:eastAsia="BIZ UDPゴシック" w:hAnsi="BIZ UDPゴシック"/>
-                <w:noProof/>
-              </w:rPr>
               <w:t xml:space="preserve">37</w:t>
             </w:r>
             <w:r>
@@ -3443,7 +3563,7 @@
                 <w:rFonts w:ascii="BIZ UDPゴシック" w:eastAsia="BIZ UDPゴシック" w:hAnsi="BIZ UDPゴシック"/>
                 <w:noProof/>
               </w:rPr>
-              <w:t xml:space="preserve">４　日中活動系サービス</w:t>
+              <w:t xml:space="preserve">３　訪問系サービス</w:t>
             </w:r>
             <w:r>
               <w:rPr>
@@ -3478,7 +3598,7 @@
                 <w:rFonts w:ascii="BIZ UDPゴシック" w:eastAsia="BIZ UDPゴシック" w:hAnsi="BIZ UDPゴシック"/>
                 <w:noProof/>
               </w:rPr>
-              <w:t xml:space="preserve">38</w:t>
+              <w:t xml:space="preserve">39</w:t>
             </w:r>
             <w:r>
               <w:rPr>
@@ -3507,7 +3627,7 @@
                 <w:rFonts w:ascii="BIZ UDPゴシック" w:eastAsia="BIZ UDPゴシック" w:hAnsi="BIZ UDPゴシック"/>
                 <w:noProof/>
               </w:rPr>
-              <w:t xml:space="preserve">５　居住系サービス</w:t>
+              <w:t xml:space="preserve">４　日中活動系サービス</w:t>
             </w:r>
             <w:r>
               <w:rPr>
@@ -3571,7 +3691,7 @@
                 <w:rFonts w:ascii="BIZ UDPゴシック" w:eastAsia="BIZ UDPゴシック" w:hAnsi="BIZ UDPゴシック"/>
                 <w:noProof/>
               </w:rPr>
-              <w:t xml:space="preserve">６　相談支援</w:t>
+              <w:t xml:space="preserve">５　居住系サービス</w:t>
             </w:r>
             <w:r>
               <w:rPr>
@@ -3606,7 +3726,7 @@
                 <w:rFonts w:ascii="BIZ UDPゴシック" w:eastAsia="BIZ UDPゴシック" w:hAnsi="BIZ UDPゴシック"/>
                 <w:noProof/>
               </w:rPr>
-              <w:t xml:space="preserve">40</w:t>
+              <w:t xml:space="preserve">41</w:t>
             </w:r>
             <w:r>
               <w:rPr>
@@ -3635,7 +3755,7 @@
                 <w:rFonts w:ascii="BIZ UDPゴシック" w:eastAsia="BIZ UDPゴシック" w:hAnsi="BIZ UDPゴシック"/>
                 <w:noProof/>
               </w:rPr>
-              <w:t xml:space="preserve">７　障がい児支援</w:t>
+              <w:t xml:space="preserve">６　相談支援</w:t>
             </w:r>
             <w:r>
               <w:rPr>
@@ -3670,7 +3790,7 @@
                 <w:rFonts w:ascii="BIZ UDPゴシック" w:eastAsia="BIZ UDPゴシック" w:hAnsi="BIZ UDPゴシック"/>
                 <w:noProof/>
               </w:rPr>
-              <w:t xml:space="preserve">41</w:t>
+              <w:t xml:space="preserve">42</w:t>
             </w:r>
             <w:r>
               <w:rPr>
@@ -3699,7 +3819,7 @@
                 <w:rFonts w:ascii="BIZ UDPゴシック" w:eastAsia="BIZ UDPゴシック" w:hAnsi="BIZ UDPゴシック"/>
                 <w:noProof/>
               </w:rPr>
-              <w:t xml:space="preserve">８　必要な見込量の確保のための方策</w:t>
+              <w:t xml:space="preserve">７　障がい児支援</w:t>
             </w:r>
             <w:r>
               <w:rPr>
@@ -3763,7 +3883,7 @@
                 <w:rFonts w:ascii="BIZ UDPゴシック" w:eastAsia="BIZ UDPゴシック" w:hAnsi="BIZ UDPゴシック"/>
                 <w:noProof/>
               </w:rPr>
-              <w:t xml:space="preserve">９　地域生活支援事業の実施目標</w:t>
+              <w:t xml:space="preserve">８　必要な見込量の確保のための方策</w:t>
             </w:r>
             <w:r>
               <w:rPr>
@@ -3798,7 +3918,7 @@
                 <w:rFonts w:ascii="BIZ UDPゴシック" w:eastAsia="BIZ UDPゴシック" w:hAnsi="BIZ UDPゴシック"/>
                 <w:noProof/>
               </w:rPr>
-              <w:t xml:space="preserve">44</w:t>
+              <w:t xml:space="preserve">43</w:t>
             </w:r>
             <w:r>
               <w:rPr>
@@ -3820,14 +3940,14 @@
               <w:noProof/>
             </w:rPr>
           </w:pPr>
-          <w:hyperlink w:anchor="_Toc8100071" w:history="1">
+          <w:hyperlink w:anchor="_Toc8100070" w:history="1">
             <w:r>
               <w:rPr>
                 <w:rStyle w:val="a5"/>
                 <w:rFonts w:ascii="BIZ UDPゴシック" w:eastAsia="BIZ UDPゴシック" w:hAnsi="BIZ UDPゴシック"/>
                 <w:noProof/>
               </w:rPr>
-              <w:t xml:space="preserve">10　活動指標</w:t>
+              <w:t xml:space="preserve">９　地域生活支援事業の実施目標</w:t>
             </w:r>
             <w:r>
               <w:rPr>
@@ -3848,7 +3968,7 @@
                 <w:rFonts w:ascii="BIZ UDPゴシック" w:eastAsia="BIZ UDPゴシック" w:hAnsi="BIZ UDPゴシック"/>
                 <w:noProof/>
               </w:rPr>
-              <w:instrText xml:space="preserve"> PAGEREF _Toc8100071 \h </w:instrText>
+              <w:instrText xml:space="preserve"> PAGEREF _Toc8100070 \h </w:instrText>
             </w:r>
             <w:r>
               <w:rPr>
@@ -3862,7 +3982,7 @@
                 <w:rFonts w:ascii="BIZ UDPゴシック" w:eastAsia="BIZ UDPゴシック" w:hAnsi="BIZ UDPゴシック"/>
                 <w:noProof/>
               </w:rPr>
-              <w:t xml:space="preserve">46</w:t>
+              <w:t xml:space="preserve">45</w:t>
             </w:r>
             <w:r>
               <w:rPr>
@@ -3884,14 +4004,14 @@
               <w:noProof/>
             </w:rPr>
           </w:pPr>
-          <w:hyperlink w:anchor="_Toc8100075" w:history="1">
+          <w:hyperlink w:anchor="_Toc8100072" w:history="1">
             <w:r>
               <w:rPr>
                 <w:rStyle w:val="a5"/>
                 <w:rFonts w:ascii="BIZ UDPゴシック" w:eastAsia="BIZ UDPゴシック" w:hAnsi="BIZ UDPゴシック"/>
                 <w:noProof/>
               </w:rPr>
-              <w:t xml:space="preserve">11　事業提供体制の確保のための方策</w:t>
+              <w:t xml:space="preserve">10　活動指標</w:t>
             </w:r>
             <w:r>
               <w:rPr>
@@ -3912,7 +4032,7 @@
                 <w:rFonts w:ascii="BIZ UDPゴシック" w:eastAsia="BIZ UDPゴシック" w:hAnsi="BIZ UDPゴシック"/>
                 <w:noProof/>
               </w:rPr>
-              <w:instrText xml:space="preserve"> PAGEREF _Toc8100075 \h </w:instrText>
+              <w:instrText xml:space="preserve"> PAGEREF _Toc8100072 \h </w:instrText>
             </w:r>
             <w:r>
               <w:rPr>
@@ -3926,7 +4046,7 @@
                 <w:rFonts w:ascii="BIZ UDPゴシック" w:eastAsia="BIZ UDPゴシック" w:hAnsi="BIZ UDPゴシック"/>
                 <w:noProof/>
               </w:rPr>
-              <w:t xml:space="preserve">49</w:t>
+              <w:t xml:space="preserve">47</w:t>
             </w:r>
             <w:r>
               <w:rPr>
@@ -3955,7 +4075,7 @@
                 <w:rFonts w:ascii="BIZ UDPゴシック" w:eastAsia="BIZ UDPゴシック" w:hAnsi="BIZ UDPゴシック"/>
                 <w:noProof/>
               </w:rPr>
-              <w:t xml:space="preserve">12　障がい福祉サービス等に係る費用の推移と財源構成</w:t>
+              <w:t xml:space="preserve">11　事業提供体制の確保のための方策</w:t>
             </w:r>
             <w:r>
               <w:rPr>
@@ -3990,7 +4110,7 @@
                 <w:rFonts w:ascii="BIZ UDPゴシック" w:eastAsia="BIZ UDPゴシック" w:hAnsi="BIZ UDPゴシック"/>
                 <w:noProof/>
               </w:rPr>
-              <w:t xml:space="preserve">49</w:t>
+              <w:t xml:space="preserve">50</w:t>
             </w:r>
             <w:r>
               <w:rPr>
@@ -4003,7 +4123,7 @@
         </w:p>
         <w:p>
           <w:pPr>
-            <w:pStyle w:val="11"/>
+            <w:pStyle w:val="20"/>
             <w:tabs>
               <w:tab w:val="right" w:leader="dot" w:pos="9628"/>
             </w:tabs>
@@ -4012,22 +4132,18 @@
               <w:noProof/>
             </w:rPr>
           </w:pPr>
-          <w:hyperlink w:anchor="_Toc8100081" w:history="1">
+          <w:hyperlink w:anchor="_Toc8100077" w:history="1">
             <w:r>
               <w:rPr>
                 <w:rStyle w:val="a5"/>
                 <w:rFonts w:ascii="BIZ UDPゴシック" w:eastAsia="BIZ UDPゴシック" w:hAnsi="BIZ UDPゴシック"/>
-                <w:b/>
-                <w:bCs/>
                 <w:noProof/>
               </w:rPr>
-              <w:t xml:space="preserve">第6章　成年後見制度の利用促進</w:t>
-            </w:r>
-            <w:r>
-              <w:rPr>
-                <w:rFonts w:ascii="BIZ UDPゴシック" w:eastAsia="BIZ UDPゴシック" w:hAnsi="BIZ UDPゴシック"/>
-                <w:b/>
-                <w:bCs/>
+              <w:t xml:space="preserve">12　障がい福祉サービス等に係る費用の推移と財源構成</w:t>
+            </w:r>
+            <w:r>
+              <w:rPr>
+                <w:rFonts w:ascii="BIZ UDPゴシック" w:eastAsia="BIZ UDPゴシック" w:hAnsi="BIZ UDPゴシック"/>
                 <w:noProof/>
               </w:rPr>
               <w:tab/>
@@ -4035,8 +4151,6 @@
             <w:r>
               <w:rPr>
                 <w:rFonts w:ascii="BIZ UDPゴシック" w:eastAsia="BIZ UDPゴシック" w:hAnsi="BIZ UDPゴシック"/>
-                <w:b/>
-                <w:bCs/>
                 <w:noProof/>
               </w:rPr>
               <w:fldChar w:fldCharType="begin"/>
@@ -4044,17 +4158,13 @@
             <w:r>
               <w:rPr>
                 <w:rFonts w:ascii="BIZ UDPゴシック" w:eastAsia="BIZ UDPゴシック" w:hAnsi="BIZ UDPゴシック"/>
-                <w:b/>
-                <w:bCs/>
                 <w:noProof/>
               </w:rPr>
-              <w:instrText xml:space="preserve"> PAGEREF _Toc8100081 \h </w:instrText>
-            </w:r>
-            <w:r>
-              <w:rPr>
-                <w:rFonts w:ascii="BIZ UDPゴシック" w:eastAsia="BIZ UDPゴシック" w:hAnsi="BIZ UDPゴシック"/>
-                <w:b/>
-                <w:bCs/>
+              <w:instrText xml:space="preserve"> PAGEREF _Toc8100077 \h </w:instrText>
+            </w:r>
+            <w:r>
+              <w:rPr>
+                <w:rFonts w:ascii="BIZ UDPゴシック" w:eastAsia="BIZ UDPゴシック" w:hAnsi="BIZ UDPゴシック"/>
                 <w:noProof/>
               </w:rPr>
               <w:fldChar w:fldCharType="separate"/>
@@ -4062,17 +4172,13 @@
             <w:r>
               <w:rPr>
                 <w:rFonts w:ascii="BIZ UDPゴシック" w:eastAsia="BIZ UDPゴシック" w:hAnsi="BIZ UDPゴシック"/>
-                <w:b/>
-                <w:bCs/>
                 <w:noProof/>
               </w:rPr>
-              <w:t xml:space="preserve">52</w:t>
-            </w:r>
-            <w:r>
-              <w:rPr>
-                <w:rFonts w:ascii="BIZ UDPゴシック" w:eastAsia="BIZ UDPゴシック" w:hAnsi="BIZ UDPゴシック"/>
-                <w:b/>
-                <w:bCs/>
+              <w:t xml:space="preserve">50</w:t>
+            </w:r>
+            <w:r>
+              <w:rPr>
+                <w:rFonts w:ascii="BIZ UDPゴシック" w:eastAsia="BIZ UDPゴシック" w:hAnsi="BIZ UDPゴシック"/>
                 <w:noProof/>
               </w:rPr>
               <w:fldChar w:fldCharType="end"/>
@@ -4097,7 +4203,7 @@
                 <w:rFonts w:ascii="BIZ UDPゴシック" w:eastAsia="BIZ UDPゴシック" w:hAnsi="BIZ UDPゴシック"/>
                 <w:noProof/>
               </w:rPr>
-              <w:t xml:space="preserve">１　現状と課題</w:t>
+              <w:t xml:space="preserve">13　障がい福祉人材の確保・定着、生産性向上及び経営基盤の確立</w:t>
             </w:r>
             <w:r>
               <w:rPr>
@@ -4154,14 +4260,14 @@
               <w:noProof/>
             </w:rPr>
           </w:pPr>
-          <w:hyperlink w:anchor="_Toc8100083" w:history="1">
+          <w:hyperlink w:anchor="_Toc8100084" w:history="1">
             <w:r>
               <w:rPr>
                 <w:rStyle w:val="a5"/>
                 <w:rFonts w:ascii="BIZ UDPゴシック" w:eastAsia="BIZ UDPゴシック" w:hAnsi="BIZ UDPゴシック"/>
                 <w:noProof/>
               </w:rPr>
-              <w:t xml:space="preserve">２　中核機関の設置</w:t>
+              <w:t xml:space="preserve">14　関係機関との連携</w:t>
             </w:r>
             <w:r>
               <w:rPr>
@@ -4182,7 +4288,7 @@
                 <w:rFonts w:ascii="BIZ UDPゴシック" w:eastAsia="BIZ UDPゴシック" w:hAnsi="BIZ UDPゴシック"/>
                 <w:noProof/>
               </w:rPr>
-              <w:instrText xml:space="preserve"> PAGEREF _Toc8100083 \h </w:instrText>
+              <w:instrText xml:space="preserve"> PAGEREF _Toc8100084 \h </w:instrText>
             </w:r>
             <w:r>
               <w:rPr>
@@ -4196,7 +4302,7 @@
                 <w:rFonts w:ascii="BIZ UDPゴシック" w:eastAsia="BIZ UDPゴシック" w:hAnsi="BIZ UDPゴシック"/>
                 <w:noProof/>
               </w:rPr>
-              <w:t xml:space="preserve">52</w:t>
+              <w:t xml:space="preserve">53</w:t>
             </w:r>
             <w:r>
               <w:rPr>
@@ -4218,7 +4324,7 @@
               <w:noProof/>
             </w:rPr>
           </w:pPr>
-          <w:hyperlink w:anchor="_Toc8100084" w:history="1">
+          <w:hyperlink w:anchor="_Toc8100085" w:history="1">
             <w:r>
               <w:rPr>
                 <w:rStyle w:val="a5"/>
@@ -4227,7 +4333,7 @@
                 <w:bCs/>
                 <w:noProof/>
               </w:rPr>
-              <w:t xml:space="preserve">第7章　他計画との連携</w:t>
+              <w:t xml:space="preserve">第6章　成年後見制度の利用促進</w:t>
             </w:r>
             <w:r>
               <w:rPr>
@@ -4254,7 +4360,7 @@
                 <w:bCs/>
                 <w:noProof/>
               </w:rPr>
-              <w:instrText xml:space="preserve"> PAGEREF _Toc8100084 \h </w:instrText>
+              <w:instrText xml:space="preserve"> PAGEREF _Toc8100085 \h </w:instrText>
             </w:r>
             <w:r>
               <w:rPr>
@@ -4272,7 +4378,7 @@
                 <w:bCs/>
                 <w:noProof/>
               </w:rPr>
-              <w:t xml:space="preserve">53</w:t>
+              <w:t xml:space="preserve">56</w:t>
             </w:r>
             <w:r>
               <w:rPr>
@@ -4296,14 +4402,14 @@
               <w:noProof/>
             </w:rPr>
           </w:pPr>
-          <w:hyperlink w:anchor="_Toc8100085" w:history="1">
+          <w:hyperlink w:anchor="_Toc8100086" w:history="1">
             <w:r>
               <w:rPr>
                 <w:rStyle w:val="a5"/>
                 <w:rFonts w:ascii="BIZ UDPゴシック" w:eastAsia="BIZ UDPゴシック" w:hAnsi="BIZ UDPゴシック"/>
                 <w:noProof/>
               </w:rPr>
-              <w:t xml:space="preserve">１　第３次健康21・北塩原村グッドヘルスプランとの連携</w:t>
+              <w:t xml:space="preserve">１　現状と課題</w:t>
             </w:r>
             <w:r>
               <w:rPr>
@@ -4324,7 +4430,7 @@
                 <w:rFonts w:ascii="BIZ UDPゴシック" w:eastAsia="BIZ UDPゴシック" w:hAnsi="BIZ UDPゴシック"/>
                 <w:noProof/>
               </w:rPr>
-              <w:instrText xml:space="preserve"> PAGEREF _Toc8100085 \h </w:instrText>
+              <w:instrText xml:space="preserve"> PAGEREF _Toc8100086 \h </w:instrText>
             </w:r>
             <w:r>
               <w:rPr>
@@ -4338,7 +4444,7 @@
                 <w:rFonts w:ascii="BIZ UDPゴシック" w:eastAsia="BIZ UDPゴシック" w:hAnsi="BIZ UDPゴシック"/>
                 <w:noProof/>
               </w:rPr>
-              <w:t xml:space="preserve">53</w:t>
+              <w:t xml:space="preserve">56</w:t>
             </w:r>
             <w:r>
               <w:rPr>
@@ -4367,7 +4473,7 @@
                 <w:rFonts w:ascii="BIZ UDPゴシック" w:eastAsia="BIZ UDPゴシック" w:hAnsi="BIZ UDPゴシック"/>
                 <w:noProof/>
               </w:rPr>
-              <w:t xml:space="preserve">２　北塩原村第五次総合振興計画との連携</w:t>
+              <w:t xml:space="preserve">２　中核機関の設置</w:t>
             </w:r>
             <w:r>
               <w:rPr>
@@ -4402,11 +4508,89 @@
                 <w:rFonts w:ascii="BIZ UDPゴシック" w:eastAsia="BIZ UDPゴシック" w:hAnsi="BIZ UDPゴシック"/>
                 <w:noProof/>
               </w:rPr>
-              <w:t xml:space="preserve">54</w:t>
-            </w:r>
-            <w:r>
-              <w:rPr>
-                <w:rFonts w:ascii="BIZ UDPゴシック" w:eastAsia="BIZ UDPゴシック" w:hAnsi="BIZ UDPゴシック"/>
+              <w:t xml:space="preserve">56</w:t>
+            </w:r>
+            <w:r>
+              <w:rPr>
+                <w:rFonts w:ascii="BIZ UDPゴシック" w:eastAsia="BIZ UDPゴシック" w:hAnsi="BIZ UDPゴシック"/>
+                <w:noProof/>
+              </w:rPr>
+              <w:fldChar w:fldCharType="end"/>
+            </w:r>
+          </w:hyperlink>
+        </w:p>
+        <w:p>
+          <w:pPr>
+            <w:pStyle w:val="11"/>
+            <w:tabs>
+              <w:tab w:val="right" w:leader="dot" w:pos="9628"/>
+            </w:tabs>
+            <w:rPr>
+              <w:rFonts w:ascii="BIZ UDPゴシック" w:eastAsia="BIZ UDPゴシック" w:hAnsi="BIZ UDPゴシック"/>
+              <w:noProof/>
+            </w:rPr>
+          </w:pPr>
+          <w:hyperlink w:anchor="_Toc8100088" w:history="1">
+            <w:r>
+              <w:rPr>
+                <w:rStyle w:val="a5"/>
+                <w:rFonts w:ascii="BIZ UDPゴシック" w:eastAsia="BIZ UDPゴシック" w:hAnsi="BIZ UDPゴシック"/>
+                <w:b/>
+                <w:bCs/>
+                <w:noProof/>
+              </w:rPr>
+              <w:t xml:space="preserve">第7章　他計画との連携</w:t>
+            </w:r>
+            <w:r>
+              <w:rPr>
+                <w:rFonts w:ascii="BIZ UDPゴシック" w:eastAsia="BIZ UDPゴシック" w:hAnsi="BIZ UDPゴシック"/>
+                <w:b/>
+                <w:bCs/>
+                <w:noProof/>
+              </w:rPr>
+              <w:tab/>
+            </w:r>
+            <w:r>
+              <w:rPr>
+                <w:rFonts w:ascii="BIZ UDPゴシック" w:eastAsia="BIZ UDPゴシック" w:hAnsi="BIZ UDPゴシック"/>
+                <w:b/>
+                <w:bCs/>
+                <w:noProof/>
+              </w:rPr>
+              <w:fldChar w:fldCharType="begin"/>
+            </w:r>
+            <w:r>
+              <w:rPr>
+                <w:rFonts w:ascii="BIZ UDPゴシック" w:eastAsia="BIZ UDPゴシック" w:hAnsi="BIZ UDPゴシック"/>
+                <w:b/>
+                <w:bCs/>
+                <w:noProof/>
+              </w:rPr>
+              <w:instrText xml:space="preserve"> PAGEREF _Toc8100088 \h </w:instrText>
+            </w:r>
+            <w:r>
+              <w:rPr>
+                <w:rFonts w:ascii="BIZ UDPゴシック" w:eastAsia="BIZ UDPゴシック" w:hAnsi="BIZ UDPゴシック"/>
+                <w:b/>
+                <w:bCs/>
+                <w:noProof/>
+              </w:rPr>
+              <w:fldChar w:fldCharType="separate"/>
+            </w:r>
+            <w:r>
+              <w:rPr>
+                <w:rFonts w:ascii="BIZ UDPゴシック" w:eastAsia="BIZ UDPゴシック" w:hAnsi="BIZ UDPゴシック"/>
+                <w:b/>
+                <w:bCs/>
+                <w:noProof/>
+              </w:rPr>
+              <w:t xml:space="preserve">57</w:t>
+            </w:r>
+            <w:r>
+              <w:rPr>
+                <w:rFonts w:ascii="BIZ UDPゴシック" w:eastAsia="BIZ UDPゴシック" w:hAnsi="BIZ UDPゴシック"/>
+                <w:b/>
+                <w:bCs/>
                 <w:noProof/>
               </w:rPr>
               <w:fldChar w:fldCharType="end"/>
@@ -4431,7 +4615,7 @@
                 <w:rFonts w:ascii="BIZ UDPゴシック" w:eastAsia="BIZ UDPゴシック" w:hAnsi="BIZ UDPゴシック"/>
                 <w:noProof/>
               </w:rPr>
-              <w:t xml:space="preserve">３　北塩原村こども・子育て計画との連携</w:t>
+              <w:t xml:space="preserve">１　第３次健康21・北塩原村グッドヘルスプランとの連携</w:t>
             </w:r>
             <w:r>
               <w:rPr>
@@ -4466,89 +4650,11 @@
                 <w:rFonts w:ascii="BIZ UDPゴシック" w:eastAsia="BIZ UDPゴシック" w:hAnsi="BIZ UDPゴシック"/>
                 <w:noProof/>
               </w:rPr>
-              <w:t xml:space="preserve">55</w:t>
-            </w:r>
-            <w:r>
-              <w:rPr>
-                <w:rFonts w:ascii="BIZ UDPゴシック" w:eastAsia="BIZ UDPゴシック" w:hAnsi="BIZ UDPゴシック"/>
-                <w:noProof/>
-              </w:rPr>
-              <w:fldChar w:fldCharType="end"/>
-            </w:r>
-          </w:hyperlink>
-        </w:p>
-        <w:p>
-          <w:pPr>
-            <w:pStyle w:val="11"/>
-            <w:tabs>
-              <w:tab w:val="right" w:leader="dot" w:pos="9628"/>
-            </w:tabs>
-            <w:rPr>
-              <w:rFonts w:ascii="BIZ UDPゴシック" w:eastAsia="BIZ UDPゴシック" w:hAnsi="BIZ UDPゴシック"/>
-              <w:noProof/>
-            </w:rPr>
-          </w:pPr>
-          <w:hyperlink w:anchor="_Toc8100091" w:history="1">
-            <w:r>
-              <w:rPr>
-                <w:rStyle w:val="a5"/>
-                <w:rFonts w:ascii="BIZ UDPゴシック" w:eastAsia="BIZ UDPゴシック" w:hAnsi="BIZ UDPゴシック"/>
-                <w:b/>
-                <w:bCs/>
-                <w:noProof/>
-              </w:rPr>
-              <w:t xml:space="preserve">第8章　資料編</w:t>
-            </w:r>
-            <w:r>
-              <w:rPr>
-                <w:rFonts w:ascii="BIZ UDPゴシック" w:eastAsia="BIZ UDPゴシック" w:hAnsi="BIZ UDPゴシック"/>
-                <w:b/>
-                <w:bCs/>
-                <w:noProof/>
-              </w:rPr>
-              <w:tab/>
-            </w:r>
-            <w:r>
-              <w:rPr>
-                <w:rFonts w:ascii="BIZ UDPゴシック" w:eastAsia="BIZ UDPゴシック" w:hAnsi="BIZ UDPゴシック"/>
-                <w:b/>
-                <w:bCs/>
-                <w:noProof/>
-              </w:rPr>
-              <w:fldChar w:fldCharType="begin"/>
-            </w:r>
-            <w:r>
-              <w:rPr>
-                <w:rFonts w:ascii="BIZ UDPゴシック" w:eastAsia="BIZ UDPゴシック" w:hAnsi="BIZ UDPゴシック"/>
-                <w:b/>
-                <w:bCs/>
-                <w:noProof/>
-              </w:rPr>
-              <w:instrText xml:space="preserve"> PAGEREF _Toc8100091 \h </w:instrText>
-            </w:r>
-            <w:r>
-              <w:rPr>
-                <w:rFonts w:ascii="BIZ UDPゴシック" w:eastAsia="BIZ UDPゴシック" w:hAnsi="BIZ UDPゴシック"/>
-                <w:b/>
-                <w:bCs/>
-                <w:noProof/>
-              </w:rPr>
-              <w:fldChar w:fldCharType="separate"/>
-            </w:r>
-            <w:r>
-              <w:rPr>
-                <w:rFonts w:ascii="BIZ UDPゴシック" w:eastAsia="BIZ UDPゴシック" w:hAnsi="BIZ UDPゴシック"/>
-                <w:b/>
-                <w:bCs/>
-                <w:noProof/>
-              </w:rPr>
-              <w:t xml:space="preserve">56</w:t>
-            </w:r>
-            <w:r>
-              <w:rPr>
-                <w:rFonts w:ascii="BIZ UDPゴシック" w:eastAsia="BIZ UDPゴシック" w:hAnsi="BIZ UDPゴシック"/>
-                <w:b/>
-                <w:bCs/>
+              <w:t xml:space="preserve">57</w:t>
+            </w:r>
+            <w:r>
+              <w:rPr>
+                <w:rFonts w:ascii="BIZ UDPゴシック" w:eastAsia="BIZ UDPゴシック" w:hAnsi="BIZ UDPゴシック"/>
                 <w:noProof/>
               </w:rPr>
               <w:fldChar w:fldCharType="end"/>
@@ -4566,14 +4672,14 @@
               <w:noProof/>
             </w:rPr>
           </w:pPr>
-          <w:hyperlink w:anchor="_Toc8100092" w:history="1">
+          <w:hyperlink w:anchor="_Toc8100091" w:history="1">
             <w:r>
               <w:rPr>
                 <w:rStyle w:val="a5"/>
                 <w:rFonts w:ascii="BIZ UDPゴシック" w:eastAsia="BIZ UDPゴシック" w:hAnsi="BIZ UDPゴシック"/>
                 <w:noProof/>
               </w:rPr>
-              <w:t xml:space="preserve">１　アンケート調査集計結果</w:t>
+              <w:t xml:space="preserve">２　北塩原村第五次総合振興計画との連携</w:t>
             </w:r>
             <w:r>
               <w:rPr>
@@ -4594,7 +4700,7 @@
                 <w:rFonts w:ascii="BIZ UDPゴシック" w:eastAsia="BIZ UDPゴシック" w:hAnsi="BIZ UDPゴシック"/>
                 <w:noProof/>
               </w:rPr>
-              <w:instrText xml:space="preserve"> PAGEREF _Toc8100092 \h </w:instrText>
+              <w:instrText xml:space="preserve"> PAGEREF _Toc8100091 \h </w:instrText>
             </w:r>
             <w:r>
               <w:rPr>
@@ -4608,7 +4714,7 @@
                 <w:rFonts w:ascii="BIZ UDPゴシック" w:eastAsia="BIZ UDPゴシック" w:hAnsi="BIZ UDPゴシック"/>
                 <w:noProof/>
               </w:rPr>
-              <w:t xml:space="preserve">56</w:t>
+              <w:t xml:space="preserve">58</w:t>
             </w:r>
             <w:r>
               <w:rPr>
@@ -4637,7 +4743,7 @@
                 <w:rFonts w:ascii="BIZ UDPゴシック" w:eastAsia="BIZ UDPゴシック" w:hAnsi="BIZ UDPゴシック"/>
                 <w:noProof/>
               </w:rPr>
-              <w:t xml:space="preserve">２　北塩原村障がい者自立支援協議会委員名簿</w:t>
+              <w:t xml:space="preserve">３　北塩原村こども・子育て計画との連携</w:t>
             </w:r>
             <w:r>
               <w:rPr>
@@ -4672,11 +4778,89 @@
                 <w:rFonts w:ascii="BIZ UDPゴシック" w:eastAsia="BIZ UDPゴシック" w:hAnsi="BIZ UDPゴシック"/>
                 <w:noProof/>
               </w:rPr>
-              <w:t xml:space="preserve">56</w:t>
-            </w:r>
-            <w:r>
-              <w:rPr>
-                <w:rFonts w:ascii="BIZ UDPゴシック" w:eastAsia="BIZ UDPゴシック" w:hAnsi="BIZ UDPゴシック"/>
+              <w:t xml:space="preserve">59</w:t>
+            </w:r>
+            <w:r>
+              <w:rPr>
+                <w:rFonts w:ascii="BIZ UDPゴシック" w:eastAsia="BIZ UDPゴシック" w:hAnsi="BIZ UDPゴシック"/>
+                <w:noProof/>
+              </w:rPr>
+              <w:fldChar w:fldCharType="end"/>
+            </w:r>
+          </w:hyperlink>
+        </w:p>
+        <w:p>
+          <w:pPr>
+            <w:pStyle w:val="11"/>
+            <w:tabs>
+              <w:tab w:val="right" w:leader="dot" w:pos="9628"/>
+            </w:tabs>
+            <w:rPr>
+              <w:rFonts w:ascii="BIZ UDPゴシック" w:eastAsia="BIZ UDPゴシック" w:hAnsi="BIZ UDPゴシック"/>
+              <w:noProof/>
+            </w:rPr>
+          </w:pPr>
+          <w:hyperlink w:anchor="_Toc8100095" w:history="1">
+            <w:r>
+              <w:rPr>
+                <w:rStyle w:val="a5"/>
+                <w:rFonts w:ascii="BIZ UDPゴシック" w:eastAsia="BIZ UDPゴシック" w:hAnsi="BIZ UDPゴシック"/>
+                <w:b/>
+                <w:bCs/>
+                <w:noProof/>
+              </w:rPr>
+              <w:t xml:space="preserve">第8章　資料編</w:t>
+            </w:r>
+            <w:r>
+              <w:rPr>
+                <w:rFonts w:ascii="BIZ UDPゴシック" w:eastAsia="BIZ UDPゴシック" w:hAnsi="BIZ UDPゴシック"/>
+                <w:b/>
+                <w:bCs/>
+                <w:noProof/>
+              </w:rPr>
+              <w:tab/>
+            </w:r>
+            <w:r>
+              <w:rPr>
+                <w:rFonts w:ascii="BIZ UDPゴシック" w:eastAsia="BIZ UDPゴシック" w:hAnsi="BIZ UDPゴシック"/>
+                <w:b/>
+                <w:bCs/>
+                <w:noProof/>
+              </w:rPr>
+              <w:fldChar w:fldCharType="begin"/>
+            </w:r>
+            <w:r>
+              <w:rPr>
+                <w:rFonts w:ascii="BIZ UDPゴシック" w:eastAsia="BIZ UDPゴシック" w:hAnsi="BIZ UDPゴシック"/>
+                <w:b/>
+                <w:bCs/>
+                <w:noProof/>
+              </w:rPr>
+              <w:instrText xml:space="preserve"> PAGEREF _Toc8100095 \h </w:instrText>
+            </w:r>
+            <w:r>
+              <w:rPr>
+                <w:rFonts w:ascii="BIZ UDPゴシック" w:eastAsia="BIZ UDPゴシック" w:hAnsi="BIZ UDPゴシック"/>
+                <w:b/>
+                <w:bCs/>
+                <w:noProof/>
+              </w:rPr>
+              <w:fldChar w:fldCharType="separate"/>
+            </w:r>
+            <w:r>
+              <w:rPr>
+                <w:rFonts w:ascii="BIZ UDPゴシック" w:eastAsia="BIZ UDPゴシック" w:hAnsi="BIZ UDPゴシック"/>
+                <w:b/>
+                <w:bCs/>
+                <w:noProof/>
+              </w:rPr>
+              <w:t xml:space="preserve">60</w:t>
+            </w:r>
+            <w:r>
+              <w:rPr>
+                <w:rFonts w:ascii="BIZ UDPゴシック" w:eastAsia="BIZ UDPゴシック" w:hAnsi="BIZ UDPゴシック"/>
+                <w:b/>
+                <w:bCs/>
                 <w:noProof/>
               </w:rPr>
               <w:fldChar w:fldCharType="end"/>
@@ -4694,14 +4878,14 @@
               <w:noProof/>
             </w:rPr>
           </w:pPr>
-          <w:hyperlink w:anchor="_Toc8100094" w:history="1">
+          <w:hyperlink w:anchor="_Toc8100096" w:history="1">
             <w:r>
               <w:rPr>
                 <w:rStyle w:val="a5"/>
                 <w:rFonts w:ascii="BIZ UDPゴシック" w:eastAsia="BIZ UDPゴシック" w:hAnsi="BIZ UDPゴシック"/>
                 <w:noProof/>
               </w:rPr>
-              <w:t xml:space="preserve">３　策定経過</w:t>
+              <w:t xml:space="preserve">１　アンケート調査集計結果</w:t>
             </w:r>
             <w:r>
               <w:rPr>
@@ -4722,7 +4906,7 @@
                 <w:rFonts w:ascii="BIZ UDPゴシック" w:eastAsia="BIZ UDPゴシック" w:hAnsi="BIZ UDPゴシック"/>
                 <w:noProof/>
               </w:rPr>
-              <w:instrText xml:space="preserve"> PAGEREF _Toc8100094 \h </w:instrText>
+              <w:instrText xml:space="preserve"> PAGEREF _Toc8100096 \h </w:instrText>
             </w:r>
             <w:r>
               <w:rPr>
@@ -4736,7 +4920,7 @@
                 <w:rFonts w:ascii="BIZ UDPゴシック" w:eastAsia="BIZ UDPゴシック" w:hAnsi="BIZ UDPゴシック"/>
                 <w:noProof/>
               </w:rPr>
-              <w:t xml:space="preserve">56</w:t>
+              <w:t xml:space="preserve">60</w:t>
             </w:r>
             <w:r>
               <w:rPr>
@@ -4758,13 +4942,141 @@
               <w:noProof/>
             </w:rPr>
           </w:pPr>
-          <w:hyperlink w:anchor="_Toc8100095" w:history="1">
+          <w:hyperlink w:anchor="_Toc8100097" w:history="1">
             <w:r>
               <w:rPr>
                 <w:rStyle w:val="a5"/>
                 <w:rFonts w:ascii="BIZ UDPゴシック" w:eastAsia="BIZ UDPゴシック" w:hAnsi="BIZ UDPゴシック"/>
                 <w:noProof/>
               </w:rPr>
+              <w:t xml:space="preserve">２　北塩原村障がい者自立支援協議会委員名簿</w:t>
+            </w:r>
+            <w:r>
+              <w:rPr>
+                <w:rFonts w:ascii="BIZ UDPゴシック" w:eastAsia="BIZ UDPゴシック" w:hAnsi="BIZ UDPゴシック"/>
+                <w:noProof/>
+              </w:rPr>
+              <w:tab/>
+            </w:r>
+            <w:r>
+              <w:rPr>
+                <w:rFonts w:ascii="BIZ UDPゴシック" w:eastAsia="BIZ UDPゴシック" w:hAnsi="BIZ UDPゴシック"/>
+                <w:noProof/>
+              </w:rPr>
+              <w:fldChar w:fldCharType="begin"/>
+            </w:r>
+            <w:r>
+              <w:rPr>
+                <w:rFonts w:ascii="BIZ UDPゴシック" w:eastAsia="BIZ UDPゴシック" w:hAnsi="BIZ UDPゴシック"/>
+                <w:noProof/>
+              </w:rPr>
+              <w:instrText xml:space="preserve"> PAGEREF _Toc8100097 \h </w:instrText>
+            </w:r>
+            <w:r>
+              <w:rPr>
+                <w:rFonts w:ascii="BIZ UDPゴシック" w:eastAsia="BIZ UDPゴシック" w:hAnsi="BIZ UDPゴシック"/>
+                <w:noProof/>
+              </w:rPr>
+              <w:fldChar w:fldCharType="separate"/>
+            </w:r>
+            <w:r>
+              <w:rPr>
+                <w:rFonts w:ascii="BIZ UDPゴシック" w:eastAsia="BIZ UDPゴシック" w:hAnsi="BIZ UDPゴシック"/>
+                <w:noProof/>
+              </w:rPr>
+              <w:t xml:space="preserve">60</w:t>
+            </w:r>
+            <w:r>
+              <w:rPr>
+                <w:rFonts w:ascii="BIZ UDPゴシック" w:eastAsia="BIZ UDPゴシック" w:hAnsi="BIZ UDPゴシック"/>
+                <w:noProof/>
+              </w:rPr>
+              <w:fldChar w:fldCharType="end"/>
+            </w:r>
+          </w:hyperlink>
+        </w:p>
+        <w:p>
+          <w:pPr>
+            <w:pStyle w:val="20"/>
+            <w:tabs>
+              <w:tab w:val="right" w:leader="dot" w:pos="9628"/>
+            </w:tabs>
+            <w:rPr>
+              <w:rFonts w:ascii="BIZ UDPゴシック" w:eastAsia="BIZ UDPゴシック" w:hAnsi="BIZ UDPゴシック"/>
+              <w:noProof/>
+            </w:rPr>
+          </w:pPr>
+          <w:hyperlink w:anchor="_Toc8100098" w:history="1">
+            <w:r>
+              <w:rPr>
+                <w:rStyle w:val="a5"/>
+                <w:rFonts w:ascii="BIZ UDPゴシック" w:eastAsia="BIZ UDPゴシック" w:hAnsi="BIZ UDPゴシック"/>
+                <w:noProof/>
+              </w:rPr>
+              <w:t xml:space="preserve">３　策定経過</w:t>
+            </w:r>
+            <w:r>
+              <w:rPr>
+                <w:rFonts w:ascii="BIZ UDPゴシック" w:eastAsia="BIZ UDPゴシック" w:hAnsi="BIZ UDPゴシック"/>
+                <w:noProof/>
+              </w:rPr>
+              <w:tab/>
+            </w:r>
+            <w:r>
+              <w:rPr>
+                <w:rFonts w:ascii="BIZ UDPゴシック" w:eastAsia="BIZ UDPゴシック" w:hAnsi="BIZ UDPゴシック"/>
+                <w:noProof/>
+              </w:rPr>
+              <w:fldChar w:fldCharType="begin"/>
+            </w:r>
+            <w:r>
+              <w:rPr>
+                <w:rFonts w:ascii="BIZ UDPゴシック" w:eastAsia="BIZ UDPゴシック" w:hAnsi="BIZ UDPゴシック"/>
+                <w:noProof/>
+              </w:rPr>
+              <w:instrText xml:space="preserve"> PAGEREF _Toc8100098 \h </w:instrText>
+            </w:r>
+            <w:r>
+              <w:rPr>
+                <w:rFonts w:ascii="BIZ UDPゴシック" w:eastAsia="BIZ UDPゴシック" w:hAnsi="BIZ UDPゴシック"/>
+                <w:noProof/>
+              </w:rPr>
+              <w:fldChar w:fldCharType="separate"/>
+            </w:r>
+            <w:r>
+              <w:rPr>
+                <w:rFonts w:ascii="BIZ UDPゴシック" w:eastAsia="BIZ UDPゴシック" w:hAnsi="BIZ UDPゴシック"/>
+                <w:noProof/>
+              </w:rPr>
+              <w:t xml:space="preserve">60</w:t>
+            </w:r>
+            <w:r>
+              <w:rPr>
+                <w:rFonts w:ascii="BIZ UDPゴシック" w:eastAsia="BIZ UDPゴシック" w:hAnsi="BIZ UDPゴシック"/>
+                <w:noProof/>
+              </w:rPr>
+              <w:fldChar w:fldCharType="end"/>
+            </w:r>
+          </w:hyperlink>
+        </w:p>
+        <w:p>
+          <w:pPr>
+            <w:pStyle w:val="20"/>
+            <w:tabs>
+              <w:tab w:val="right" w:leader="dot" w:pos="9628"/>
+            </w:tabs>
+            <w:rPr>
+              <w:rFonts w:ascii="BIZ UDPゴシック" w:eastAsia="BIZ UDPゴシック" w:hAnsi="BIZ UDPゴシック"/>
+              <w:noProof/>
+            </w:rPr>
+          </w:pPr>
+          <w:hyperlink w:anchor="_Toc8100099" w:history="1">
+            <w:r>
+              <w:rPr>
+                <w:rStyle w:val="a5"/>
+                <w:rFonts w:ascii="BIZ UDPゴシック" w:eastAsia="BIZ UDPゴシック" w:hAnsi="BIZ UDPゴシック"/>
+                <w:noProof/>
+              </w:rPr>
               <w:t xml:space="preserve">４　用語解説</w:t>
             </w:r>
             <w:r>
@@ -4786,7 +5098,7 @@
                 <w:rFonts w:ascii="BIZ UDPゴシック" w:eastAsia="BIZ UDPゴシック" w:hAnsi="BIZ UDPゴシック"/>
                 <w:noProof/>
               </w:rPr>
-              <w:instrText xml:space="preserve"> PAGEREF _Toc8100095 \h </w:instrText>
+              <w:instrText xml:space="preserve"> PAGEREF _Toc8100099 \h </w:instrText>
             </w:r>
             <w:r>
               <w:rPr>
@@ -4800,7 +5112,7 @@
                 <w:rFonts w:ascii="BIZ UDPゴシック" w:eastAsia="BIZ UDPゴシック" w:hAnsi="BIZ UDPゴシック"/>
                 <w:noProof/>
               </w:rPr>
-              <w:t xml:space="preserve">56</w:t>
+              <w:t xml:space="preserve">60</w:t>
             </w:r>
             <w:r>
               <w:rPr>
@@ -22498,6 +22810,97 @@
           </w:p>
         </w:tc>
       </w:tr>
+      <w:tr>
+        <w:tblPrEx>
+          <w:tblCellMar>
+            <w:top w:w="0" w:type="dxa"/>
+            <w:bottom w:w="0" w:type="dxa"/>
+          </w:tblCellMar>
+        </w:tblPrEx>
+        <w:tc>
+          <w:tcPr>
+            <w:tcW w:w="3400" w:type="dxa"/>
+            <w:tcMar>
+              <w:top w:w="60" w:type="dxa"/>
+              <w:left w:w="100" w:type="dxa"/>
+              <w:bottom w:w="60" w:type="dxa"/>
+              <w:right w:w="100" w:type="dxa"/>
+            </w:tcMar>
+            <w:vAlign w:val="center"/>
+          </w:tcPr>
+          <w:p>
+            <w:pPr>
+              <w:rPr>
+                <w:rFonts w:ascii="BIZ UDPゴシック" w:eastAsia="BIZ UDPゴシック" w:hAnsi="BIZ UDPゴシック"/>
+              </w:rPr>
+            </w:pPr>
+            <w:r>
+              <w:rPr>
+                <w:rFonts w:ascii="BIZ UDPゴシック" w:hAnsi="BIZ UDPゴシック" w:eastAsia="BIZ UDPゴシック"/>
+                <w:b w:val="0"/>
+                <w:sz w:val="20"/>
+              </w:rPr>
+              <w:t>令和11年度末の長期入院患者の地域生活への移行に伴う</w:t>
+              <w:br/>
+              <w:t>地域の精神保健医療福祉体制の基盤整備量（利用者数）【新規】</w:t>
+            </w:r>
+          </w:p>
+        </w:tc>
+        <w:tc>
+          <w:tcPr>
+            <w:tcW w:w="2400" w:type="dxa"/>
+            <w:tcMar>
+              <w:top w:w="60" w:type="dxa"/>
+              <w:left w:w="100" w:type="dxa"/>
+              <w:bottom w:w="60" w:type="dxa"/>
+              <w:right w:w="100" w:type="dxa"/>
+            </w:tcMar>
+            <w:vAlign w:val="center"/>
+          </w:tcPr>
+          <w:p>
+            <w:pPr>
+              <w:rPr>
+                <w:rFonts w:ascii="BIZ UDPゴシック" w:eastAsia="BIZ UDPゴシック" w:hAnsi="BIZ UDPゴシック"/>
+              </w:rPr>
+            </w:pPr>
+            <w:r>
+              <w:rPr>
+                <w:rFonts w:ascii="BIZ UDPゴシック" w:hAnsi="BIZ UDPゴシック" w:eastAsia="BIZ UDPゴシック"/>
+                <w:b w:val="0"/>
+                <w:sz w:val="20"/>
+              </w:rPr>
+              <w:t>【県の算定値待ち】</w:t>
+            </w:r>
+          </w:p>
+        </w:tc>
+        <w:tc>
+          <w:tcPr>
+            <w:tcW w:w="3838" w:type="dxa"/>
+            <w:tcMar>
+              <w:top w:w="60" w:type="dxa"/>
+              <w:left w:w="100" w:type="dxa"/>
+              <w:bottom w:w="60" w:type="dxa"/>
+              <w:right w:w="100" w:type="dxa"/>
+            </w:tcMar>
+            <w:vAlign w:val="center"/>
+          </w:tcPr>
+          <w:p>
+            <w:pPr>
+              <w:rPr>
+                <w:rFonts w:ascii="BIZ UDPゴシック" w:eastAsia="BIZ UDPゴシック" w:hAnsi="BIZ UDPゴシック"/>
+              </w:rPr>
+            </w:pPr>
+            <w:r>
+              <w:rPr>
+                <w:rFonts w:ascii="BIZ UDPゴシック" w:hAnsi="BIZ UDPゴシック" w:eastAsia="BIZ UDPゴシック"/>
+                <w:b w:val="0"/>
+                <w:sz w:val="20"/>
+              </w:rPr>
+              <w:t>基本指針 別表第二 三㈠⑤の「定めなければならない事項」。福島県が別表第四の三の項の式により算定した県全域の基盤整備量（利用者数）を勘案して、本村の区域における基盤整備量を定める。県へ照会中</w:t>
+            </w:r>
+          </w:p>
+        </w:tc>
+      </w:tr>
     </w:tbl>
     <w:p>
       <w:pPr>
@@ -22514,6 +22917,75 @@
       </w:r>
       <w:bookmarkEnd w:id="8100045"/>
     </w:p>
+    <w:p>
+      <w:pPr>
+        <w:ind w:firstLine="210"/>
+      </w:pPr>
+      <w:r>
+        <w:rPr>
+          <w:rFonts w:ascii="BIZ UDPゴシック" w:hAnsi="BIZ UDPゴシック" w:eastAsia="BIZ UDPゴシック"/>
+          <w:b w:val="0"/>
+          <w:sz w:val="21"/>
+        </w:rPr>
+        <w:t>上表の基盤整備量は、基本指針 別表第二 三㈠⑤により市町村障害福祉計画で定めなければならない事項とされています。これは、精神病床に１年以上入院している方が地域生活へ移行した場合に、地域で受け止めるために必要となる障がい福祉サービス等の利用者数をあらかじめ見込んでおくものです。</w:t>
+      </w:r>
+    </w:p>
+    <w:p>
+      <w:pPr>
+        <w:ind w:firstLine="210"/>
+      </w:pPr>
+      <w:r>
+        <w:rPr>
+          <w:rFonts w:ascii="BIZ UDPゴシック" w:hAnsi="BIZ UDPゴシック" w:eastAsia="BIZ UDPゴシック"/>
+          <w:b w:val="0"/>
+          <w:sz w:val="21"/>
+        </w:rPr>
+        <w:t>算定は都道府県が先に行います。福島県が別表第四の三の項の式により県全域の基盤整備量を算定し、市町村はこれを勘案して自らの区域の基盤整備量を定めます。本村の長期入院者数が少ないことから、圏域単位での受け止めを前提とした整理が必要になる見込みです。</w:t>
+      </w:r>
+    </w:p>
+    <w:tbl>
+      <w:tblPr>
+        <w:tblW w:type="auto" w:w="0"/>
+        <w:tblLook w:firstColumn="1" w:firstRow="1" w:lastColumn="0" w:lastRow="0" w:noHBand="0" w:noVBand="1" w:val="04A0"/>
+        <w:tblBorders>
+          <w:top w:val="single" w:sz="4" w:space="0" w:color="C9A03B"/>
+          <w:left w:val="single" w:sz="4" w:space="0" w:color="C9A03B"/>
+          <w:bottom w:val="single" w:sz="4" w:space="0" w:color="C9A03B"/>
+          <w:right w:val="single" w:sz="4" w:space="0" w:color="C9A03B"/>
+          <w:insideH w:val="single" w:sz="4" w:space="0" w:color="C9A03B"/>
+          <w:insideV w:val="single" w:sz="4" w:space="0" w:color="C9A03B"/>
+        </w:tblBorders>
+      </w:tblPr>
+      <w:tblGrid>
+        <w:gridCol w:w="9638"/>
+      </w:tblGrid>
+      <w:tr>
+        <w:tc>
+          <w:tcPr>
+            <w:tcW w:type="dxa" w:w="9638"/>
+            <w:tcW w:w="9638" w:type="dxa"/>
+            <w:shd w:val="clear" w:color="auto" w:fill="FFF2CC"/>
+            <w:tcMar>
+              <w:top w:w="120" w:type="dxa"/>
+              <w:left w:w="160" w:type="dxa"/>
+              <w:bottom w:w="120" w:type="dxa"/>
+              <w:right w:w="160" w:type="dxa"/>
+            </w:tcMar>
+            <w:vAlign w:val="center"/>
+          </w:tcPr>
+          <w:p>
+            <w:r>
+              <w:rPr>
+                <w:rFonts w:ascii="BIZ UDPゴシック" w:hAnsi="BIZ UDPゴシック" w:eastAsia="BIZ UDPゴシック"/>
+                <w:b w:val="0"/>
+                <w:sz w:val="19"/>
+              </w:rPr>
+              <w:t>【要確認：県】第８期福島県障がい福祉計画における別表第四の三の項による令和11年度末の基盤整備量（利用者数）の算定値と、市町村への配分の考え方を確認してください。あわせて、県計画の公表が本村の計画確定（令和９年３月予定）に間に合わない場合の取扱いも確認が必要です。定めなければならない事項であるため、空欄のまま計画を確定することはできません。</w:t>
+            </w:r>
+          </w:p>
+        </w:tc>
+      </w:tr>
+    </w:tbl>
     <w:p>
       <w:pPr>
         <w:ind w:firstLine="210"/>
@@ -24172,6 +24644,71 @@
           <w:b w:val="0"/>
           <w:sz w:val="21"/>
         </w:rPr>
+        <w:t>令和８年８月19日に示された基本指針の改正により、「医療的ケア児及びその家族に対する支援に関する法律」が「医療的ケア児等及び重症心身障害児者並びにそれらの家族に対する支援に関する法律」に改められ、支援の対象が広がりました。新たに「医療的ケア者」が定められ、医療的ケア児であった方で引き続き恒常的に医療的ケアが不可欠である方と、恒常的に医療的ケアが不可欠でこれにより自立した日常生活又は社会生活を営むことが困難な状態にある方が対象となります。医療的ケア児と医療的ケア者を合わせて「医療的ケア児等」といいます。</w:t>
+      </w:r>
+    </w:p>
+    <w:p>
+      <w:pPr>
+        <w:ind w:firstLine="210"/>
+      </w:pPr>
+      <w:r>
+        <w:rPr>
+          <w:rFonts w:ascii="BIZ UDPゴシック" w:hAnsi="BIZ UDPゴシック" w:eastAsia="BIZ UDPゴシック"/>
+          <w:b w:val="0"/>
+          <w:sz w:val="21"/>
+        </w:rPr>
+        <w:t>これにより、成果目標は次の２つになります。第一に、令和11年度末までに、保健、医療、障がい福祉、保育、教育等の関係機関等が連携を図るための協議の場を設けること。第二に、医療的ケア児等に関するコーディネーターを配置することです。いずれも村単独での設置が困難な場合は、県の関与のうえ圏域での設置であっても差し支えないとされています。</w:t>
+      </w:r>
+    </w:p>
+    <w:p>
+      <w:pPr>
+        <w:ind w:firstLine="210"/>
+      </w:pPr>
+      <w:r>
+        <w:rPr>
+          <w:rFonts w:ascii="BIZ UDPゴシック" w:hAnsi="BIZ UDPゴシック" w:eastAsia="BIZ UDPゴシック"/>
+          <w:b w:val="0"/>
+          <w:sz w:val="21"/>
+        </w:rPr>
+        <w:t>コーディネーターは、医療的ケア児等に関するコーディネーターを養成する研修を修了した相談支援専門員、保健師、訪問看護師等をもって充てます。必要に応じて相談支援従事者初任者研修を受講することが望ましいとされています。その役割は、新生児集中治療室に入院中から退院後の在宅生活を見据えた退院支援、多分野にまたがる支援の利用調整、協議の場への参画による地域資源の開発、及び学齢期から成人期への円滑な引継ぎです。</w:t>
+      </w:r>
+    </w:p>
+    <w:p>
+      <w:pPr>
+        <w:ind w:firstLine="210"/>
+      </w:pPr>
+      <w:r>
+        <w:rPr>
+          <w:rFonts w:ascii="BIZ UDPゴシック" w:hAnsi="BIZ UDPゴシック" w:eastAsia="BIZ UDPゴシック"/>
+          <w:b w:val="0"/>
+          <w:sz w:val="21"/>
+        </w:rPr>
+        <w:t>本村の医療的ケア児１人についても、18歳に達した後は医療的ケア者として引き続き支援の対象となります。計画期間中に18歳に達する場合には、第５章２の年齢到達に伴うサービスの移行と合わせて、障がい児通所支援から障がい福祉サービスへの引継ぎを準備します。</w:t>
+      </w:r>
+    </w:p>
+    <w:p>
+      <w:pPr>
+        <w:ind w:firstLine="210"/>
+      </w:pPr>
+      <w:r>
+        <w:rPr>
+          <w:rFonts w:ascii="BIZ UDPゴシック" w:hAnsi="BIZ UDPゴシック" w:eastAsia="BIZ UDPゴシック"/>
+          <w:b w:val="0"/>
+          <w:sz w:val="21"/>
+        </w:rPr>
+        <w:t>都道府県においては、医療的ケア児支援センターが「医療的ケア児等支援センター」に改称され、対象に重症心身障害児者が加わりました。あわせて「医療的ケア児等支援地域協議会」の設置が求められています。同センターの業務には、個別避難計画の作成についての協力と、災害時における市町村と連携した情報の提供が加えられました。本村の個別避難計画の作成（第３章３ ⑥生活環境）においても、同センターとの連携を前提とします。</w:t>
+      </w:r>
+    </w:p>
+    <w:p>
+      <w:pPr>
+        <w:ind w:firstLine="210"/>
+      </w:pPr>
+      <w:r>
+        <w:rPr>
+          <w:rFonts w:ascii="BIZ UDPゴシック" w:hAnsi="BIZ UDPゴシック" w:eastAsia="BIZ UDPゴシック"/>
+          <w:b w:val="0"/>
+          <w:sz w:val="21"/>
+        </w:rPr>
         <w:t>なお、障がい児入所施設及び児童福祉施設に入所している児童は０人、障害児通所支援の支給決定の申請中の児童も０人であることを村に確認しています。第５章の障害児入所支援の見込量を０とする根拠はこの確認によります。</w:t>
       </w:r>
     </w:p>
@@ -24796,6 +25333,101 @@
                 <w:szCs w:val="20"/>
               </w:rPr>
               <w:t>利用希望者の状況を踏まえ、近隣市町村と連携しながらサービス提供に努める</w:t>
+            </w:r>
+          </w:p>
+        </w:tc>
+      </w:tr>
+      <w:tr>
+        <w:tblPrEx>
+          <w:tblCellMar>
+            <w:top w:w="0" w:type="dxa"/>
+            <w:bottom w:w="0" w:type="dxa"/>
+          </w:tblCellMar>
+        </w:tblPrEx>
+        <w:tc>
+          <w:tcPr>
+            <w:tcW w:w="2800" w:type="dxa"/>
+            <w:shd w:val="clear" w:color="auto" w:fill="F2F2F2"/>
+            <w:tcMar>
+              <w:top w:w="60" w:type="dxa"/>
+              <w:left w:w="100" w:type="dxa"/>
+              <w:bottom w:w="60" w:type="dxa"/>
+              <w:right w:w="100" w:type="dxa"/>
+            </w:tcMar>
+            <w:vAlign w:val="center"/>
+          </w:tcPr>
+          <w:p>
+            <w:pPr>
+              <w:rPr>
+                <w:rFonts w:ascii="BIZ UDPゴシック" w:eastAsia="BIZ UDPゴシック" w:hAnsi="BIZ UDPゴシック"/>
+              </w:rPr>
+            </w:pPr>
+            <w:r>
+              <w:rPr>
+                <w:rFonts w:ascii="BIZ UDPゴシック" w:hAnsi="BIZ UDPゴシック" w:eastAsia="BIZ UDPゴシック"/>
+                <w:b w:val="0"/>
+                <w:sz w:val="20"/>
+              </w:rPr>
+              <w:t>医療的ケア児等に関する関係機関の</w:t>
+              <w:br/>
+              <w:t>協議の場の設置【新規】</w:t>
+            </w:r>
+          </w:p>
+        </w:tc>
+        <w:tc>
+          <w:tcPr>
+            <w:tcW w:w="2200" w:type="dxa"/>
+            <w:shd w:val="clear" w:color="auto" w:fill="F2F2F2"/>
+            <w:tcMar>
+              <w:top w:w="60" w:type="dxa"/>
+              <w:left w:w="100" w:type="dxa"/>
+              <w:bottom w:w="60" w:type="dxa"/>
+              <w:right w:w="100" w:type="dxa"/>
+            </w:tcMar>
+            <w:vAlign w:val="center"/>
+          </w:tcPr>
+          <w:p>
+            <w:pPr>
+              <w:spacing w:after="20"/>
+              <w:rPr>
+                <w:rFonts w:ascii="BIZ UDPゴシック" w:eastAsia="BIZ UDPゴシック" w:hAnsi="BIZ UDPゴシック"/>
+              </w:rPr>
+            </w:pPr>
+            <w:r>
+              <w:rPr>
+                <w:rFonts w:ascii="BIZ UDPゴシック" w:hAnsi="BIZ UDPゴシック" w:eastAsia="BIZ UDPゴシック"/>
+                <w:b w:val="0"/>
+                <w:sz w:val="20"/>
+              </w:rPr>
+              <w:t>圏域で設置</w:t>
+            </w:r>
+          </w:p>
+        </w:tc>
+        <w:tc>
+          <w:tcPr>
+            <w:tcW w:w="4638" w:type="dxa"/>
+            <w:shd w:val="clear" w:color="auto" w:fill="F2F2F2"/>
+            <w:tcMar>
+              <w:top w:w="60" w:type="dxa"/>
+              <w:left w:w="100" w:type="dxa"/>
+              <w:bottom w:w="60" w:type="dxa"/>
+              <w:right w:w="100" w:type="dxa"/>
+            </w:tcMar>
+            <w:vAlign w:val="center"/>
+          </w:tcPr>
+          <w:p>
+            <w:pPr>
+              <w:rPr>
+                <w:rFonts w:ascii="BIZ UDPゴシック" w:eastAsia="BIZ UDPゴシック" w:hAnsi="BIZ UDPゴシック"/>
+              </w:rPr>
+            </w:pPr>
+            <w:r>
+              <w:rPr>
+                <w:rFonts w:ascii="BIZ UDPゴシック" w:hAnsi="BIZ UDPゴシック" w:eastAsia="BIZ UDPゴシック"/>
+                <w:b w:val="0"/>
+                <w:sz w:val="20"/>
+              </w:rPr>
+              <w:t>令和８年８月19日の基本指針改正により、協議の場の設置がコーディネーターの配置と並ぶ成果目標となった。村単独での設置が困難な場合は、県の関与のうえ圏域での設置も可</w:t>
             </w:r>
           </w:p>
         </w:tc>
@@ -31219,9 +31851,81 @@
           <w:b w:val="0"/>
           <w:sz w:val="21"/>
         </w:rPr>
+        <w:t>■　18歳到達時の医療的ケア児等の扱い</w:t>
+      </w:r>
+      <w:bookmarkEnd w:id="8100061"/>
+    </w:p>
+    <w:p>
+      <w:pPr>
+        <w:ind w:firstLine="210"/>
+      </w:pPr>
+      <w:r>
+        <w:rPr>
+          <w:rFonts w:ascii="BIZ UDPゴシック" w:hAnsi="BIZ UDPゴシック" w:eastAsia="BIZ UDPゴシック"/>
+          <w:b w:val="0"/>
+          <w:sz w:val="21"/>
+        </w:rPr>
+        <w:t>医療的ケア児は、18歳に達すると障がい児通所支援の対象から外れますが、令和８年８月の法改正により「医療的ケア者」として引き続き支援の対象となります。障がい福祉サービス（生活介護、短期入所、共同生活援助等）への移行にあたっては、医療的ケアを提供できる事業所が圏域に限られることから、18歳到達の１年以上前から、相談支援専門員、医療機関、学校及び受入れ先の事業所による調整を始めます。</w:t>
+      </w:r>
+    </w:p>
+    <w:tbl>
+      <w:tblPr>
+        <w:tblW w:type="auto" w:w="0"/>
+        <w:tblLook w:firstColumn="1" w:firstRow="1" w:lastColumn="0" w:lastRow="0" w:noHBand="0" w:noVBand="1" w:val="04A0"/>
+        <w:tblBorders>
+          <w:top w:val="single" w:sz="4" w:space="0" w:color="C9A03B"/>
+          <w:left w:val="single" w:sz="4" w:space="0" w:color="C9A03B"/>
+          <w:bottom w:val="single" w:sz="4" w:space="0" w:color="C9A03B"/>
+          <w:right w:val="single" w:sz="4" w:space="0" w:color="C9A03B"/>
+          <w:insideH w:val="single" w:sz="4" w:space="0" w:color="C9A03B"/>
+          <w:insideV w:val="single" w:sz="4" w:space="0" w:color="C9A03B"/>
+        </w:tblBorders>
+      </w:tblPr>
+      <w:tblGrid>
+        <w:gridCol w:w="9638"/>
+      </w:tblGrid>
+      <w:tr>
+        <w:tc>
+          <w:tcPr>
+            <w:tcW w:type="dxa" w:w="9638"/>
+            <w:tcW w:w="9638" w:type="dxa"/>
+            <w:shd w:val="clear" w:color="auto" w:fill="FFF2CC"/>
+            <w:tcMar>
+              <w:top w:w="120" w:type="dxa"/>
+              <w:left w:w="160" w:type="dxa"/>
+              <w:bottom w:w="120" w:type="dxa"/>
+              <w:right w:w="160" w:type="dxa"/>
+            </w:tcMar>
+            <w:vAlign w:val="center"/>
+          </w:tcPr>
+          <w:p>
+            <w:r>
+              <w:rPr>
+                <w:rFonts w:ascii="BIZ UDPゴシック" w:hAnsi="BIZ UDPゴシック" w:eastAsia="BIZ UDPゴシック"/>
+                <w:b w:val="0"/>
+                <w:sz w:val="19"/>
+              </w:rPr>
+              <w:t>【要確認：村】本村の医療的ケア児１人の年齢を確認してください。計画期間（令和９〜11年度）中に18歳に達する場合は、移行先のサービスと事業所の確保を本計画に位置づける必要があります。また、18歳以上で恒常的に医療的ケアを受けている方（医療的ケア者）がほかにいないかも確認してください。第５章４・５の見込量に、重度障がい者の内数として計上します。</w:t>
+            </w:r>
+          </w:p>
+        </w:tc>
+      </w:tr>
+    </w:tbl>
+    <w:p/>
+    <w:p>
+      <w:pPr>
+        <w:pStyle w:val="3"/>
+      </w:pPr>
+      <w:bookmarkStart w:id="8100062" w:name="_Toc8100062"/>
+      <w:r>
+        <w:rPr>
+          <w:rFonts w:ascii="BIZ UDPゴシック" w:hAnsi="BIZ UDPゴシック" w:eastAsia="BIZ UDPゴシック"/>
+          <w:b w:val="0"/>
+          <w:sz w:val="21"/>
+        </w:rPr>
         <w:t>■　65歳到達時のサービスの区分</w:t>
       </w:r>
-      <w:bookmarkEnd w:id="8100061"/>
+      <w:bookmarkEnd w:id="8100062"/>
     </w:p>
     <w:tbl>
       <w:tblPr>
@@ -31544,7 +32248,7 @@
       <w:pPr>
         <w:pStyle w:val="3"/>
       </w:pPr>
-      <w:bookmarkStart w:id="8100062" w:name="_Toc8100062"/>
+      <w:bookmarkStart w:id="8100063" w:name="_Toc8100063"/>
       <w:r>
         <w:rPr>
           <w:rFonts w:ascii="BIZ UDPゴシック" w:hAnsi="BIZ UDPゴシック" w:eastAsia="BIZ UDPゴシック"/>
@@ -31553,7 +32257,7 @@
         </w:rPr>
         <w:t>■　利用者負担の軽減</w:t>
       </w:r>
-      <w:bookmarkEnd w:id="8100062"/>
+      <w:bookmarkEnd w:id="8100063"/>
     </w:p>
     <w:p>
       <w:pPr>
@@ -31623,7 +32327,7 @@
           <w:rFonts w:ascii="BIZ UDPゴシック" w:eastAsia="BIZ UDPゴシック" w:hAnsi="BIZ UDPゴシック"/>
         </w:rPr>
       </w:pPr>
-      <w:bookmarkStart w:id="8100063" w:name="_Toc8100063"/>
+      <w:bookmarkStart w:id="8100064" w:name="_Toc8100064"/>
       <w:r>
         <w:rPr>
           <w:rFonts w:ascii="BIZ UDPゴシック" w:eastAsia="BIZ UDPゴシック" w:hAnsi="BIZ UDPゴシック" w:cs="IPAexGothic, MS Gothic, Noto Sa"/>
@@ -31633,7 +32337,7 @@
         </w:rPr>
         <w:t>３　訪問系サービス</w:t>
       </w:r>
-      <w:bookmarkEnd w:id="8100063"/>
+      <w:bookmarkEnd w:id="8100064"/>
     </w:p>
     <w:p>
       <w:pPr>
@@ -33388,7 +34092,7 @@
           <w:rFonts w:ascii="BIZ UDPゴシック" w:eastAsia="BIZ UDPゴシック" w:hAnsi="BIZ UDPゴシック"/>
         </w:rPr>
       </w:pPr>
-      <w:bookmarkStart w:id="8100064" w:name="_Toc8100064"/>
+      <w:bookmarkStart w:id="8100065" w:name="_Toc8100065"/>
       <w:r>
         <w:rPr>
           <w:rFonts w:ascii="BIZ UDPゴシック" w:eastAsia="BIZ UDPゴシック" w:hAnsi="BIZ UDPゴシック" w:cs="IPAexGothic, MS Gothic, Noto Sa"/>
@@ -33398,7 +34102,7 @@
         </w:rPr>
         <w:t>４　日中活動系サービス</w:t>
       </w:r>
-      <w:bookmarkEnd w:id="8100064"/>
+      <w:bookmarkEnd w:id="8100065"/>
     </w:p>
     <w:p>
       <w:pPr>
@@ -36537,7 +37241,7 @@
           <w:rFonts w:ascii="BIZ UDPゴシック" w:eastAsia="BIZ UDPゴシック" w:hAnsi="BIZ UDPゴシック"/>
         </w:rPr>
       </w:pPr>
-      <w:bookmarkStart w:id="8100065" w:name="_Toc8100065"/>
+      <w:bookmarkStart w:id="8100066" w:name="_Toc8100066"/>
       <w:r>
         <w:rPr>
           <w:rFonts w:ascii="BIZ UDPゴシック" w:eastAsia="BIZ UDPゴシック" w:hAnsi="BIZ UDPゴシック" w:cs="IPAexGothic, MS Gothic, Noto Sa"/>
@@ -36547,7 +37251,7 @@
         </w:rPr>
         <w:t>５　居住系サービス</w:t>
       </w:r>
-      <w:bookmarkEnd w:id="8100065"/>
+      <w:bookmarkEnd w:id="8100066"/>
     </w:p>
     <w:p>
       <w:pPr>
@@ -37533,7 +38237,7 @@
           <w:rFonts w:ascii="BIZ UDPゴシック" w:eastAsia="BIZ UDPゴシック" w:hAnsi="BIZ UDPゴシック"/>
         </w:rPr>
       </w:pPr>
-      <w:bookmarkStart w:id="8100066" w:name="_Toc8100066"/>
+      <w:bookmarkStart w:id="8100067" w:name="_Toc8100067"/>
       <w:r>
         <w:rPr>
           <w:rFonts w:ascii="BIZ UDPゴシック" w:eastAsia="BIZ UDPゴシック" w:hAnsi="BIZ UDPゴシック" w:cs="IPAexGothic, MS Gothic, Noto Sa"/>
@@ -37543,7 +38247,7 @@
         </w:rPr>
         <w:t>６　相談支援</w:t>
       </w:r>
-      <w:bookmarkEnd w:id="8100066"/>
+      <w:bookmarkEnd w:id="8100067"/>
     </w:p>
     <w:p>
       <w:pPr>
@@ -38522,7 +39226,7 @@
           <w:rFonts w:ascii="BIZ UDPゴシック" w:eastAsia="BIZ UDPゴシック" w:hAnsi="BIZ UDPゴシック"/>
         </w:rPr>
       </w:pPr>
-      <w:bookmarkStart w:id="8100067" w:name="_Toc8100067"/>
+      <w:bookmarkStart w:id="8100068" w:name="_Toc8100068"/>
       <w:r>
         <w:rPr>
           <w:rFonts w:ascii="BIZ UDPゴシック" w:eastAsia="BIZ UDPゴシック" w:hAnsi="BIZ UDPゴシック" w:cs="IPAexGothic, MS Gothic, Noto Sa"/>
@@ -38532,7 +39236,7 @@
         </w:rPr>
         <w:t>７　障がい児支援</w:t>
       </w:r>
-      <w:bookmarkEnd w:id="8100067"/>
+      <w:bookmarkEnd w:id="8100068"/>
     </w:p>
     <w:p>
       <w:pPr>
@@ -40527,7 +41231,7 @@
           <w:rFonts w:ascii="BIZ UDPゴシック" w:eastAsia="BIZ UDPゴシック" w:hAnsi="BIZ UDPゴシック"/>
         </w:rPr>
       </w:pPr>
-      <w:bookmarkStart w:id="8100068" w:name="_Toc8100068"/>
+      <w:bookmarkStart w:id="8100069" w:name="_Toc8100069"/>
       <w:r>
         <w:rPr>
           <w:rFonts w:ascii="BIZ UDPゴシック" w:eastAsia="BIZ UDPゴシック" w:hAnsi="BIZ UDPゴシック" w:cs="IPAexGothic, MS Gothic, Noto Sa"/>
@@ -40537,7 +41241,7 @@
         </w:rPr>
         <w:t>８　必要な見込量の確保のための方策</w:t>
       </w:r>
-      <w:bookmarkEnd w:id="8100068"/>
+      <w:bookmarkEnd w:id="8100069"/>
     </w:p>
     <w:p>
       <w:pPr>
@@ -42664,7 +43368,7 @@
           <w:rFonts w:ascii="BIZ UDPゴシック" w:eastAsia="BIZ UDPゴシック" w:hAnsi="BIZ UDPゴシック"/>
         </w:rPr>
       </w:pPr>
-      <w:bookmarkStart w:id="8100069" w:name="_Toc8100069"/>
+      <w:bookmarkStart w:id="8100070" w:name="_Toc8100070"/>
       <w:r>
         <w:rPr>
           <w:rFonts w:ascii="BIZ UDPゴシック" w:eastAsia="BIZ UDPゴシック" w:hAnsi="BIZ UDPゴシック" w:cs="IPAexGothic, MS Gothic, Noto Sa"/>
@@ -42674,7 +43378,7 @@
         </w:rPr>
         <w:t>９　地域生活支援事業の実施目標</w:t>
       </w:r>
-      <w:bookmarkEnd w:id="8100069"/>
+      <w:bookmarkEnd w:id="8100070"/>
     </w:p>
     <w:p>
       <w:pPr>
@@ -44980,7 +45684,7 @@
       <w:pPr>
         <w:pStyle w:val="3"/>
       </w:pPr>
-      <w:bookmarkStart w:id="8100070" w:name="_Toc8100070"/>
+      <w:bookmarkStart w:id="8100071" w:name="_Toc8100071"/>
       <w:r>
         <w:rPr>
           <w:rFonts w:ascii="BIZ UDPゴシック" w:hAnsi="BIZ UDPゴシック" w:eastAsia="BIZ UDPゴシック"/>
@@ -44989,7 +45693,7 @@
         </w:rPr>
         <w:t>■　事業ごとの実施に関する考え方</w:t>
       </w:r>
-      <w:bookmarkEnd w:id="8100070"/>
+      <w:bookmarkEnd w:id="8100071"/>
     </w:p>
     <w:p>
       <w:pPr>
@@ -45445,7 +46149,7 @@
       <w:pPr>
         <w:pStyle w:val="2"/>
       </w:pPr>
-      <w:bookmarkStart w:id="8100071" w:name="_Toc8100071"/>
+      <w:bookmarkStart w:id="8100072" w:name="_Toc8100072"/>
       <w:r>
         <w:rPr>
           <w:rFonts w:ascii="BIZ UDPゴシック" w:hAnsi="BIZ UDPゴシック" w:eastAsia="BIZ UDPゴシック"/>
@@ -45454,7 +46158,7 @@
         </w:rPr>
         <w:t>10　活動指標</w:t>
       </w:r>
-      <w:bookmarkEnd w:id="8100071"/>
+      <w:bookmarkEnd w:id="8100072"/>
     </w:p>
     <w:p>
       <w:pPr>
@@ -45486,7 +46190,7 @@
       <w:pPr>
         <w:pStyle w:val="3"/>
       </w:pPr>
-      <w:bookmarkStart w:id="8100072" w:name="_Toc8100072"/>
+      <w:bookmarkStart w:id="8100073" w:name="_Toc8100073"/>
       <w:r>
         <w:rPr>
           <w:rFonts w:ascii="BIZ UDPゴシック" w:hAnsi="BIZ UDPゴシック" w:eastAsia="BIZ UDPゴシック"/>
@@ -45495,7 +46199,7 @@
         </w:rPr>
         <w:t>■　サービスの見込量に相当する活動指標</w:t>
       </w:r>
-      <w:bookmarkEnd w:id="8100072"/>
+      <w:bookmarkEnd w:id="8100073"/>
     </w:p>
     <w:p>
       <w:pPr>
@@ -45514,7 +46218,7 @@
       <w:pPr>
         <w:pStyle w:val="3"/>
       </w:pPr>
-      <w:bookmarkStart w:id="8100073" w:name="_Toc8100073"/>
+      <w:bookmarkStart w:id="8100074" w:name="_Toc8100074"/>
       <w:r>
         <w:rPr>
           <w:rFonts w:ascii="BIZ UDPゴシック" w:hAnsi="BIZ UDPゴシック" w:eastAsia="BIZ UDPゴシック"/>
@@ -45523,7 +46227,7 @@
         </w:rPr>
         <w:t>■　その他の活動指標</w:t>
       </w:r>
-      <w:bookmarkEnd w:id="8100073"/>
+      <w:bookmarkEnd w:id="8100074"/>
     </w:p>
     <w:tbl>
       <w:tblPr>
@@ -47203,7 +47907,7 @@
       <w:pPr>
         <w:pStyle w:val="3"/>
       </w:pPr>
-      <w:bookmarkStart w:id="8100074" w:name="_Toc8100074"/>
+      <w:bookmarkStart w:id="8100075" w:name="_Toc8100075"/>
       <w:r>
         <w:rPr>
           <w:rFonts w:ascii="BIZ UDPゴシック" w:hAnsi="BIZ UDPゴシック" w:eastAsia="BIZ UDPゴシック"/>
@@ -47212,7 +47916,7 @@
         </w:rPr>
         <w:t>■　本村では設定しない活動指標</w:t>
       </w:r>
-      <w:bookmarkEnd w:id="8100074"/>
+      <w:bookmarkEnd w:id="8100075"/>
     </w:p>
     <w:p>
       <w:pPr>
@@ -47282,7 +47986,7 @@
           <w:rFonts w:ascii="BIZ UDPゴシック" w:eastAsia="BIZ UDPゴシック" w:hAnsi="BIZ UDPゴシック"/>
         </w:rPr>
       </w:pPr>
-      <w:bookmarkStart w:id="8100075" w:name="_Toc8100075"/>
+      <w:bookmarkStart w:id="8100076" w:name="_Toc8100076"/>
       <w:r>
         <w:rPr>
           <w:rFonts w:ascii="BIZ UDPゴシック" w:eastAsia="BIZ UDPゴシック" w:hAnsi="BIZ UDPゴシック" w:cs="IPAexGothic, MS Gothic, Noto Sa"/>
@@ -47292,7 +47996,7 @@
         </w:rPr>
         <w:t>11　事業提供体制の確保のための方策</w:t>
       </w:r>
-      <w:bookmarkEnd w:id="8100075"/>
+      <w:bookmarkEnd w:id="8100076"/>
     </w:p>
     <w:p>
       <w:pPr>
@@ -47343,7 +48047,7 @@
       <w:pPr>
         <w:pStyle w:val="2"/>
       </w:pPr>
-      <w:bookmarkStart w:id="8100076" w:name="_Toc8100076"/>
+      <w:bookmarkStart w:id="8100077" w:name="_Toc8100077"/>
       <w:r>
         <w:rPr>
           <w:rFonts w:ascii="BIZ UDPゴシック" w:hAnsi="BIZ UDPゴシック" w:eastAsia="BIZ UDPゴシック"/>
@@ -47352,7 +48056,7 @@
         </w:rPr>
         <w:t>12　障がい福祉サービス等に係る費用の推移と財源構成</w:t>
       </w:r>
-      <w:bookmarkEnd w:id="8100076"/>
+      <w:bookmarkEnd w:id="8100077"/>
     </w:p>
     <w:p>
       <w:pPr>
@@ -47371,7 +48075,7 @@
       <w:pPr>
         <w:pStyle w:val="3"/>
       </w:pPr>
-      <w:bookmarkStart w:id="8100077" w:name="_Toc8100077"/>
+      <w:bookmarkStart w:id="8100078" w:name="_Toc8100078"/>
       <w:r>
         <w:rPr>
           <w:rFonts w:ascii="BIZ UDPゴシック" w:hAnsi="BIZ UDPゴシック" w:eastAsia="BIZ UDPゴシック"/>
@@ -47380,7 +48084,7 @@
         </w:rPr>
         <w:t>■　給付費の推移</w:t>
       </w:r>
-      <w:bookmarkEnd w:id="8100077"/>
+      <w:bookmarkEnd w:id="8100078"/>
     </w:p>
     <w:tbl>
       <w:tblPr>
@@ -48313,7 +49017,7 @@
       <w:pPr>
         <w:pStyle w:val="3"/>
       </w:pPr>
-      <w:bookmarkStart w:id="8100078" w:name="_Toc8100078"/>
+      <w:bookmarkStart w:id="8100079" w:name="_Toc8100079"/>
       <w:r>
         <w:rPr>
           <w:rFonts w:ascii="BIZ UDPゴシック" w:hAnsi="BIZ UDPゴシック" w:eastAsia="BIZ UDPゴシック"/>
@@ -48321,549 +49025,6 @@
           <w:sz w:val="21"/>
         </w:rPr>
         <w:t>■　財源構成（令和７年度・法定負担割合による試算）</w:t>
-      </w:r>
-      <w:bookmarkEnd w:id="8100078"/>
-    </w:p>
-    <w:tbl>
-      <w:tblPr>
-        <w:tblW w:type="auto" w:w="0"/>
-        <w:tblLook w:firstColumn="1" w:firstRow="1" w:lastColumn="0" w:lastRow="0" w:noHBand="0" w:noVBand="1" w:val="04A0"/>
-        <w:tblBorders>
-          <w:top w:val="single" w:sz="4" w:space="0" w:color="AAAAAA"/>
-          <w:left w:val="single" w:sz="4" w:space="0" w:color="AAAAAA"/>
-          <w:bottom w:val="single" w:sz="4" w:space="0" w:color="AAAAAA"/>
-          <w:right w:val="single" w:sz="4" w:space="0" w:color="AAAAAA"/>
-          <w:insideH w:val="single" w:sz="4" w:space="0" w:color="AAAAAA"/>
-          <w:insideV w:val="single" w:sz="4" w:space="0" w:color="AAAAAA"/>
-        </w:tblBorders>
-        <w:tblLook w:val="0000" w:firstRow="0" w:lastRow="0" w:firstColumn="0" w:lastColumn="0" w:noHBand="0" w:noVBand="0"/>
-      </w:tblPr>
-      <w:tblGrid>
-        <w:gridCol w:w="2409"/>
-        <w:gridCol w:w="2409"/>
-        <w:gridCol w:w="2409"/>
-        <w:gridCol w:w="2409"/>
-      </w:tblGrid>
-      <w:tr>
-        <w:tc>
-          <w:tcPr>
-            <w:tcW w:w="3000" w:type="dxa"/>
-            <w:tcMar>
-              <w:top w:w="60" w:type="dxa"/>
-              <w:left w:w="100" w:type="dxa"/>
-              <w:bottom w:w="60" w:type="dxa"/>
-              <w:right w:w="100" w:type="dxa"/>
-            </w:tcMar>
-            <w:vAlign w:val="center"/>
-            <w:shd w:val="clear" w:color="auto" w:fill="1F3864"/>
-          </w:tcPr>
-          <w:p>
-            <w:pPr>
-              <w:jc w:val="center"/>
-            </w:pPr>
-            <w:r>
-              <w:rPr>
-                <w:rFonts w:ascii="BIZ UDPゴシック" w:hAnsi="BIZ UDPゴシック" w:eastAsia="BIZ UDPゴシック"/>
-                <w:b/>
-                <w:color w:val="FFFFFF"/>
-                <w:sz w:val="19"/>
-              </w:rPr>
-              <w:t>区分</w:t>
-            </w:r>
-          </w:p>
-        </w:tc>
-        <w:tc>
-          <w:tcPr>
-            <w:tcW w:w="1700" w:type="dxa"/>
-            <w:tcMar>
-              <w:top w:w="60" w:type="dxa"/>
-              <w:left w:w="100" w:type="dxa"/>
-              <w:bottom w:w="60" w:type="dxa"/>
-              <w:right w:w="100" w:type="dxa"/>
-            </w:tcMar>
-            <w:vAlign w:val="center"/>
-            <w:shd w:val="clear" w:color="auto" w:fill="1F3864"/>
-          </w:tcPr>
-          <w:p>
-            <w:pPr>
-              <w:jc w:val="center"/>
-            </w:pPr>
-            <w:r>
-              <w:rPr>
-                <w:rFonts w:ascii="BIZ UDPゴシック" w:hAnsi="BIZ UDPゴシック" w:eastAsia="BIZ UDPゴシック"/>
-                <w:b/>
-                <w:color w:val="FFFFFF"/>
-                <w:sz w:val="19"/>
-              </w:rPr>
-              <w:t>金額</w:t>
-            </w:r>
-          </w:p>
-        </w:tc>
-        <w:tc>
-          <w:tcPr>
-            <w:tcW w:w="1400" w:type="dxa"/>
-            <w:tcMar>
-              <w:top w:w="60" w:type="dxa"/>
-              <w:left w:w="100" w:type="dxa"/>
-              <w:bottom w:w="60" w:type="dxa"/>
-              <w:right w:w="100" w:type="dxa"/>
-            </w:tcMar>
-            <w:vAlign w:val="center"/>
-            <w:shd w:val="clear" w:color="auto" w:fill="1F3864"/>
-          </w:tcPr>
-          <w:p>
-            <w:pPr>
-              <w:jc w:val="center"/>
-            </w:pPr>
-            <w:r>
-              <w:rPr>
-                <w:rFonts w:ascii="BIZ UDPゴシック" w:hAnsi="BIZ UDPゴシック" w:eastAsia="BIZ UDPゴシック"/>
-                <w:b/>
-                <w:color w:val="FFFFFF"/>
-                <w:sz w:val="19"/>
-              </w:rPr>
-              <w:t>構成比</w:t>
-            </w:r>
-          </w:p>
-        </w:tc>
-        <w:tc>
-          <w:tcPr>
-            <w:tcW w:w="3538" w:type="dxa"/>
-            <w:tcMar>
-              <w:top w:w="60" w:type="dxa"/>
-              <w:left w:w="100" w:type="dxa"/>
-              <w:bottom w:w="60" w:type="dxa"/>
-              <w:right w:w="100" w:type="dxa"/>
-            </w:tcMar>
-            <w:vAlign w:val="center"/>
-            <w:shd w:val="clear" w:color="auto" w:fill="1F3864"/>
-          </w:tcPr>
-          <w:p>
-            <w:pPr>
-              <w:jc w:val="center"/>
-            </w:pPr>
-            <w:r>
-              <w:rPr>
-                <w:rFonts w:ascii="BIZ UDPゴシック" w:hAnsi="BIZ UDPゴシック" w:eastAsia="BIZ UDPゴシック"/>
-                <w:b/>
-                <w:color w:val="FFFFFF"/>
-                <w:sz w:val="19"/>
-              </w:rPr>
-              <w:t>根拠</w:t>
-            </w:r>
-          </w:p>
-        </w:tc>
-      </w:tr>
-      <w:tr>
-        <w:tc>
-          <w:tcPr>
-            <w:tcW w:w="3000" w:type="dxa"/>
-            <w:tcMar>
-              <w:top w:w="60" w:type="dxa"/>
-              <w:left w:w="100" w:type="dxa"/>
-              <w:bottom w:w="60" w:type="dxa"/>
-              <w:right w:w="100" w:type="dxa"/>
-            </w:tcMar>
-            <w:vAlign w:val="center"/>
-          </w:tcPr>
-          <w:p>
-            <w:pPr>
-              <w:jc w:val="left"/>
-            </w:pPr>
-            <w:r>
-              <w:rPr>
-                <w:rFonts w:ascii="BIZ UDPゴシック" w:hAnsi="BIZ UDPゴシック" w:eastAsia="BIZ UDPゴシック"/>
-                <w:b w:val="0"/>
-                <w:sz w:val="19"/>
-              </w:rPr>
-              <w:t>自立支援給付費・障害児給付費　計</w:t>
-            </w:r>
-          </w:p>
-        </w:tc>
-        <w:tc>
-          <w:tcPr>
-            <w:tcW w:w="1700" w:type="dxa"/>
-            <w:tcMar>
-              <w:top w:w="60" w:type="dxa"/>
-              <w:left w:w="100" w:type="dxa"/>
-              <w:bottom w:w="60" w:type="dxa"/>
-              <w:right w:w="100" w:type="dxa"/>
-            </w:tcMar>
-            <w:vAlign w:val="center"/>
-          </w:tcPr>
-          <w:p>
-            <w:pPr>
-              <w:jc w:val="right"/>
-            </w:pPr>
-            <w:r>
-              <w:rPr>
-                <w:rFonts w:ascii="BIZ UDPゴシック" w:hAnsi="BIZ UDPゴシック" w:eastAsia="BIZ UDPゴシック"/>
-                <w:b w:val="0"/>
-                <w:sz w:val="19"/>
-              </w:rPr>
-              <w:t>55,513千円</w:t>
-            </w:r>
-          </w:p>
-        </w:tc>
-        <w:tc>
-          <w:tcPr>
-            <w:tcW w:w="1400" w:type="dxa"/>
-            <w:tcMar>
-              <w:top w:w="60" w:type="dxa"/>
-              <w:left w:w="100" w:type="dxa"/>
-              <w:bottom w:w="60" w:type="dxa"/>
-              <w:right w:w="100" w:type="dxa"/>
-            </w:tcMar>
-            <w:vAlign w:val="center"/>
-          </w:tcPr>
-          <w:p>
-            <w:pPr>
-              <w:jc w:val="right"/>
-            </w:pPr>
-            <w:r>
-              <w:rPr>
-                <w:rFonts w:ascii="BIZ UDPゴシック" w:hAnsi="BIZ UDPゴシック" w:eastAsia="BIZ UDPゴシック"/>
-                <w:b w:val="0"/>
-                <w:sz w:val="19"/>
-              </w:rPr>
-              <w:t>100.0％</w:t>
-            </w:r>
-          </w:p>
-        </w:tc>
-        <w:tc>
-          <w:tcPr>
-            <w:tcW w:w="3538" w:type="dxa"/>
-            <w:tcMar>
-              <w:top w:w="60" w:type="dxa"/>
-              <w:left w:w="100" w:type="dxa"/>
-              <w:bottom w:w="60" w:type="dxa"/>
-              <w:right w:w="100" w:type="dxa"/>
-            </w:tcMar>
-            <w:vAlign w:val="center"/>
-          </w:tcPr>
-          <w:p>
-            <w:r>
-              <w:rPr>
-                <w:rFonts w:ascii="BIZ UDPゴシック" w:hAnsi="BIZ UDPゴシック" w:eastAsia="BIZ UDPゴシック"/>
-                <w:b w:val="0"/>
-                <w:sz w:val="19"/>
-              </w:rPr>
-              <w:t>－</w:t>
-            </w:r>
-          </w:p>
-        </w:tc>
-      </w:tr>
-      <w:tr>
-        <w:tc>
-          <w:tcPr>
-            <w:tcW w:w="3000" w:type="dxa"/>
-            <w:tcMar>
-              <w:top w:w="60" w:type="dxa"/>
-              <w:left w:w="100" w:type="dxa"/>
-              <w:bottom w:w="60" w:type="dxa"/>
-              <w:right w:w="100" w:type="dxa"/>
-            </w:tcMar>
-            <w:vAlign w:val="center"/>
-          </w:tcPr>
-          <w:p>
-            <w:pPr>
-              <w:jc w:val="left"/>
-            </w:pPr>
-            <w:r>
-              <w:rPr>
-                <w:rFonts w:ascii="BIZ UDPゴシック" w:hAnsi="BIZ UDPゴシック" w:eastAsia="BIZ UDPゴシック"/>
-                <w:b w:val="0"/>
-                <w:sz w:val="19"/>
-              </w:rPr>
-              <w:t xml:space="preserve">　国庫負担</w:t>
-            </w:r>
-          </w:p>
-        </w:tc>
-        <w:tc>
-          <w:tcPr>
-            <w:tcW w:w="1700" w:type="dxa"/>
-            <w:tcMar>
-              <w:top w:w="60" w:type="dxa"/>
-              <w:left w:w="100" w:type="dxa"/>
-              <w:bottom w:w="60" w:type="dxa"/>
-              <w:right w:w="100" w:type="dxa"/>
-            </w:tcMar>
-            <w:vAlign w:val="center"/>
-          </w:tcPr>
-          <w:p>
-            <w:pPr>
-              <w:jc w:val="right"/>
-            </w:pPr>
-            <w:r>
-              <w:rPr>
-                <w:rFonts w:ascii="BIZ UDPゴシック" w:hAnsi="BIZ UDPゴシック" w:eastAsia="BIZ UDPゴシック"/>
-                <w:b w:val="0"/>
-                <w:sz w:val="19"/>
-              </w:rPr>
-              <w:t>27,756千円</w:t>
-            </w:r>
-          </w:p>
-        </w:tc>
-        <w:tc>
-          <w:tcPr>
-            <w:tcW w:w="1400" w:type="dxa"/>
-            <w:tcMar>
-              <w:top w:w="60" w:type="dxa"/>
-              <w:left w:w="100" w:type="dxa"/>
-              <w:bottom w:w="60" w:type="dxa"/>
-              <w:right w:w="100" w:type="dxa"/>
-            </w:tcMar>
-            <w:vAlign w:val="center"/>
-          </w:tcPr>
-          <w:p>
-            <w:pPr>
-              <w:jc w:val="right"/>
-            </w:pPr>
-            <w:r>
-              <w:rPr>
-                <w:rFonts w:ascii="BIZ UDPゴシック" w:hAnsi="BIZ UDPゴシック" w:eastAsia="BIZ UDPゴシック"/>
-                <w:b w:val="0"/>
-                <w:sz w:val="19"/>
-              </w:rPr>
-              <w:t>50.0％</w:t>
-            </w:r>
-          </w:p>
-        </w:tc>
-        <w:tc>
-          <w:tcPr>
-            <w:tcW w:w="3538" w:type="dxa"/>
-            <w:tcMar>
-              <w:top w:w="60" w:type="dxa"/>
-              <w:left w:w="100" w:type="dxa"/>
-              <w:bottom w:w="60" w:type="dxa"/>
-              <w:right w:w="100" w:type="dxa"/>
-            </w:tcMar>
-            <w:vAlign w:val="center"/>
-          </w:tcPr>
-          <w:p>
-            <w:r>
-              <w:rPr>
-                <w:rFonts w:ascii="BIZ UDPゴシック" w:hAnsi="BIZ UDPゴシック" w:eastAsia="BIZ UDPゴシック"/>
-                <w:b w:val="0"/>
-                <w:sz w:val="19"/>
-              </w:rPr>
-              <w:t>障害者総合支援法第92条〜第95条、児童福祉法第57条の２等</w:t>
-            </w:r>
-          </w:p>
-        </w:tc>
-      </w:tr>
-      <w:tr>
-        <w:tc>
-          <w:tcPr>
-            <w:tcW w:w="3000" w:type="dxa"/>
-            <w:tcMar>
-              <w:top w:w="60" w:type="dxa"/>
-              <w:left w:w="100" w:type="dxa"/>
-              <w:bottom w:w="60" w:type="dxa"/>
-              <w:right w:w="100" w:type="dxa"/>
-            </w:tcMar>
-            <w:vAlign w:val="center"/>
-          </w:tcPr>
-          <w:p>
-            <w:pPr>
-              <w:jc w:val="left"/>
-            </w:pPr>
-            <w:r>
-              <w:rPr>
-                <w:rFonts w:ascii="BIZ UDPゴシック" w:hAnsi="BIZ UDPゴシック" w:eastAsia="BIZ UDPゴシック"/>
-                <w:b w:val="0"/>
-                <w:sz w:val="19"/>
-              </w:rPr>
-              <w:t xml:space="preserve">　県負担</w:t>
-            </w:r>
-          </w:p>
-        </w:tc>
-        <w:tc>
-          <w:tcPr>
-            <w:tcW w:w="1700" w:type="dxa"/>
-            <w:tcMar>
-              <w:top w:w="60" w:type="dxa"/>
-              <w:left w:w="100" w:type="dxa"/>
-              <w:bottom w:w="60" w:type="dxa"/>
-              <w:right w:w="100" w:type="dxa"/>
-            </w:tcMar>
-            <w:vAlign w:val="center"/>
-          </w:tcPr>
-          <w:p>
-            <w:pPr>
-              <w:jc w:val="right"/>
-            </w:pPr>
-            <w:r>
-              <w:rPr>
-                <w:rFonts w:ascii="BIZ UDPゴシック" w:hAnsi="BIZ UDPゴシック" w:eastAsia="BIZ UDPゴシック"/>
-                <w:b w:val="0"/>
-                <w:sz w:val="19"/>
-              </w:rPr>
-              <w:t>13,878千円</w:t>
-            </w:r>
-          </w:p>
-        </w:tc>
-        <w:tc>
-          <w:tcPr>
-            <w:tcW w:w="1400" w:type="dxa"/>
-            <w:tcMar>
-              <w:top w:w="60" w:type="dxa"/>
-              <w:left w:w="100" w:type="dxa"/>
-              <w:bottom w:w="60" w:type="dxa"/>
-              <w:right w:w="100" w:type="dxa"/>
-            </w:tcMar>
-            <w:vAlign w:val="center"/>
-          </w:tcPr>
-          <w:p>
-            <w:pPr>
-              <w:jc w:val="right"/>
-            </w:pPr>
-            <w:r>
-              <w:rPr>
-                <w:rFonts w:ascii="BIZ UDPゴシック" w:hAnsi="BIZ UDPゴシック" w:eastAsia="BIZ UDPゴシック"/>
-                <w:b w:val="0"/>
-                <w:sz w:val="19"/>
-              </w:rPr>
-              <w:t>25.0％</w:t>
-            </w:r>
-          </w:p>
-        </w:tc>
-        <w:tc>
-          <w:tcPr>
-            <w:tcW w:w="3538" w:type="dxa"/>
-            <w:tcMar>
-              <w:top w:w="60" w:type="dxa"/>
-              <w:left w:w="100" w:type="dxa"/>
-              <w:bottom w:w="60" w:type="dxa"/>
-              <w:right w:w="100" w:type="dxa"/>
-            </w:tcMar>
-            <w:vAlign w:val="center"/>
-          </w:tcPr>
-          <w:p>
-            <w:r>
-              <w:rPr>
-                <w:rFonts w:ascii="BIZ UDPゴシック" w:hAnsi="BIZ UDPゴシック" w:eastAsia="BIZ UDPゴシック"/>
-                <w:b w:val="0"/>
-                <w:sz w:val="19"/>
-              </w:rPr>
-              <w:t>同上</w:t>
-            </w:r>
-          </w:p>
-        </w:tc>
-      </w:tr>
-      <w:tr>
-        <w:tc>
-          <w:tcPr>
-            <w:tcW w:w="3000" w:type="dxa"/>
-            <w:tcMar>
-              <w:top w:w="60" w:type="dxa"/>
-              <w:left w:w="100" w:type="dxa"/>
-              <w:bottom w:w="60" w:type="dxa"/>
-              <w:right w:w="100" w:type="dxa"/>
-            </w:tcMar>
-            <w:vAlign w:val="center"/>
-          </w:tcPr>
-          <w:p>
-            <w:pPr>
-              <w:jc w:val="left"/>
-            </w:pPr>
-            <w:r>
-              <w:rPr>
-                <w:rFonts w:ascii="BIZ UDPゴシック" w:hAnsi="BIZ UDPゴシック" w:eastAsia="BIZ UDPゴシック"/>
-                <w:b w:val="0"/>
-                <w:sz w:val="19"/>
-              </w:rPr>
-              <w:t xml:space="preserve">　村負担</w:t>
-            </w:r>
-          </w:p>
-        </w:tc>
-        <w:tc>
-          <w:tcPr>
-            <w:tcW w:w="1700" w:type="dxa"/>
-            <w:tcMar>
-              <w:top w:w="60" w:type="dxa"/>
-              <w:left w:w="100" w:type="dxa"/>
-              <w:bottom w:w="60" w:type="dxa"/>
-              <w:right w:w="100" w:type="dxa"/>
-            </w:tcMar>
-            <w:vAlign w:val="center"/>
-          </w:tcPr>
-          <w:p>
-            <w:pPr>
-              <w:jc w:val="right"/>
-            </w:pPr>
-            <w:r>
-              <w:rPr>
-                <w:rFonts w:ascii="BIZ UDPゴシック" w:hAnsi="BIZ UDPゴシック" w:eastAsia="BIZ UDPゴシック"/>
-                <w:b w:val="0"/>
-                <w:sz w:val="19"/>
-              </w:rPr>
-              <w:t>13,878千円</w:t>
-            </w:r>
-          </w:p>
-        </w:tc>
-        <w:tc>
-          <w:tcPr>
-            <w:tcW w:w="1400" w:type="dxa"/>
-            <w:tcMar>
-              <w:top w:w="60" w:type="dxa"/>
-              <w:left w:w="100" w:type="dxa"/>
-              <w:bottom w:w="60" w:type="dxa"/>
-              <w:right w:w="100" w:type="dxa"/>
-            </w:tcMar>
-            <w:vAlign w:val="center"/>
-          </w:tcPr>
-          <w:p>
-            <w:pPr>
-              <w:jc w:val="right"/>
-            </w:pPr>
-            <w:r>
-              <w:rPr>
-                <w:rFonts w:ascii="BIZ UDPゴシック" w:hAnsi="BIZ UDPゴシック" w:eastAsia="BIZ UDPゴシック"/>
-                <w:b w:val="0"/>
-                <w:sz w:val="19"/>
-              </w:rPr>
-              <w:t>25.0％</w:t>
-            </w:r>
-          </w:p>
-        </w:tc>
-        <w:tc>
-          <w:tcPr>
-            <w:tcW w:w="3538" w:type="dxa"/>
-            <w:tcMar>
-              <w:top w:w="60" w:type="dxa"/>
-              <w:left w:w="100" w:type="dxa"/>
-              <w:bottom w:w="60" w:type="dxa"/>
-              <w:right w:w="100" w:type="dxa"/>
-            </w:tcMar>
-            <w:vAlign w:val="center"/>
-          </w:tcPr>
-          <w:p>
-            <w:r>
-              <w:rPr>
-                <w:rFonts w:ascii="BIZ UDPゴシック" w:hAnsi="BIZ UDPゴシック" w:eastAsia="BIZ UDPゴシック"/>
-                <w:b w:val="0"/>
-                <w:sz w:val="19"/>
-              </w:rPr>
-              <w:t>同上</w:t>
-            </w:r>
-          </w:p>
-        </w:tc>
-      </w:tr>
-    </w:tbl>
-    <w:p/>
-    <w:p>
-      <w:pPr>
-        <w:pStyle w:val="3"/>
-      </w:pPr>
-      <w:bookmarkStart w:id="8100079" w:name="_Toc8100079"/>
-      <w:r>
-        <w:rPr>
-          <w:rFonts w:ascii="BIZ UDPゴシック" w:hAnsi="BIZ UDPゴシック" w:eastAsia="BIZ UDPゴシック"/>
-          <w:b w:val="0"/>
-          <w:sz w:val="21"/>
-        </w:rPr>
-        <w:t>■　サービス別の構成（令和７年度）</w:t>
       </w:r>
       <w:bookmarkEnd w:id="8100079"/>
     </w:p>
@@ -48890,7 +49051,7 @@
       <w:tr>
         <w:tc>
           <w:tcPr>
-            <w:tcW w:w="2500" w:type="dxa"/>
+            <w:tcW w:w="3000" w:type="dxa"/>
             <w:tcMar>
               <w:top w:w="60" w:type="dxa"/>
               <w:left w:w="100" w:type="dxa"/>
@@ -48911,13 +49072,13 @@
                 <w:color w:val="FFFFFF"/>
                 <w:sz w:val="19"/>
               </w:rPr>
-              <w:t>サービス</w:t>
-            </w:r>
-          </w:p>
-        </w:tc>
-        <w:tc>
-          <w:tcPr>
-            <w:tcW w:w="1600" w:type="dxa"/>
+              <w:t>区分</w:t>
+            </w:r>
+          </w:p>
+        </w:tc>
+        <w:tc>
+          <w:tcPr>
+            <w:tcW w:w="1700" w:type="dxa"/>
             <w:tcMar>
               <w:top w:w="60" w:type="dxa"/>
               <w:left w:w="100" w:type="dxa"/>
@@ -48938,13 +49099,13 @@
                 <w:color w:val="FFFFFF"/>
                 <w:sz w:val="19"/>
               </w:rPr>
-              <w:t>給付費</w:t>
-            </w:r>
-          </w:p>
-        </w:tc>
-        <w:tc>
-          <w:tcPr>
-            <w:tcW w:w="1200" w:type="dxa"/>
+              <w:t>金額</w:t>
+            </w:r>
+          </w:p>
+        </w:tc>
+        <w:tc>
+          <w:tcPr>
+            <w:tcW w:w="1400" w:type="dxa"/>
             <w:tcMar>
               <w:top w:w="60" w:type="dxa"/>
               <w:left w:w="100" w:type="dxa"/>
@@ -48971,7 +49132,7 @@
         </w:tc>
         <w:tc>
           <w:tcPr>
-            <w:tcW w:w="4338" w:type="dxa"/>
+            <w:tcW w:w="3538" w:type="dxa"/>
             <w:tcMar>
               <w:top w:w="60" w:type="dxa"/>
               <w:left w:w="100" w:type="dxa"/>
@@ -48992,7 +49153,7 @@
                 <w:color w:val="FFFFFF"/>
                 <w:sz w:val="19"/>
               </w:rPr>
-              <w:t>計画上の位置づけ</w:t>
+              <w:t>根拠</w:t>
             </w:r>
           </w:p>
         </w:tc>
@@ -49000,7 +49161,7 @@
       <w:tr>
         <w:tc>
           <w:tcPr>
-            <w:tcW w:w="2500" w:type="dxa"/>
+            <w:tcW w:w="3000" w:type="dxa"/>
             <w:tcMar>
               <w:top w:w="60" w:type="dxa"/>
               <w:left w:w="100" w:type="dxa"/>
@@ -49019,13 +49180,13 @@
                 <w:b w:val="0"/>
                 <w:sz w:val="19"/>
               </w:rPr>
-              <w:t>就労継続支援（Ｂ型）</w:t>
-            </w:r>
-          </w:p>
-        </w:tc>
-        <w:tc>
-          <w:tcPr>
-            <w:tcW w:w="1600" w:type="dxa"/>
+              <w:t>自立支援給付費・障害児給付費　計</w:t>
+            </w:r>
+          </w:p>
+        </w:tc>
+        <w:tc>
+          <w:tcPr>
+            <w:tcW w:w="1700" w:type="dxa"/>
             <w:tcMar>
               <w:top w:w="60" w:type="dxa"/>
               <w:left w:w="100" w:type="dxa"/>
@@ -49044,13 +49205,13 @@
                 <w:b w:val="0"/>
                 <w:sz w:val="19"/>
               </w:rPr>
-              <w:t>19,707千円</w:t>
-            </w:r>
-          </w:p>
-        </w:tc>
-        <w:tc>
-          <w:tcPr>
-            <w:tcW w:w="1200" w:type="dxa"/>
+              <w:t>55,513千円</w:t>
+            </w:r>
+          </w:p>
+        </w:tc>
+        <w:tc>
+          <w:tcPr>
+            <w:tcW w:w="1400" w:type="dxa"/>
             <w:tcMar>
               <w:top w:w="60" w:type="dxa"/>
               <w:left w:w="100" w:type="dxa"/>
@@ -49069,29 +49230,29 @@
                 <w:b w:val="0"/>
                 <w:sz w:val="19"/>
               </w:rPr>
-              <w:t>35.5％</w:t>
-            </w:r>
-          </w:p>
-        </w:tc>
-        <w:tc>
-          <w:tcPr>
-            <w:tcW w:w="4338" w:type="dxa"/>
-            <w:tcMar>
-              <w:top w:w="60" w:type="dxa"/>
-              <w:left w:w="100" w:type="dxa"/>
-              <w:bottom w:w="60" w:type="dxa"/>
-              <w:right w:w="100" w:type="dxa"/>
-            </w:tcMar>
-            <w:vAlign w:val="center"/>
-          </w:tcPr>
-          <w:p>
-            <w:r>
-              <w:rPr>
-                <w:rFonts w:ascii="BIZ UDPゴシック" w:hAnsi="BIZ UDPゴシック" w:eastAsia="BIZ UDPゴシック"/>
-                <w:b w:val="0"/>
-                <w:sz w:val="19"/>
-              </w:rPr>
-              <w:t>村内に事業所がなく圏域事業所を利用。増加の主因</w:t>
+              <w:t>100.0％</w:t>
+            </w:r>
+          </w:p>
+        </w:tc>
+        <w:tc>
+          <w:tcPr>
+            <w:tcW w:w="3538" w:type="dxa"/>
+            <w:tcMar>
+              <w:top w:w="60" w:type="dxa"/>
+              <w:left w:w="100" w:type="dxa"/>
+              <w:bottom w:w="60" w:type="dxa"/>
+              <w:right w:w="100" w:type="dxa"/>
+            </w:tcMar>
+            <w:vAlign w:val="center"/>
+          </w:tcPr>
+          <w:p>
+            <w:r>
+              <w:rPr>
+                <w:rFonts w:ascii="BIZ UDPゴシック" w:hAnsi="BIZ UDPゴシック" w:eastAsia="BIZ UDPゴシック"/>
+                <w:b w:val="0"/>
+                <w:sz w:val="19"/>
+              </w:rPr>
+              <w:t>－</w:t>
             </w:r>
           </w:p>
         </w:tc>
@@ -49099,7 +49260,7 @@
       <w:tr>
         <w:tc>
           <w:tcPr>
-            <w:tcW w:w="2500" w:type="dxa"/>
+            <w:tcW w:w="3000" w:type="dxa"/>
             <w:tcMar>
               <w:top w:w="60" w:type="dxa"/>
               <w:left w:w="100" w:type="dxa"/>
@@ -49118,13 +49279,13 @@
                 <w:b w:val="0"/>
                 <w:sz w:val="19"/>
               </w:rPr>
-              <w:t>生活介護</w:t>
-            </w:r>
-          </w:p>
-        </w:tc>
-        <w:tc>
-          <w:tcPr>
-            <w:tcW w:w="1600" w:type="dxa"/>
+              <w:t xml:space="preserve">　国庫負担</w:t>
+            </w:r>
+          </w:p>
+        </w:tc>
+        <w:tc>
+          <w:tcPr>
+            <w:tcW w:w="1700" w:type="dxa"/>
             <w:tcMar>
               <w:top w:w="60" w:type="dxa"/>
               <w:left w:w="100" w:type="dxa"/>
@@ -49143,13 +49304,13 @@
                 <w:b w:val="0"/>
                 <w:sz w:val="19"/>
               </w:rPr>
-              <w:t>13,210千円</w:t>
-            </w:r>
-          </w:p>
-        </w:tc>
-        <w:tc>
-          <w:tcPr>
-            <w:tcW w:w="1200" w:type="dxa"/>
+              <w:t>27,756千円</w:t>
+            </w:r>
+          </w:p>
+        </w:tc>
+        <w:tc>
+          <w:tcPr>
+            <w:tcW w:w="1400" w:type="dxa"/>
             <w:tcMar>
               <w:top w:w="60" w:type="dxa"/>
               <w:left w:w="100" w:type="dxa"/>
@@ -49168,29 +49329,29 @@
                 <w:b w:val="0"/>
                 <w:sz w:val="19"/>
               </w:rPr>
-              <w:t>23.8％</w:t>
-            </w:r>
-          </w:p>
-        </w:tc>
-        <w:tc>
-          <w:tcPr>
-            <w:tcW w:w="4338" w:type="dxa"/>
-            <w:tcMar>
-              <w:top w:w="60" w:type="dxa"/>
-              <w:left w:w="100" w:type="dxa"/>
-              <w:bottom w:w="60" w:type="dxa"/>
-              <w:right w:w="100" w:type="dxa"/>
-            </w:tcMar>
-            <w:vAlign w:val="center"/>
-          </w:tcPr>
-          <w:p>
-            <w:r>
-              <w:rPr>
-                <w:rFonts w:ascii="BIZ UDPゴシック" w:hAnsi="BIZ UDPゴシック" w:eastAsia="BIZ UDPゴシック"/>
-                <w:b w:val="0"/>
-                <w:sz w:val="19"/>
-              </w:rPr>
-              <w:t>重度者の日中活動。卒業後の進路と接続</w:t>
+              <w:t>50.0％</w:t>
+            </w:r>
+          </w:p>
+        </w:tc>
+        <w:tc>
+          <w:tcPr>
+            <w:tcW w:w="3538" w:type="dxa"/>
+            <w:tcMar>
+              <w:top w:w="60" w:type="dxa"/>
+              <w:left w:w="100" w:type="dxa"/>
+              <w:bottom w:w="60" w:type="dxa"/>
+              <w:right w:w="100" w:type="dxa"/>
+            </w:tcMar>
+            <w:vAlign w:val="center"/>
+          </w:tcPr>
+          <w:p>
+            <w:r>
+              <w:rPr>
+                <w:rFonts w:ascii="BIZ UDPゴシック" w:hAnsi="BIZ UDPゴシック" w:eastAsia="BIZ UDPゴシック"/>
+                <w:b w:val="0"/>
+                <w:sz w:val="19"/>
+              </w:rPr>
+              <w:t>障害者総合支援法第92条〜第95条、児童福祉法第57条の２等</w:t>
             </w:r>
           </w:p>
         </w:tc>
@@ -49198,7 +49359,7 @@
       <w:tr>
         <w:tc>
           <w:tcPr>
-            <w:tcW w:w="2500" w:type="dxa"/>
+            <w:tcW w:w="3000" w:type="dxa"/>
             <w:tcMar>
               <w:top w:w="60" w:type="dxa"/>
               <w:left w:w="100" w:type="dxa"/>
@@ -49217,13 +49378,13 @@
                 <w:b w:val="0"/>
                 <w:sz w:val="19"/>
               </w:rPr>
-              <w:t>共同生活援助</w:t>
-            </w:r>
-          </w:p>
-        </w:tc>
-        <w:tc>
-          <w:tcPr>
-            <w:tcW w:w="1600" w:type="dxa"/>
+              <w:t xml:space="preserve">　県負担</w:t>
+            </w:r>
+          </w:p>
+        </w:tc>
+        <w:tc>
+          <w:tcPr>
+            <w:tcW w:w="1700" w:type="dxa"/>
             <w:tcMar>
               <w:top w:w="60" w:type="dxa"/>
               <w:left w:w="100" w:type="dxa"/>
@@ -49242,13 +49403,13 @@
                 <w:b w:val="0"/>
                 <w:sz w:val="19"/>
               </w:rPr>
-              <w:t>9,663千円</w:t>
-            </w:r>
-          </w:p>
-        </w:tc>
-        <w:tc>
-          <w:tcPr>
-            <w:tcW w:w="1200" w:type="dxa"/>
+              <w:t>13,878千円</w:t>
+            </w:r>
+          </w:p>
+        </w:tc>
+        <w:tc>
+          <w:tcPr>
+            <w:tcW w:w="1400" w:type="dxa"/>
             <w:tcMar>
               <w:top w:w="60" w:type="dxa"/>
               <w:left w:w="100" w:type="dxa"/>
@@ -49267,29 +49428,29 @@
                 <w:b w:val="0"/>
                 <w:sz w:val="19"/>
               </w:rPr>
-              <w:t>17.4％</w:t>
-            </w:r>
-          </w:p>
-        </w:tc>
-        <w:tc>
-          <w:tcPr>
-            <w:tcW w:w="4338" w:type="dxa"/>
-            <w:tcMar>
-              <w:top w:w="60" w:type="dxa"/>
-              <w:left w:w="100" w:type="dxa"/>
-              <w:bottom w:w="60" w:type="dxa"/>
-              <w:right w:w="100" w:type="dxa"/>
-            </w:tcMar>
-            <w:vAlign w:val="center"/>
-          </w:tcPr>
-          <w:p>
-            <w:r>
-              <w:rPr>
-                <w:rFonts w:ascii="BIZ UDPゴシック" w:hAnsi="BIZ UDPゴシック" w:eastAsia="BIZ UDPゴシック"/>
-                <w:b w:val="0"/>
-                <w:sz w:val="19"/>
-              </w:rPr>
-              <w:t>居住系の中心。地域移行・親亡き後支援と接続</w:t>
+              <w:t>25.0％</w:t>
+            </w:r>
+          </w:p>
+        </w:tc>
+        <w:tc>
+          <w:tcPr>
+            <w:tcW w:w="3538" w:type="dxa"/>
+            <w:tcMar>
+              <w:top w:w="60" w:type="dxa"/>
+              <w:left w:w="100" w:type="dxa"/>
+              <w:bottom w:w="60" w:type="dxa"/>
+              <w:right w:w="100" w:type="dxa"/>
+            </w:tcMar>
+            <w:vAlign w:val="center"/>
+          </w:tcPr>
+          <w:p>
+            <w:r>
+              <w:rPr>
+                <w:rFonts w:ascii="BIZ UDPゴシック" w:hAnsi="BIZ UDPゴシック" w:eastAsia="BIZ UDPゴシック"/>
+                <w:b w:val="0"/>
+                <w:sz w:val="19"/>
+              </w:rPr>
+              <w:t>同上</w:t>
             </w:r>
           </w:p>
         </w:tc>
@@ -49297,7 +49458,7 @@
       <w:tr>
         <w:tc>
           <w:tcPr>
-            <w:tcW w:w="2500" w:type="dxa"/>
+            <w:tcW w:w="3000" w:type="dxa"/>
             <w:tcMar>
               <w:top w:w="60" w:type="dxa"/>
               <w:left w:w="100" w:type="dxa"/>
@@ -49316,13 +49477,13 @@
                 <w:b w:val="0"/>
                 <w:sz w:val="19"/>
               </w:rPr>
-              <w:t>施設入所支援</w:t>
-            </w:r>
-          </w:p>
-        </w:tc>
-        <w:tc>
-          <w:tcPr>
-            <w:tcW w:w="1600" w:type="dxa"/>
+              <w:t xml:space="preserve">　村負担</w:t>
+            </w:r>
+          </w:p>
+        </w:tc>
+        <w:tc>
+          <w:tcPr>
+            <w:tcW w:w="1700" w:type="dxa"/>
             <w:tcMar>
               <w:top w:w="60" w:type="dxa"/>
               <w:left w:w="100" w:type="dxa"/>
@@ -49341,13 +49502,13 @@
                 <w:b w:val="0"/>
                 <w:sz w:val="19"/>
               </w:rPr>
-              <w:t>5,994千円</w:t>
-            </w:r>
-          </w:p>
-        </w:tc>
-        <w:tc>
-          <w:tcPr>
-            <w:tcW w:w="1200" w:type="dxa"/>
+              <w:t>13,878千円</w:t>
+            </w:r>
+          </w:p>
+        </w:tc>
+        <w:tc>
+          <w:tcPr>
+            <w:tcW w:w="1400" w:type="dxa"/>
             <w:tcMar>
               <w:top w:w="60" w:type="dxa"/>
               <w:left w:w="100" w:type="dxa"/>
@@ -49366,425 +49527,29 @@
                 <w:b w:val="0"/>
                 <w:sz w:val="19"/>
               </w:rPr>
-              <w:t>10.8％</w:t>
-            </w:r>
-          </w:p>
-        </w:tc>
-        <w:tc>
-          <w:tcPr>
-            <w:tcW w:w="4338" w:type="dxa"/>
-            <w:tcMar>
-              <w:top w:w="60" w:type="dxa"/>
-              <w:left w:w="100" w:type="dxa"/>
-              <w:bottom w:w="60" w:type="dxa"/>
-              <w:right w:w="100" w:type="dxa"/>
-            </w:tcMar>
-            <w:vAlign w:val="center"/>
-          </w:tcPr>
-          <w:p>
-            <w:r>
-              <w:rPr>
-                <w:rFonts w:ascii="BIZ UDPゴシック" w:hAnsi="BIZ UDPゴシック" w:eastAsia="BIZ UDPゴシック"/>
-                <w:b w:val="0"/>
-                <w:sz w:val="19"/>
-              </w:rPr>
-              <w:t>４人で横ばい。第４章（１）の成果目標と整合</w:t>
-            </w:r>
-          </w:p>
-        </w:tc>
-      </w:tr>
-      <w:tr>
-        <w:tc>
-          <w:tcPr>
-            <w:tcW w:w="2500" w:type="dxa"/>
-            <w:tcMar>
-              <w:top w:w="60" w:type="dxa"/>
-              <w:left w:w="100" w:type="dxa"/>
-              <w:bottom w:w="60" w:type="dxa"/>
-              <w:right w:w="100" w:type="dxa"/>
-            </w:tcMar>
-            <w:vAlign w:val="center"/>
-          </w:tcPr>
-          <w:p>
-            <w:pPr>
-              <w:jc w:val="left"/>
-            </w:pPr>
-            <w:r>
-              <w:rPr>
-                <w:rFonts w:ascii="BIZ UDPゴシック" w:hAnsi="BIZ UDPゴシック" w:eastAsia="BIZ UDPゴシック"/>
-                <w:b w:val="0"/>
-                <w:sz w:val="19"/>
-              </w:rPr>
-              <w:t>計画相談支援</w:t>
-            </w:r>
-          </w:p>
-        </w:tc>
-        <w:tc>
-          <w:tcPr>
-            <w:tcW w:w="1600" w:type="dxa"/>
-            <w:tcMar>
-              <w:top w:w="60" w:type="dxa"/>
-              <w:left w:w="100" w:type="dxa"/>
-              <w:bottom w:w="60" w:type="dxa"/>
-              <w:right w:w="100" w:type="dxa"/>
-            </w:tcMar>
-            <w:vAlign w:val="center"/>
-          </w:tcPr>
-          <w:p>
-            <w:pPr>
-              <w:jc w:val="right"/>
-            </w:pPr>
-            <w:r>
-              <w:rPr>
-                <w:rFonts w:ascii="BIZ UDPゴシック" w:hAnsi="BIZ UDPゴシック" w:eastAsia="BIZ UDPゴシック"/>
-                <w:b w:val="0"/>
-                <w:sz w:val="19"/>
-              </w:rPr>
-              <w:t>1,864千円</w:t>
-            </w:r>
-          </w:p>
-        </w:tc>
-        <w:tc>
-          <w:tcPr>
-            <w:tcW w:w="1200" w:type="dxa"/>
-            <w:tcMar>
-              <w:top w:w="60" w:type="dxa"/>
-              <w:left w:w="100" w:type="dxa"/>
-              <w:bottom w:w="60" w:type="dxa"/>
-              <w:right w:w="100" w:type="dxa"/>
-            </w:tcMar>
-            <w:vAlign w:val="center"/>
-          </w:tcPr>
-          <w:p>
-            <w:pPr>
-              <w:jc w:val="right"/>
-            </w:pPr>
-            <w:r>
-              <w:rPr>
-                <w:rFonts w:ascii="BIZ UDPゴシック" w:hAnsi="BIZ UDPゴシック" w:eastAsia="BIZ UDPゴシック"/>
-                <w:b w:val="0"/>
-                <w:sz w:val="19"/>
-              </w:rPr>
-              <w:t>3.4％</w:t>
-            </w:r>
-          </w:p>
-        </w:tc>
-        <w:tc>
-          <w:tcPr>
-            <w:tcW w:w="4338" w:type="dxa"/>
-            <w:tcMar>
-              <w:top w:w="60" w:type="dxa"/>
-              <w:left w:w="100" w:type="dxa"/>
-              <w:bottom w:w="60" w:type="dxa"/>
-              <w:right w:w="100" w:type="dxa"/>
-            </w:tcMar>
-            <w:vAlign w:val="center"/>
-          </w:tcPr>
-          <w:p>
-            <w:r>
-              <w:rPr>
-                <w:rFonts w:ascii="BIZ UDPゴシック" w:hAnsi="BIZ UDPゴシック" w:eastAsia="BIZ UDPゴシック"/>
-                <w:b w:val="0"/>
-                <w:sz w:val="19"/>
-              </w:rPr>
-              <w:t>圏域の相談支援事業所が実施</w:t>
-            </w:r>
-          </w:p>
-        </w:tc>
-      </w:tr>
-      <w:tr>
-        <w:tc>
-          <w:tcPr>
-            <w:tcW w:w="2500" w:type="dxa"/>
-            <w:tcMar>
-              <w:top w:w="60" w:type="dxa"/>
-              <w:left w:w="100" w:type="dxa"/>
-              <w:bottom w:w="60" w:type="dxa"/>
-              <w:right w:w="100" w:type="dxa"/>
-            </w:tcMar>
-            <w:vAlign w:val="center"/>
-          </w:tcPr>
-          <w:p>
-            <w:pPr>
-              <w:jc w:val="left"/>
-            </w:pPr>
-            <w:r>
-              <w:rPr>
-                <w:rFonts w:ascii="BIZ UDPゴシック" w:hAnsi="BIZ UDPゴシック" w:eastAsia="BIZ UDPゴシック"/>
-                <w:b w:val="0"/>
-                <w:sz w:val="19"/>
-              </w:rPr>
-              <w:t>居宅介護</w:t>
-            </w:r>
-          </w:p>
-        </w:tc>
-        <w:tc>
-          <w:tcPr>
-            <w:tcW w:w="1600" w:type="dxa"/>
-            <w:tcMar>
-              <w:top w:w="60" w:type="dxa"/>
-              <w:left w:w="100" w:type="dxa"/>
-              <w:bottom w:w="60" w:type="dxa"/>
-              <w:right w:w="100" w:type="dxa"/>
-            </w:tcMar>
-            <w:vAlign w:val="center"/>
-          </w:tcPr>
-          <w:p>
-            <w:pPr>
-              <w:jc w:val="right"/>
-            </w:pPr>
-            <w:r>
-              <w:rPr>
-                <w:rFonts w:ascii="BIZ UDPゴシック" w:hAnsi="BIZ UDPゴシック" w:eastAsia="BIZ UDPゴシック"/>
-                <w:b w:val="0"/>
-                <w:sz w:val="19"/>
-              </w:rPr>
-              <w:t>1,713千円</w:t>
-            </w:r>
-          </w:p>
-        </w:tc>
-        <w:tc>
-          <w:tcPr>
-            <w:tcW w:w="1200" w:type="dxa"/>
-            <w:tcMar>
-              <w:top w:w="60" w:type="dxa"/>
-              <w:left w:w="100" w:type="dxa"/>
-              <w:bottom w:w="60" w:type="dxa"/>
-              <w:right w:w="100" w:type="dxa"/>
-            </w:tcMar>
-            <w:vAlign w:val="center"/>
-          </w:tcPr>
-          <w:p>
-            <w:pPr>
-              <w:jc w:val="right"/>
-            </w:pPr>
-            <w:r>
-              <w:rPr>
-                <w:rFonts w:ascii="BIZ UDPゴシック" w:hAnsi="BIZ UDPゴシック" w:eastAsia="BIZ UDPゴシック"/>
-                <w:b w:val="0"/>
-                <w:sz w:val="19"/>
-              </w:rPr>
-              <w:t>3.1％</w:t>
-            </w:r>
-          </w:p>
-        </w:tc>
-        <w:tc>
-          <w:tcPr>
-            <w:tcW w:w="4338" w:type="dxa"/>
-            <w:tcMar>
-              <w:top w:w="60" w:type="dxa"/>
-              <w:left w:w="100" w:type="dxa"/>
-              <w:bottom w:w="60" w:type="dxa"/>
-              <w:right w:w="100" w:type="dxa"/>
-            </w:tcMar>
-            <w:vAlign w:val="center"/>
-          </w:tcPr>
-          <w:p>
-            <w:r>
-              <w:rPr>
-                <w:rFonts w:ascii="BIZ UDPゴシック" w:hAnsi="BIZ UDPゴシック" w:eastAsia="BIZ UDPゴシック"/>
-                <w:b w:val="0"/>
-                <w:sz w:val="19"/>
-              </w:rPr>
-              <w:t>訪問可能地区・冬季の提供体制が制約</w:t>
-            </w:r>
-          </w:p>
-        </w:tc>
-      </w:tr>
-      <w:tr>
-        <w:tc>
-          <w:tcPr>
-            <w:tcW w:w="2500" w:type="dxa"/>
-            <w:tcMar>
-              <w:top w:w="60" w:type="dxa"/>
-              <w:left w:w="100" w:type="dxa"/>
-              <w:bottom w:w="60" w:type="dxa"/>
-              <w:right w:w="100" w:type="dxa"/>
-            </w:tcMar>
-            <w:vAlign w:val="center"/>
-          </w:tcPr>
-          <w:p>
-            <w:pPr>
-              <w:jc w:val="left"/>
-            </w:pPr>
-            <w:r>
-              <w:rPr>
-                <w:rFonts w:ascii="BIZ UDPゴシック" w:hAnsi="BIZ UDPゴシック" w:eastAsia="BIZ UDPゴシック"/>
-                <w:b w:val="0"/>
-                <w:sz w:val="19"/>
-              </w:rPr>
-              <w:t>放課後等デイサービス</w:t>
-            </w:r>
-          </w:p>
-        </w:tc>
-        <w:tc>
-          <w:tcPr>
-            <w:tcW w:w="1600" w:type="dxa"/>
-            <w:tcMar>
-              <w:top w:w="60" w:type="dxa"/>
-              <w:left w:w="100" w:type="dxa"/>
-              <w:bottom w:w="60" w:type="dxa"/>
-              <w:right w:w="100" w:type="dxa"/>
-            </w:tcMar>
-            <w:vAlign w:val="center"/>
-          </w:tcPr>
-          <w:p>
-            <w:pPr>
-              <w:jc w:val="right"/>
-            </w:pPr>
-            <w:r>
-              <w:rPr>
-                <w:rFonts w:ascii="BIZ UDPゴシック" w:hAnsi="BIZ UDPゴシック" w:eastAsia="BIZ UDPゴシック"/>
-                <w:b w:val="0"/>
-                <w:sz w:val="19"/>
-              </w:rPr>
-              <w:t>1,076千円</w:t>
-            </w:r>
-          </w:p>
-        </w:tc>
-        <w:tc>
-          <w:tcPr>
-            <w:tcW w:w="1200" w:type="dxa"/>
-            <w:tcMar>
-              <w:top w:w="60" w:type="dxa"/>
-              <w:left w:w="100" w:type="dxa"/>
-              <w:bottom w:w="60" w:type="dxa"/>
-              <w:right w:w="100" w:type="dxa"/>
-            </w:tcMar>
-            <w:vAlign w:val="center"/>
-          </w:tcPr>
-          <w:p>
-            <w:pPr>
-              <w:jc w:val="right"/>
-            </w:pPr>
-            <w:r>
-              <w:rPr>
-                <w:rFonts w:ascii="BIZ UDPゴシック" w:hAnsi="BIZ UDPゴシック" w:eastAsia="BIZ UDPゴシック"/>
-                <w:b w:val="0"/>
-                <w:sz w:val="19"/>
-              </w:rPr>
-              <w:t>1.9％</w:t>
-            </w:r>
-          </w:p>
-        </w:tc>
-        <w:tc>
-          <w:tcPr>
-            <w:tcW w:w="4338" w:type="dxa"/>
-            <w:tcMar>
-              <w:top w:w="60" w:type="dxa"/>
-              <w:left w:w="100" w:type="dxa"/>
-              <w:bottom w:w="60" w:type="dxa"/>
-              <w:right w:w="100" w:type="dxa"/>
-            </w:tcMar>
-            <w:vAlign w:val="center"/>
-          </w:tcPr>
-          <w:p>
-            <w:r>
-              <w:rPr>
-                <w:rFonts w:ascii="BIZ UDPゴシック" w:hAnsi="BIZ UDPゴシック" w:eastAsia="BIZ UDPゴシック"/>
-                <w:b w:val="0"/>
-                <w:sz w:val="19"/>
-              </w:rPr>
-              <w:t>令和７年度に利用が増加</w:t>
-            </w:r>
-          </w:p>
-        </w:tc>
-      </w:tr>
-      <w:tr>
-        <w:tc>
-          <w:tcPr>
-            <w:tcW w:w="2500" w:type="dxa"/>
-            <w:tcMar>
-              <w:top w:w="60" w:type="dxa"/>
-              <w:left w:w="100" w:type="dxa"/>
-              <w:bottom w:w="60" w:type="dxa"/>
-              <w:right w:w="100" w:type="dxa"/>
-            </w:tcMar>
-            <w:vAlign w:val="center"/>
-          </w:tcPr>
-          <w:p>
-            <w:pPr>
-              <w:jc w:val="left"/>
-            </w:pPr>
-            <w:r>
-              <w:rPr>
-                <w:rFonts w:ascii="BIZ UDPゴシック" w:hAnsi="BIZ UDPゴシック" w:eastAsia="BIZ UDPゴシック"/>
-                <w:b w:val="0"/>
-                <w:sz w:val="19"/>
-              </w:rPr>
-              <w:t>その他</w:t>
-            </w:r>
-          </w:p>
-        </w:tc>
-        <w:tc>
-          <w:tcPr>
-            <w:tcW w:w="1600" w:type="dxa"/>
-            <w:tcMar>
-              <w:top w:w="60" w:type="dxa"/>
-              <w:left w:w="100" w:type="dxa"/>
-              <w:bottom w:w="60" w:type="dxa"/>
-              <w:right w:w="100" w:type="dxa"/>
-            </w:tcMar>
-            <w:vAlign w:val="center"/>
-          </w:tcPr>
-          <w:p>
-            <w:pPr>
-              <w:jc w:val="right"/>
-            </w:pPr>
-            <w:r>
-              <w:rPr>
-                <w:rFonts w:ascii="BIZ UDPゴシック" w:hAnsi="BIZ UDPゴシック" w:eastAsia="BIZ UDPゴシック"/>
-                <w:b w:val="0"/>
-                <w:sz w:val="19"/>
-              </w:rPr>
-              <w:t>2,286千円</w:t>
-            </w:r>
-          </w:p>
-        </w:tc>
-        <w:tc>
-          <w:tcPr>
-            <w:tcW w:w="1200" w:type="dxa"/>
-            <w:tcMar>
-              <w:top w:w="60" w:type="dxa"/>
-              <w:left w:w="100" w:type="dxa"/>
-              <w:bottom w:w="60" w:type="dxa"/>
-              <w:right w:w="100" w:type="dxa"/>
-            </w:tcMar>
-            <w:vAlign w:val="center"/>
-          </w:tcPr>
-          <w:p>
-            <w:pPr>
-              <w:jc w:val="right"/>
-            </w:pPr>
-            <w:r>
-              <w:rPr>
-                <w:rFonts w:ascii="BIZ UDPゴシック" w:hAnsi="BIZ UDPゴシック" w:eastAsia="BIZ UDPゴシック"/>
-                <w:b w:val="0"/>
-                <w:sz w:val="19"/>
-              </w:rPr>
-              <w:t>4.1％</w:t>
-            </w:r>
-          </w:p>
-        </w:tc>
-        <w:tc>
-          <w:tcPr>
-            <w:tcW w:w="4338" w:type="dxa"/>
-            <w:tcMar>
-              <w:top w:w="60" w:type="dxa"/>
-              <w:left w:w="100" w:type="dxa"/>
-              <w:bottom w:w="60" w:type="dxa"/>
-              <w:right w:w="100" w:type="dxa"/>
-            </w:tcMar>
-            <w:vAlign w:val="center"/>
-          </w:tcPr>
-          <w:p>
-            <w:r>
-              <w:rPr>
-                <w:rFonts w:ascii="BIZ UDPゴシック" w:hAnsi="BIZ UDPゴシック" w:eastAsia="BIZ UDPゴシック"/>
-                <w:b w:val="0"/>
-                <w:sz w:val="19"/>
-              </w:rPr>
-              <w:t>短期入所、自立訓練、児童発達支援、障害児相談支援等</w:t>
+              <w:t>25.0％</w:t>
+            </w:r>
+          </w:p>
+        </w:tc>
+        <w:tc>
+          <w:tcPr>
+            <w:tcW w:w="3538" w:type="dxa"/>
+            <w:tcMar>
+              <w:top w:w="60" w:type="dxa"/>
+              <w:left w:w="100" w:type="dxa"/>
+              <w:bottom w:w="60" w:type="dxa"/>
+              <w:right w:w="100" w:type="dxa"/>
+            </w:tcMar>
+            <w:vAlign w:val="center"/>
+          </w:tcPr>
+          <w:p>
+            <w:r>
+              <w:rPr>
+                <w:rFonts w:ascii="BIZ UDPゴシック" w:hAnsi="BIZ UDPゴシック" w:eastAsia="BIZ UDPゴシック"/>
+                <w:b w:val="0"/>
+                <w:sz w:val="19"/>
+              </w:rPr>
+              <w:t>同上</w:t>
             </w:r>
           </w:p>
         </w:tc>
@@ -49802,9 +49567,948 @@
           <w:b w:val="0"/>
           <w:sz w:val="21"/>
         </w:rPr>
+        <w:t>■　サービス別の構成（令和７年度）</w:t>
+      </w:r>
+      <w:bookmarkEnd w:id="8100080"/>
+    </w:p>
+    <w:tbl>
+      <w:tblPr>
+        <w:tblW w:type="auto" w:w="0"/>
+        <w:tblLook w:firstColumn="1" w:firstRow="1" w:lastColumn="0" w:lastRow="0" w:noHBand="0" w:noVBand="1" w:val="04A0"/>
+        <w:tblBorders>
+          <w:top w:val="single" w:sz="4" w:space="0" w:color="AAAAAA"/>
+          <w:left w:val="single" w:sz="4" w:space="0" w:color="AAAAAA"/>
+          <w:bottom w:val="single" w:sz="4" w:space="0" w:color="AAAAAA"/>
+          <w:right w:val="single" w:sz="4" w:space="0" w:color="AAAAAA"/>
+          <w:insideH w:val="single" w:sz="4" w:space="0" w:color="AAAAAA"/>
+          <w:insideV w:val="single" w:sz="4" w:space="0" w:color="AAAAAA"/>
+        </w:tblBorders>
+        <w:tblLook w:val="0000" w:firstRow="0" w:lastRow="0" w:firstColumn="0" w:lastColumn="0" w:noHBand="0" w:noVBand="0"/>
+      </w:tblPr>
+      <w:tblGrid>
+        <w:gridCol w:w="2409"/>
+        <w:gridCol w:w="2409"/>
+        <w:gridCol w:w="2409"/>
+        <w:gridCol w:w="2409"/>
+      </w:tblGrid>
+      <w:tr>
+        <w:tc>
+          <w:tcPr>
+            <w:tcW w:w="2500" w:type="dxa"/>
+            <w:tcMar>
+              <w:top w:w="60" w:type="dxa"/>
+              <w:left w:w="100" w:type="dxa"/>
+              <w:bottom w:w="60" w:type="dxa"/>
+              <w:right w:w="100" w:type="dxa"/>
+            </w:tcMar>
+            <w:vAlign w:val="center"/>
+            <w:shd w:val="clear" w:color="auto" w:fill="1F3864"/>
+          </w:tcPr>
+          <w:p>
+            <w:pPr>
+              <w:jc w:val="center"/>
+            </w:pPr>
+            <w:r>
+              <w:rPr>
+                <w:rFonts w:ascii="BIZ UDPゴシック" w:hAnsi="BIZ UDPゴシック" w:eastAsia="BIZ UDPゴシック"/>
+                <w:b/>
+                <w:color w:val="FFFFFF"/>
+                <w:sz w:val="19"/>
+              </w:rPr>
+              <w:t>サービス</w:t>
+            </w:r>
+          </w:p>
+        </w:tc>
+        <w:tc>
+          <w:tcPr>
+            <w:tcW w:w="1600" w:type="dxa"/>
+            <w:tcMar>
+              <w:top w:w="60" w:type="dxa"/>
+              <w:left w:w="100" w:type="dxa"/>
+              <w:bottom w:w="60" w:type="dxa"/>
+              <w:right w:w="100" w:type="dxa"/>
+            </w:tcMar>
+            <w:vAlign w:val="center"/>
+            <w:shd w:val="clear" w:color="auto" w:fill="1F3864"/>
+          </w:tcPr>
+          <w:p>
+            <w:pPr>
+              <w:jc w:val="center"/>
+            </w:pPr>
+            <w:r>
+              <w:rPr>
+                <w:rFonts w:ascii="BIZ UDPゴシック" w:hAnsi="BIZ UDPゴシック" w:eastAsia="BIZ UDPゴシック"/>
+                <w:b/>
+                <w:color w:val="FFFFFF"/>
+                <w:sz w:val="19"/>
+              </w:rPr>
+              <w:t>給付費</w:t>
+            </w:r>
+          </w:p>
+        </w:tc>
+        <w:tc>
+          <w:tcPr>
+            <w:tcW w:w="1200" w:type="dxa"/>
+            <w:tcMar>
+              <w:top w:w="60" w:type="dxa"/>
+              <w:left w:w="100" w:type="dxa"/>
+              <w:bottom w:w="60" w:type="dxa"/>
+              <w:right w:w="100" w:type="dxa"/>
+            </w:tcMar>
+            <w:vAlign w:val="center"/>
+            <w:shd w:val="clear" w:color="auto" w:fill="1F3864"/>
+          </w:tcPr>
+          <w:p>
+            <w:pPr>
+              <w:jc w:val="center"/>
+            </w:pPr>
+            <w:r>
+              <w:rPr>
+                <w:rFonts w:ascii="BIZ UDPゴシック" w:hAnsi="BIZ UDPゴシック" w:eastAsia="BIZ UDPゴシック"/>
+                <w:b/>
+                <w:color w:val="FFFFFF"/>
+                <w:sz w:val="19"/>
+              </w:rPr>
+              <w:t>構成比</w:t>
+            </w:r>
+          </w:p>
+        </w:tc>
+        <w:tc>
+          <w:tcPr>
+            <w:tcW w:w="4338" w:type="dxa"/>
+            <w:tcMar>
+              <w:top w:w="60" w:type="dxa"/>
+              <w:left w:w="100" w:type="dxa"/>
+              <w:bottom w:w="60" w:type="dxa"/>
+              <w:right w:w="100" w:type="dxa"/>
+            </w:tcMar>
+            <w:vAlign w:val="center"/>
+            <w:shd w:val="clear" w:color="auto" w:fill="1F3864"/>
+          </w:tcPr>
+          <w:p>
+            <w:pPr>
+              <w:jc w:val="center"/>
+            </w:pPr>
+            <w:r>
+              <w:rPr>
+                <w:rFonts w:ascii="BIZ UDPゴシック" w:hAnsi="BIZ UDPゴシック" w:eastAsia="BIZ UDPゴシック"/>
+                <w:b/>
+                <w:color w:val="FFFFFF"/>
+                <w:sz w:val="19"/>
+              </w:rPr>
+              <w:t>計画上の位置づけ</w:t>
+            </w:r>
+          </w:p>
+        </w:tc>
+      </w:tr>
+      <w:tr>
+        <w:tc>
+          <w:tcPr>
+            <w:tcW w:w="2500" w:type="dxa"/>
+            <w:tcMar>
+              <w:top w:w="60" w:type="dxa"/>
+              <w:left w:w="100" w:type="dxa"/>
+              <w:bottom w:w="60" w:type="dxa"/>
+              <w:right w:w="100" w:type="dxa"/>
+            </w:tcMar>
+            <w:vAlign w:val="center"/>
+          </w:tcPr>
+          <w:p>
+            <w:pPr>
+              <w:jc w:val="left"/>
+            </w:pPr>
+            <w:r>
+              <w:rPr>
+                <w:rFonts w:ascii="BIZ UDPゴシック" w:hAnsi="BIZ UDPゴシック" w:eastAsia="BIZ UDPゴシック"/>
+                <w:b w:val="0"/>
+                <w:sz w:val="19"/>
+              </w:rPr>
+              <w:t>就労継続支援（Ｂ型）</w:t>
+            </w:r>
+          </w:p>
+        </w:tc>
+        <w:tc>
+          <w:tcPr>
+            <w:tcW w:w="1600" w:type="dxa"/>
+            <w:tcMar>
+              <w:top w:w="60" w:type="dxa"/>
+              <w:left w:w="100" w:type="dxa"/>
+              <w:bottom w:w="60" w:type="dxa"/>
+              <w:right w:w="100" w:type="dxa"/>
+            </w:tcMar>
+            <w:vAlign w:val="center"/>
+          </w:tcPr>
+          <w:p>
+            <w:pPr>
+              <w:jc w:val="right"/>
+            </w:pPr>
+            <w:r>
+              <w:rPr>
+                <w:rFonts w:ascii="BIZ UDPゴシック" w:hAnsi="BIZ UDPゴシック" w:eastAsia="BIZ UDPゴシック"/>
+                <w:b w:val="0"/>
+                <w:sz w:val="19"/>
+              </w:rPr>
+              <w:t>19,707千円</w:t>
+            </w:r>
+          </w:p>
+        </w:tc>
+        <w:tc>
+          <w:tcPr>
+            <w:tcW w:w="1200" w:type="dxa"/>
+            <w:tcMar>
+              <w:top w:w="60" w:type="dxa"/>
+              <w:left w:w="100" w:type="dxa"/>
+              <w:bottom w:w="60" w:type="dxa"/>
+              <w:right w:w="100" w:type="dxa"/>
+            </w:tcMar>
+            <w:vAlign w:val="center"/>
+          </w:tcPr>
+          <w:p>
+            <w:pPr>
+              <w:jc w:val="right"/>
+            </w:pPr>
+            <w:r>
+              <w:rPr>
+                <w:rFonts w:ascii="BIZ UDPゴシック" w:hAnsi="BIZ UDPゴシック" w:eastAsia="BIZ UDPゴシック"/>
+                <w:b w:val="0"/>
+                <w:sz w:val="19"/>
+              </w:rPr>
+              <w:t>35.5％</w:t>
+            </w:r>
+          </w:p>
+        </w:tc>
+        <w:tc>
+          <w:tcPr>
+            <w:tcW w:w="4338" w:type="dxa"/>
+            <w:tcMar>
+              <w:top w:w="60" w:type="dxa"/>
+              <w:left w:w="100" w:type="dxa"/>
+              <w:bottom w:w="60" w:type="dxa"/>
+              <w:right w:w="100" w:type="dxa"/>
+            </w:tcMar>
+            <w:vAlign w:val="center"/>
+          </w:tcPr>
+          <w:p>
+            <w:r>
+              <w:rPr>
+                <w:rFonts w:ascii="BIZ UDPゴシック" w:hAnsi="BIZ UDPゴシック" w:eastAsia="BIZ UDPゴシック"/>
+                <w:b w:val="0"/>
+                <w:sz w:val="19"/>
+              </w:rPr>
+              <w:t>村内に事業所がなく圏域事業所を利用。増加の主因</w:t>
+            </w:r>
+          </w:p>
+        </w:tc>
+      </w:tr>
+      <w:tr>
+        <w:tc>
+          <w:tcPr>
+            <w:tcW w:w="2500" w:type="dxa"/>
+            <w:tcMar>
+              <w:top w:w="60" w:type="dxa"/>
+              <w:left w:w="100" w:type="dxa"/>
+              <w:bottom w:w="60" w:type="dxa"/>
+              <w:right w:w="100" w:type="dxa"/>
+            </w:tcMar>
+            <w:vAlign w:val="center"/>
+          </w:tcPr>
+          <w:p>
+            <w:pPr>
+              <w:jc w:val="left"/>
+            </w:pPr>
+            <w:r>
+              <w:rPr>
+                <w:rFonts w:ascii="BIZ UDPゴシック" w:hAnsi="BIZ UDPゴシック" w:eastAsia="BIZ UDPゴシック"/>
+                <w:b w:val="0"/>
+                <w:sz w:val="19"/>
+              </w:rPr>
+              <w:t>生活介護</w:t>
+            </w:r>
+          </w:p>
+        </w:tc>
+        <w:tc>
+          <w:tcPr>
+            <w:tcW w:w="1600" w:type="dxa"/>
+            <w:tcMar>
+              <w:top w:w="60" w:type="dxa"/>
+              <w:left w:w="100" w:type="dxa"/>
+              <w:bottom w:w="60" w:type="dxa"/>
+              <w:right w:w="100" w:type="dxa"/>
+            </w:tcMar>
+            <w:vAlign w:val="center"/>
+          </w:tcPr>
+          <w:p>
+            <w:pPr>
+              <w:jc w:val="right"/>
+            </w:pPr>
+            <w:r>
+              <w:rPr>
+                <w:rFonts w:ascii="BIZ UDPゴシック" w:hAnsi="BIZ UDPゴシック" w:eastAsia="BIZ UDPゴシック"/>
+                <w:b w:val="0"/>
+                <w:sz w:val="19"/>
+              </w:rPr>
+              <w:t>13,210千円</w:t>
+            </w:r>
+          </w:p>
+        </w:tc>
+        <w:tc>
+          <w:tcPr>
+            <w:tcW w:w="1200" w:type="dxa"/>
+            <w:tcMar>
+              <w:top w:w="60" w:type="dxa"/>
+              <w:left w:w="100" w:type="dxa"/>
+              <w:bottom w:w="60" w:type="dxa"/>
+              <w:right w:w="100" w:type="dxa"/>
+            </w:tcMar>
+            <w:vAlign w:val="center"/>
+          </w:tcPr>
+          <w:p>
+            <w:pPr>
+              <w:jc w:val="right"/>
+            </w:pPr>
+            <w:r>
+              <w:rPr>
+                <w:rFonts w:ascii="BIZ UDPゴシック" w:hAnsi="BIZ UDPゴシック" w:eastAsia="BIZ UDPゴシック"/>
+                <w:b w:val="0"/>
+                <w:sz w:val="19"/>
+              </w:rPr>
+              <w:t>23.8％</w:t>
+            </w:r>
+          </w:p>
+        </w:tc>
+        <w:tc>
+          <w:tcPr>
+            <w:tcW w:w="4338" w:type="dxa"/>
+            <w:tcMar>
+              <w:top w:w="60" w:type="dxa"/>
+              <w:left w:w="100" w:type="dxa"/>
+              <w:bottom w:w="60" w:type="dxa"/>
+              <w:right w:w="100" w:type="dxa"/>
+            </w:tcMar>
+            <w:vAlign w:val="center"/>
+          </w:tcPr>
+          <w:p>
+            <w:r>
+              <w:rPr>
+                <w:rFonts w:ascii="BIZ UDPゴシック" w:hAnsi="BIZ UDPゴシック" w:eastAsia="BIZ UDPゴシック"/>
+                <w:b w:val="0"/>
+                <w:sz w:val="19"/>
+              </w:rPr>
+              <w:t>重度者の日中活動。卒業後の進路と接続</w:t>
+            </w:r>
+          </w:p>
+        </w:tc>
+      </w:tr>
+      <w:tr>
+        <w:tc>
+          <w:tcPr>
+            <w:tcW w:w="2500" w:type="dxa"/>
+            <w:tcMar>
+              <w:top w:w="60" w:type="dxa"/>
+              <w:left w:w="100" w:type="dxa"/>
+              <w:bottom w:w="60" w:type="dxa"/>
+              <w:right w:w="100" w:type="dxa"/>
+            </w:tcMar>
+            <w:vAlign w:val="center"/>
+          </w:tcPr>
+          <w:p>
+            <w:pPr>
+              <w:jc w:val="left"/>
+            </w:pPr>
+            <w:r>
+              <w:rPr>
+                <w:rFonts w:ascii="BIZ UDPゴシック" w:hAnsi="BIZ UDPゴシック" w:eastAsia="BIZ UDPゴシック"/>
+                <w:b w:val="0"/>
+                <w:sz w:val="19"/>
+              </w:rPr>
+              <w:t>共同生活援助</w:t>
+            </w:r>
+          </w:p>
+        </w:tc>
+        <w:tc>
+          <w:tcPr>
+            <w:tcW w:w="1600" w:type="dxa"/>
+            <w:tcMar>
+              <w:top w:w="60" w:type="dxa"/>
+              <w:left w:w="100" w:type="dxa"/>
+              <w:bottom w:w="60" w:type="dxa"/>
+              <w:right w:w="100" w:type="dxa"/>
+            </w:tcMar>
+            <w:vAlign w:val="center"/>
+          </w:tcPr>
+          <w:p>
+            <w:pPr>
+              <w:jc w:val="right"/>
+            </w:pPr>
+            <w:r>
+              <w:rPr>
+                <w:rFonts w:ascii="BIZ UDPゴシック" w:hAnsi="BIZ UDPゴシック" w:eastAsia="BIZ UDPゴシック"/>
+                <w:b w:val="0"/>
+                <w:sz w:val="19"/>
+              </w:rPr>
+              <w:t>9,663千円</w:t>
+            </w:r>
+          </w:p>
+        </w:tc>
+        <w:tc>
+          <w:tcPr>
+            <w:tcW w:w="1200" w:type="dxa"/>
+            <w:tcMar>
+              <w:top w:w="60" w:type="dxa"/>
+              <w:left w:w="100" w:type="dxa"/>
+              <w:bottom w:w="60" w:type="dxa"/>
+              <w:right w:w="100" w:type="dxa"/>
+            </w:tcMar>
+            <w:vAlign w:val="center"/>
+          </w:tcPr>
+          <w:p>
+            <w:pPr>
+              <w:jc w:val="right"/>
+            </w:pPr>
+            <w:r>
+              <w:rPr>
+                <w:rFonts w:ascii="BIZ UDPゴシック" w:hAnsi="BIZ UDPゴシック" w:eastAsia="BIZ UDPゴシック"/>
+                <w:b w:val="0"/>
+                <w:sz w:val="19"/>
+              </w:rPr>
+              <w:t>17.4％</w:t>
+            </w:r>
+          </w:p>
+        </w:tc>
+        <w:tc>
+          <w:tcPr>
+            <w:tcW w:w="4338" w:type="dxa"/>
+            <w:tcMar>
+              <w:top w:w="60" w:type="dxa"/>
+              <w:left w:w="100" w:type="dxa"/>
+              <w:bottom w:w="60" w:type="dxa"/>
+              <w:right w:w="100" w:type="dxa"/>
+            </w:tcMar>
+            <w:vAlign w:val="center"/>
+          </w:tcPr>
+          <w:p>
+            <w:r>
+              <w:rPr>
+                <w:rFonts w:ascii="BIZ UDPゴシック" w:hAnsi="BIZ UDPゴシック" w:eastAsia="BIZ UDPゴシック"/>
+                <w:b w:val="0"/>
+                <w:sz w:val="19"/>
+              </w:rPr>
+              <w:t>居住系の中心。地域移行・親亡き後支援と接続</w:t>
+            </w:r>
+          </w:p>
+        </w:tc>
+      </w:tr>
+      <w:tr>
+        <w:tc>
+          <w:tcPr>
+            <w:tcW w:w="2500" w:type="dxa"/>
+            <w:tcMar>
+              <w:top w:w="60" w:type="dxa"/>
+              <w:left w:w="100" w:type="dxa"/>
+              <w:bottom w:w="60" w:type="dxa"/>
+              <w:right w:w="100" w:type="dxa"/>
+            </w:tcMar>
+            <w:vAlign w:val="center"/>
+          </w:tcPr>
+          <w:p>
+            <w:pPr>
+              <w:jc w:val="left"/>
+            </w:pPr>
+            <w:r>
+              <w:rPr>
+                <w:rFonts w:ascii="BIZ UDPゴシック" w:hAnsi="BIZ UDPゴシック" w:eastAsia="BIZ UDPゴシック"/>
+                <w:b w:val="0"/>
+                <w:sz w:val="19"/>
+              </w:rPr>
+              <w:t>施設入所支援</w:t>
+            </w:r>
+          </w:p>
+        </w:tc>
+        <w:tc>
+          <w:tcPr>
+            <w:tcW w:w="1600" w:type="dxa"/>
+            <w:tcMar>
+              <w:top w:w="60" w:type="dxa"/>
+              <w:left w:w="100" w:type="dxa"/>
+              <w:bottom w:w="60" w:type="dxa"/>
+              <w:right w:w="100" w:type="dxa"/>
+            </w:tcMar>
+            <w:vAlign w:val="center"/>
+          </w:tcPr>
+          <w:p>
+            <w:pPr>
+              <w:jc w:val="right"/>
+            </w:pPr>
+            <w:r>
+              <w:rPr>
+                <w:rFonts w:ascii="BIZ UDPゴシック" w:hAnsi="BIZ UDPゴシック" w:eastAsia="BIZ UDPゴシック"/>
+                <w:b w:val="0"/>
+                <w:sz w:val="19"/>
+              </w:rPr>
+              <w:t>5,994千円</w:t>
+            </w:r>
+          </w:p>
+        </w:tc>
+        <w:tc>
+          <w:tcPr>
+            <w:tcW w:w="1200" w:type="dxa"/>
+            <w:tcMar>
+              <w:top w:w="60" w:type="dxa"/>
+              <w:left w:w="100" w:type="dxa"/>
+              <w:bottom w:w="60" w:type="dxa"/>
+              <w:right w:w="100" w:type="dxa"/>
+            </w:tcMar>
+            <w:vAlign w:val="center"/>
+          </w:tcPr>
+          <w:p>
+            <w:pPr>
+              <w:jc w:val="right"/>
+            </w:pPr>
+            <w:r>
+              <w:rPr>
+                <w:rFonts w:ascii="BIZ UDPゴシック" w:hAnsi="BIZ UDPゴシック" w:eastAsia="BIZ UDPゴシック"/>
+                <w:b w:val="0"/>
+                <w:sz w:val="19"/>
+              </w:rPr>
+              <w:t>10.8％</w:t>
+            </w:r>
+          </w:p>
+        </w:tc>
+        <w:tc>
+          <w:tcPr>
+            <w:tcW w:w="4338" w:type="dxa"/>
+            <w:tcMar>
+              <w:top w:w="60" w:type="dxa"/>
+              <w:left w:w="100" w:type="dxa"/>
+              <w:bottom w:w="60" w:type="dxa"/>
+              <w:right w:w="100" w:type="dxa"/>
+            </w:tcMar>
+            <w:vAlign w:val="center"/>
+          </w:tcPr>
+          <w:p>
+            <w:r>
+              <w:rPr>
+                <w:rFonts w:ascii="BIZ UDPゴシック" w:hAnsi="BIZ UDPゴシック" w:eastAsia="BIZ UDPゴシック"/>
+                <w:b w:val="0"/>
+                <w:sz w:val="19"/>
+              </w:rPr>
+              <w:t>４人で横ばい。第４章（１）の成果目標と整合</w:t>
+            </w:r>
+          </w:p>
+        </w:tc>
+      </w:tr>
+      <w:tr>
+        <w:tc>
+          <w:tcPr>
+            <w:tcW w:w="2500" w:type="dxa"/>
+            <w:tcMar>
+              <w:top w:w="60" w:type="dxa"/>
+              <w:left w:w="100" w:type="dxa"/>
+              <w:bottom w:w="60" w:type="dxa"/>
+              <w:right w:w="100" w:type="dxa"/>
+            </w:tcMar>
+            <w:vAlign w:val="center"/>
+          </w:tcPr>
+          <w:p>
+            <w:pPr>
+              <w:jc w:val="left"/>
+            </w:pPr>
+            <w:r>
+              <w:rPr>
+                <w:rFonts w:ascii="BIZ UDPゴシック" w:hAnsi="BIZ UDPゴシック" w:eastAsia="BIZ UDPゴシック"/>
+                <w:b w:val="0"/>
+                <w:sz w:val="19"/>
+              </w:rPr>
+              <w:t>計画相談支援</w:t>
+            </w:r>
+          </w:p>
+        </w:tc>
+        <w:tc>
+          <w:tcPr>
+            <w:tcW w:w="1600" w:type="dxa"/>
+            <w:tcMar>
+              <w:top w:w="60" w:type="dxa"/>
+              <w:left w:w="100" w:type="dxa"/>
+              <w:bottom w:w="60" w:type="dxa"/>
+              <w:right w:w="100" w:type="dxa"/>
+            </w:tcMar>
+            <w:vAlign w:val="center"/>
+          </w:tcPr>
+          <w:p>
+            <w:pPr>
+              <w:jc w:val="right"/>
+            </w:pPr>
+            <w:r>
+              <w:rPr>
+                <w:rFonts w:ascii="BIZ UDPゴシック" w:hAnsi="BIZ UDPゴシック" w:eastAsia="BIZ UDPゴシック"/>
+                <w:b w:val="0"/>
+                <w:sz w:val="19"/>
+              </w:rPr>
+              <w:t>1,864千円</w:t>
+            </w:r>
+          </w:p>
+        </w:tc>
+        <w:tc>
+          <w:tcPr>
+            <w:tcW w:w="1200" w:type="dxa"/>
+            <w:tcMar>
+              <w:top w:w="60" w:type="dxa"/>
+              <w:left w:w="100" w:type="dxa"/>
+              <w:bottom w:w="60" w:type="dxa"/>
+              <w:right w:w="100" w:type="dxa"/>
+            </w:tcMar>
+            <w:vAlign w:val="center"/>
+          </w:tcPr>
+          <w:p>
+            <w:pPr>
+              <w:jc w:val="right"/>
+            </w:pPr>
+            <w:r>
+              <w:rPr>
+                <w:rFonts w:ascii="BIZ UDPゴシック" w:hAnsi="BIZ UDPゴシック" w:eastAsia="BIZ UDPゴシック"/>
+                <w:b w:val="0"/>
+                <w:sz w:val="19"/>
+              </w:rPr>
+              <w:t>3.4％</w:t>
+            </w:r>
+          </w:p>
+        </w:tc>
+        <w:tc>
+          <w:tcPr>
+            <w:tcW w:w="4338" w:type="dxa"/>
+            <w:tcMar>
+              <w:top w:w="60" w:type="dxa"/>
+              <w:left w:w="100" w:type="dxa"/>
+              <w:bottom w:w="60" w:type="dxa"/>
+              <w:right w:w="100" w:type="dxa"/>
+            </w:tcMar>
+            <w:vAlign w:val="center"/>
+          </w:tcPr>
+          <w:p>
+            <w:r>
+              <w:rPr>
+                <w:rFonts w:ascii="BIZ UDPゴシック" w:hAnsi="BIZ UDPゴシック" w:eastAsia="BIZ UDPゴシック"/>
+                <w:b w:val="0"/>
+                <w:sz w:val="19"/>
+              </w:rPr>
+              <w:t>圏域の相談支援事業所が実施</w:t>
+            </w:r>
+          </w:p>
+        </w:tc>
+      </w:tr>
+      <w:tr>
+        <w:tc>
+          <w:tcPr>
+            <w:tcW w:w="2500" w:type="dxa"/>
+            <w:tcMar>
+              <w:top w:w="60" w:type="dxa"/>
+              <w:left w:w="100" w:type="dxa"/>
+              <w:bottom w:w="60" w:type="dxa"/>
+              <w:right w:w="100" w:type="dxa"/>
+            </w:tcMar>
+            <w:vAlign w:val="center"/>
+          </w:tcPr>
+          <w:p>
+            <w:pPr>
+              <w:jc w:val="left"/>
+            </w:pPr>
+            <w:r>
+              <w:rPr>
+                <w:rFonts w:ascii="BIZ UDPゴシック" w:hAnsi="BIZ UDPゴシック" w:eastAsia="BIZ UDPゴシック"/>
+                <w:b w:val="0"/>
+                <w:sz w:val="19"/>
+              </w:rPr>
+              <w:t>居宅介護</w:t>
+            </w:r>
+          </w:p>
+        </w:tc>
+        <w:tc>
+          <w:tcPr>
+            <w:tcW w:w="1600" w:type="dxa"/>
+            <w:tcMar>
+              <w:top w:w="60" w:type="dxa"/>
+              <w:left w:w="100" w:type="dxa"/>
+              <w:bottom w:w="60" w:type="dxa"/>
+              <w:right w:w="100" w:type="dxa"/>
+            </w:tcMar>
+            <w:vAlign w:val="center"/>
+          </w:tcPr>
+          <w:p>
+            <w:pPr>
+              <w:jc w:val="right"/>
+            </w:pPr>
+            <w:r>
+              <w:rPr>
+                <w:rFonts w:ascii="BIZ UDPゴシック" w:hAnsi="BIZ UDPゴシック" w:eastAsia="BIZ UDPゴシック"/>
+                <w:b w:val="0"/>
+                <w:sz w:val="19"/>
+              </w:rPr>
+              <w:t>1,713千円</w:t>
+            </w:r>
+          </w:p>
+        </w:tc>
+        <w:tc>
+          <w:tcPr>
+            <w:tcW w:w="1200" w:type="dxa"/>
+            <w:tcMar>
+              <w:top w:w="60" w:type="dxa"/>
+              <w:left w:w="100" w:type="dxa"/>
+              <w:bottom w:w="60" w:type="dxa"/>
+              <w:right w:w="100" w:type="dxa"/>
+            </w:tcMar>
+            <w:vAlign w:val="center"/>
+          </w:tcPr>
+          <w:p>
+            <w:pPr>
+              <w:jc w:val="right"/>
+            </w:pPr>
+            <w:r>
+              <w:rPr>
+                <w:rFonts w:ascii="BIZ UDPゴシック" w:hAnsi="BIZ UDPゴシック" w:eastAsia="BIZ UDPゴシック"/>
+                <w:b w:val="0"/>
+                <w:sz w:val="19"/>
+              </w:rPr>
+              <w:t>3.1％</w:t>
+            </w:r>
+          </w:p>
+        </w:tc>
+        <w:tc>
+          <w:tcPr>
+            <w:tcW w:w="4338" w:type="dxa"/>
+            <w:tcMar>
+              <w:top w:w="60" w:type="dxa"/>
+              <w:left w:w="100" w:type="dxa"/>
+              <w:bottom w:w="60" w:type="dxa"/>
+              <w:right w:w="100" w:type="dxa"/>
+            </w:tcMar>
+            <w:vAlign w:val="center"/>
+          </w:tcPr>
+          <w:p>
+            <w:r>
+              <w:rPr>
+                <w:rFonts w:ascii="BIZ UDPゴシック" w:hAnsi="BIZ UDPゴシック" w:eastAsia="BIZ UDPゴシック"/>
+                <w:b w:val="0"/>
+                <w:sz w:val="19"/>
+              </w:rPr>
+              <w:t>訪問可能地区・冬季の提供体制が制約</w:t>
+            </w:r>
+          </w:p>
+        </w:tc>
+      </w:tr>
+      <w:tr>
+        <w:tc>
+          <w:tcPr>
+            <w:tcW w:w="2500" w:type="dxa"/>
+            <w:tcMar>
+              <w:top w:w="60" w:type="dxa"/>
+              <w:left w:w="100" w:type="dxa"/>
+              <w:bottom w:w="60" w:type="dxa"/>
+              <w:right w:w="100" w:type="dxa"/>
+            </w:tcMar>
+            <w:vAlign w:val="center"/>
+          </w:tcPr>
+          <w:p>
+            <w:pPr>
+              <w:jc w:val="left"/>
+            </w:pPr>
+            <w:r>
+              <w:rPr>
+                <w:rFonts w:ascii="BIZ UDPゴシック" w:hAnsi="BIZ UDPゴシック" w:eastAsia="BIZ UDPゴシック"/>
+                <w:b w:val="0"/>
+                <w:sz w:val="19"/>
+              </w:rPr>
+              <w:t>放課後等デイサービス</w:t>
+            </w:r>
+          </w:p>
+        </w:tc>
+        <w:tc>
+          <w:tcPr>
+            <w:tcW w:w="1600" w:type="dxa"/>
+            <w:tcMar>
+              <w:top w:w="60" w:type="dxa"/>
+              <w:left w:w="100" w:type="dxa"/>
+              <w:bottom w:w="60" w:type="dxa"/>
+              <w:right w:w="100" w:type="dxa"/>
+            </w:tcMar>
+            <w:vAlign w:val="center"/>
+          </w:tcPr>
+          <w:p>
+            <w:pPr>
+              <w:jc w:val="right"/>
+            </w:pPr>
+            <w:r>
+              <w:rPr>
+                <w:rFonts w:ascii="BIZ UDPゴシック" w:hAnsi="BIZ UDPゴシック" w:eastAsia="BIZ UDPゴシック"/>
+                <w:b w:val="0"/>
+                <w:sz w:val="19"/>
+              </w:rPr>
+              <w:t>1,076千円</w:t>
+            </w:r>
+          </w:p>
+        </w:tc>
+        <w:tc>
+          <w:tcPr>
+            <w:tcW w:w="1200" w:type="dxa"/>
+            <w:tcMar>
+              <w:top w:w="60" w:type="dxa"/>
+              <w:left w:w="100" w:type="dxa"/>
+              <w:bottom w:w="60" w:type="dxa"/>
+              <w:right w:w="100" w:type="dxa"/>
+            </w:tcMar>
+            <w:vAlign w:val="center"/>
+          </w:tcPr>
+          <w:p>
+            <w:pPr>
+              <w:jc w:val="right"/>
+            </w:pPr>
+            <w:r>
+              <w:rPr>
+                <w:rFonts w:ascii="BIZ UDPゴシック" w:hAnsi="BIZ UDPゴシック" w:eastAsia="BIZ UDPゴシック"/>
+                <w:b w:val="0"/>
+                <w:sz w:val="19"/>
+              </w:rPr>
+              <w:t>1.9％</w:t>
+            </w:r>
+          </w:p>
+        </w:tc>
+        <w:tc>
+          <w:tcPr>
+            <w:tcW w:w="4338" w:type="dxa"/>
+            <w:tcMar>
+              <w:top w:w="60" w:type="dxa"/>
+              <w:left w:w="100" w:type="dxa"/>
+              <w:bottom w:w="60" w:type="dxa"/>
+              <w:right w:w="100" w:type="dxa"/>
+            </w:tcMar>
+            <w:vAlign w:val="center"/>
+          </w:tcPr>
+          <w:p>
+            <w:r>
+              <w:rPr>
+                <w:rFonts w:ascii="BIZ UDPゴシック" w:hAnsi="BIZ UDPゴシック" w:eastAsia="BIZ UDPゴシック"/>
+                <w:b w:val="0"/>
+                <w:sz w:val="19"/>
+              </w:rPr>
+              <w:t>令和７年度に利用が増加</w:t>
+            </w:r>
+          </w:p>
+        </w:tc>
+      </w:tr>
+      <w:tr>
+        <w:tc>
+          <w:tcPr>
+            <w:tcW w:w="2500" w:type="dxa"/>
+            <w:tcMar>
+              <w:top w:w="60" w:type="dxa"/>
+              <w:left w:w="100" w:type="dxa"/>
+              <w:bottom w:w="60" w:type="dxa"/>
+              <w:right w:w="100" w:type="dxa"/>
+            </w:tcMar>
+            <w:vAlign w:val="center"/>
+          </w:tcPr>
+          <w:p>
+            <w:pPr>
+              <w:jc w:val="left"/>
+            </w:pPr>
+            <w:r>
+              <w:rPr>
+                <w:rFonts w:ascii="BIZ UDPゴシック" w:hAnsi="BIZ UDPゴシック" w:eastAsia="BIZ UDPゴシック"/>
+                <w:b w:val="0"/>
+                <w:sz w:val="19"/>
+              </w:rPr>
+              <w:t>その他</w:t>
+            </w:r>
+          </w:p>
+        </w:tc>
+        <w:tc>
+          <w:tcPr>
+            <w:tcW w:w="1600" w:type="dxa"/>
+            <w:tcMar>
+              <w:top w:w="60" w:type="dxa"/>
+              <w:left w:w="100" w:type="dxa"/>
+              <w:bottom w:w="60" w:type="dxa"/>
+              <w:right w:w="100" w:type="dxa"/>
+            </w:tcMar>
+            <w:vAlign w:val="center"/>
+          </w:tcPr>
+          <w:p>
+            <w:pPr>
+              <w:jc w:val="right"/>
+            </w:pPr>
+            <w:r>
+              <w:rPr>
+                <w:rFonts w:ascii="BIZ UDPゴシック" w:hAnsi="BIZ UDPゴシック" w:eastAsia="BIZ UDPゴシック"/>
+                <w:b w:val="0"/>
+                <w:sz w:val="19"/>
+              </w:rPr>
+              <w:t>2,286千円</w:t>
+            </w:r>
+          </w:p>
+        </w:tc>
+        <w:tc>
+          <w:tcPr>
+            <w:tcW w:w="1200" w:type="dxa"/>
+            <w:tcMar>
+              <w:top w:w="60" w:type="dxa"/>
+              <w:left w:w="100" w:type="dxa"/>
+              <w:bottom w:w="60" w:type="dxa"/>
+              <w:right w:w="100" w:type="dxa"/>
+            </w:tcMar>
+            <w:vAlign w:val="center"/>
+          </w:tcPr>
+          <w:p>
+            <w:pPr>
+              <w:jc w:val="right"/>
+            </w:pPr>
+            <w:r>
+              <w:rPr>
+                <w:rFonts w:ascii="BIZ UDPゴシック" w:hAnsi="BIZ UDPゴシック" w:eastAsia="BIZ UDPゴシック"/>
+                <w:b w:val="0"/>
+                <w:sz w:val="19"/>
+              </w:rPr>
+              <w:t>4.1％</w:t>
+            </w:r>
+          </w:p>
+        </w:tc>
+        <w:tc>
+          <w:tcPr>
+            <w:tcW w:w="4338" w:type="dxa"/>
+            <w:tcMar>
+              <w:top w:w="60" w:type="dxa"/>
+              <w:left w:w="100" w:type="dxa"/>
+              <w:bottom w:w="60" w:type="dxa"/>
+              <w:right w:w="100" w:type="dxa"/>
+            </w:tcMar>
+            <w:vAlign w:val="center"/>
+          </w:tcPr>
+          <w:p>
+            <w:r>
+              <w:rPr>
+                <w:rFonts w:ascii="BIZ UDPゴシック" w:hAnsi="BIZ UDPゴシック" w:eastAsia="BIZ UDPゴシック"/>
+                <w:b w:val="0"/>
+                <w:sz w:val="19"/>
+              </w:rPr>
+              <w:t>短期入所、自立訓練、児童発達支援、障害児相談支援等</w:t>
+            </w:r>
+          </w:p>
+        </w:tc>
+      </w:tr>
+    </w:tbl>
+    <w:p/>
+    <w:p>
+      <w:pPr>
+        <w:pStyle w:val="3"/>
+      </w:pPr>
+      <w:bookmarkStart w:id="8100081" w:name="_Toc8100081"/>
+      <w:r>
+        <w:rPr>
+          <w:rFonts w:ascii="BIZ UDPゴシック" w:hAnsi="BIZ UDPゴシック" w:eastAsia="BIZ UDPゴシック"/>
+          <w:b w:val="0"/>
+          <w:sz w:val="21"/>
+        </w:rPr>
         <w:t>■　地域生活支援事業及び村単独事業の財源</w:t>
       </w:r>
-      <w:bookmarkEnd w:id="8100080"/>
+      <w:bookmarkEnd w:id="8100081"/>
     </w:p>
     <w:p>
       <w:pPr>
@@ -49816,7 +50520,7 @@
           <w:b w:val="0"/>
           <w:sz w:val="21"/>
         </w:rPr>
-        <w:t>自立支援給付及び障害児通所給付が義務的経費であるのに対し、地域生活支援事業（第５章７）は国２分の１以内・県４分の１以内の統合補助金による裁量的経費です。補助基準額を超える部分は村の一般財源で賄うこととなるため、事業の評価にあたっては、実施の有無だけでなく、事業費、国県補助額、村負担額、超過負担の有無を分けて把握する必要があります。</w:t>
+        <w:t>自立支援給付及び障害児通所給付が義務的経費であるのに対し、地域生活支援事業（第５章９）は国２分の１以内・県４分の１以内の統合補助金による裁量的経費です。補助基準額を超える部分は村の一般財源で賄うこととなるため、事業の評価にあたっては、実施の有無だけでなく、事業費、国県補助額、村負担額、超過負担の有無を分けて把握する必要があります。</w:t>
       </w:r>
     </w:p>
     <w:p>
@@ -49922,6 +50626,1496 @@
     <w:p/>
     <w:p>
       <w:pPr>
+        <w:pStyle w:val="2"/>
+      </w:pPr>
+      <w:bookmarkStart w:id="8100082" w:name="_Toc8100082"/>
+      <w:r>
+        <w:rPr>
+          <w:rFonts w:ascii="BIZ UDPゴシック" w:hAnsi="BIZ UDPゴシック" w:eastAsia="BIZ UDPゴシック"/>
+          <w:b w:val="0"/>
+          <w:sz w:val="21"/>
+        </w:rPr>
+        <w:t>13　障がい福祉人材の確保・定着、生産性向上及び経営基盤の確立</w:t>
+      </w:r>
+      <w:bookmarkEnd w:id="8100082"/>
+    </w:p>
+    <w:p>
+      <w:pPr>
+        <w:ind w:firstLine="210"/>
+      </w:pPr>
+      <w:r>
+        <w:rPr>
+          <w:rFonts w:ascii="BIZ UDPゴシック" w:hAnsi="BIZ UDPゴシック" w:eastAsia="BIZ UDPゴシック"/>
+          <w:b w:val="0"/>
+          <w:sz w:val="21"/>
+        </w:rPr>
+        <w:t>令和８年７月10日に示された基本指針の改正により、「人材確保、ケアの充実のための生産性向上及び経営基盤の確立等に係る取組事項」が基本指針 別表第二に加えられ、市町村障害福祉計画等において定めるよう努めなければならない事項となりました。いずれも都道府県との連携を含む方策を定めるものです。</w:t>
+      </w:r>
+    </w:p>
+    <w:p>
+      <w:pPr>
+        <w:ind w:firstLine="210"/>
+      </w:pPr>
+      <w:r>
+        <w:rPr>
+          <w:rFonts w:ascii="BIZ UDPゴシック" w:hAnsi="BIZ UDPゴシック" w:eastAsia="BIZ UDPゴシック"/>
+          <w:b w:val="0"/>
+          <w:sz w:val="21"/>
+        </w:rPr>
+        <w:t>本村は障がい福祉サービス事業者の指定及び指導監査の権限を有しないため、県の取組みに村内及び圏域の事業所をつなぐことが役割の中心になります。第４章（７）の成果目標と対をなす取組みとして、次のとおり整理します。</w:t>
+      </w:r>
+    </w:p>
+    <w:tbl>
+      <w:tblPr>
+        <w:tblW w:type="auto" w:w="0"/>
+        <w:tblLook w:firstColumn="1" w:firstRow="1" w:lastColumn="0" w:lastRow="0" w:noHBand="0" w:noVBand="1" w:val="04A0"/>
+        <w:tblBorders>
+          <w:top w:val="single" w:sz="4" w:space="0" w:color="AAAAAA"/>
+          <w:left w:val="single" w:sz="4" w:space="0" w:color="AAAAAA"/>
+          <w:bottom w:val="single" w:sz="4" w:space="0" w:color="AAAAAA"/>
+          <w:right w:val="single" w:sz="4" w:space="0" w:color="AAAAAA"/>
+          <w:insideH w:val="single" w:sz="4" w:space="0" w:color="AAAAAA"/>
+          <w:insideV w:val="single" w:sz="4" w:space="0" w:color="AAAAAA"/>
+        </w:tblBorders>
+        <w:tblLook w:val="0000" w:firstRow="0" w:lastRow="0" w:firstColumn="0" w:lastColumn="0" w:noHBand="0" w:noVBand="0"/>
+      </w:tblPr>
+      <w:tblGrid>
+        <w:gridCol w:w="3213"/>
+        <w:gridCol w:w="3213"/>
+        <w:gridCol w:w="3213"/>
+      </w:tblGrid>
+      <w:tr>
+        <w:tc>
+          <w:tcPr>
+            <w:tcW w:w="2200" w:type="dxa"/>
+            <w:tcMar>
+              <w:top w:w="60" w:type="dxa"/>
+              <w:left w:w="100" w:type="dxa"/>
+              <w:bottom w:w="60" w:type="dxa"/>
+              <w:right w:w="100" w:type="dxa"/>
+            </w:tcMar>
+            <w:vAlign w:val="center"/>
+            <w:shd w:val="clear" w:color="auto" w:fill="1F3864"/>
+          </w:tcPr>
+          <w:p>
+            <w:pPr>
+              <w:jc w:val="center"/>
+            </w:pPr>
+            <w:r>
+              <w:rPr>
+                <w:rFonts w:ascii="BIZ UDPゴシック" w:hAnsi="BIZ UDPゴシック" w:eastAsia="BIZ UDPゴシック"/>
+                <w:b/>
+                <w:color w:val="FFFFFF"/>
+                <w:sz w:val="19"/>
+              </w:rPr>
+              <w:t>区分</w:t>
+            </w:r>
+          </w:p>
+        </w:tc>
+        <w:tc>
+          <w:tcPr>
+            <w:tcW w:w="2800" w:type="dxa"/>
+            <w:tcMar>
+              <w:top w:w="60" w:type="dxa"/>
+              <w:left w:w="100" w:type="dxa"/>
+              <w:bottom w:w="60" w:type="dxa"/>
+              <w:right w:w="100" w:type="dxa"/>
+            </w:tcMar>
+            <w:vAlign w:val="center"/>
+            <w:shd w:val="clear" w:color="auto" w:fill="1F3864"/>
+          </w:tcPr>
+          <w:p>
+            <w:pPr>
+              <w:jc w:val="center"/>
+            </w:pPr>
+            <w:r>
+              <w:rPr>
+                <w:rFonts w:ascii="BIZ UDPゴシック" w:hAnsi="BIZ UDPゴシック" w:eastAsia="BIZ UDPゴシック"/>
+                <w:b/>
+                <w:color w:val="FFFFFF"/>
+                <w:sz w:val="19"/>
+              </w:rPr>
+              <w:t>国が定めを求める事項</w:t>
+            </w:r>
+          </w:p>
+        </w:tc>
+        <w:tc>
+          <w:tcPr>
+            <w:tcW w:w="4638" w:type="dxa"/>
+            <w:tcMar>
+              <w:top w:w="60" w:type="dxa"/>
+              <w:left w:w="100" w:type="dxa"/>
+              <w:bottom w:w="60" w:type="dxa"/>
+              <w:right w:w="100" w:type="dxa"/>
+            </w:tcMar>
+            <w:vAlign w:val="center"/>
+            <w:shd w:val="clear" w:color="auto" w:fill="1F3864"/>
+          </w:tcPr>
+          <w:p>
+            <w:pPr>
+              <w:jc w:val="center"/>
+            </w:pPr>
+            <w:r>
+              <w:rPr>
+                <w:rFonts w:ascii="BIZ UDPゴシック" w:hAnsi="BIZ UDPゴシック" w:eastAsia="BIZ UDPゴシック"/>
+                <w:b/>
+                <w:color w:val="FFFFFF"/>
+                <w:sz w:val="19"/>
+              </w:rPr>
+              <w:t>本村の取組み</w:t>
+            </w:r>
+          </w:p>
+        </w:tc>
+      </w:tr>
+      <w:tr>
+        <w:tc>
+          <w:tcPr>
+            <w:tcW w:w="2200" w:type="dxa"/>
+            <w:tcMar>
+              <w:top w:w="60" w:type="dxa"/>
+              <w:left w:w="100" w:type="dxa"/>
+              <w:bottom w:w="60" w:type="dxa"/>
+              <w:right w:w="100" w:type="dxa"/>
+            </w:tcMar>
+            <w:vAlign w:val="center"/>
+          </w:tcPr>
+          <w:p>
+            <w:pPr>
+              <w:jc w:val="left"/>
+            </w:pPr>
+            <w:r>
+              <w:rPr>
+                <w:rFonts w:ascii="BIZ UDPゴシック" w:hAnsi="BIZ UDPゴシック" w:eastAsia="BIZ UDPゴシック"/>
+                <w:b w:val="0"/>
+                <w:sz w:val="19"/>
+              </w:rPr>
+              <w:t>①　障がい福祉サービス・</w:t>
+              <w:br/>
+              <w:t xml:space="preserve">　　相談支援</w:t>
+            </w:r>
+          </w:p>
+        </w:tc>
+        <w:tc>
+          <w:tcPr>
+            <w:tcW w:w="2800" w:type="dxa"/>
+            <w:tcMar>
+              <w:top w:w="60" w:type="dxa"/>
+              <w:left w:w="100" w:type="dxa"/>
+              <w:bottom w:w="60" w:type="dxa"/>
+              <w:right w:w="100" w:type="dxa"/>
+            </w:tcMar>
+            <w:vAlign w:val="center"/>
+          </w:tcPr>
+          <w:p>
+            <w:r>
+              <w:rPr>
+                <w:rFonts w:ascii="BIZ UDPゴシック" w:hAnsi="BIZ UDPゴシック" w:eastAsia="BIZ UDPゴシック"/>
+                <w:b w:val="0"/>
+                <w:sz w:val="19"/>
+              </w:rPr>
+              <w:t>業務の効率化、質の向上その他の生産性の向上、従事者の確保及び資質の向上、安定した経営基盤の確立</w:t>
+            </w:r>
+          </w:p>
+        </w:tc>
+        <w:tc>
+          <w:tcPr>
+            <w:tcW w:w="4638" w:type="dxa"/>
+            <w:tcMar>
+              <w:top w:w="60" w:type="dxa"/>
+              <w:left w:w="100" w:type="dxa"/>
+              <w:bottom w:w="60" w:type="dxa"/>
+              <w:right w:w="100" w:type="dxa"/>
+            </w:tcMar>
+            <w:vAlign w:val="center"/>
+          </w:tcPr>
+          <w:p>
+            <w:r>
+              <w:rPr>
+                <w:rFonts w:ascii="BIZ UDPゴシック" w:hAnsi="BIZ UDPゴシック" w:eastAsia="BIZ UDPゴシック"/>
+                <w:b w:val="0"/>
+                <w:sz w:val="19"/>
+              </w:rPr>
+              <w:t>県が設置する人材確保・生産性向上のワンストップ窓口を村内及び圏域の事業所へ周知します。福祉・介護職員等処遇改善加算の取得を働きかけます。相談支援専門員研修・サービス管理責任者研修の受講を後押しします。</w:t>
+            </w:r>
+          </w:p>
+        </w:tc>
+      </w:tr>
+      <w:tr>
+        <w:tc>
+          <w:tcPr>
+            <w:tcW w:w="2200" w:type="dxa"/>
+            <w:tcMar>
+              <w:top w:w="60" w:type="dxa"/>
+              <w:left w:w="100" w:type="dxa"/>
+              <w:bottom w:w="60" w:type="dxa"/>
+              <w:right w:w="100" w:type="dxa"/>
+            </w:tcMar>
+            <w:vAlign w:val="center"/>
+          </w:tcPr>
+          <w:p>
+            <w:pPr>
+              <w:jc w:val="left"/>
+            </w:pPr>
+            <w:r>
+              <w:rPr>
+                <w:rFonts w:ascii="BIZ UDPゴシック" w:hAnsi="BIZ UDPゴシック" w:eastAsia="BIZ UDPゴシック"/>
+                <w:b w:val="0"/>
+                <w:sz w:val="19"/>
+              </w:rPr>
+              <w:t>②　障がい児通所支援・</w:t>
+              <w:br/>
+              <w:t xml:space="preserve">　　障がい児相談支援</w:t>
+            </w:r>
+          </w:p>
+        </w:tc>
+        <w:tc>
+          <w:tcPr>
+            <w:tcW w:w="2800" w:type="dxa"/>
+            <w:tcMar>
+              <w:top w:w="60" w:type="dxa"/>
+              <w:left w:w="100" w:type="dxa"/>
+              <w:bottom w:w="60" w:type="dxa"/>
+              <w:right w:w="100" w:type="dxa"/>
+            </w:tcMar>
+            <w:vAlign w:val="center"/>
+          </w:tcPr>
+          <w:p>
+            <w:r>
+              <w:rPr>
+                <w:rFonts w:ascii="BIZ UDPゴシック" w:hAnsi="BIZ UDPゴシック" w:eastAsia="BIZ UDPゴシック"/>
+                <w:b w:val="0"/>
+                <w:sz w:val="19"/>
+              </w:rPr>
+              <w:t>同上</w:t>
+            </w:r>
+          </w:p>
+        </w:tc>
+        <w:tc>
+          <w:tcPr>
+            <w:tcW w:w="4638" w:type="dxa"/>
+            <w:tcMar>
+              <w:top w:w="60" w:type="dxa"/>
+              <w:left w:w="100" w:type="dxa"/>
+              <w:bottom w:w="60" w:type="dxa"/>
+              <w:right w:w="100" w:type="dxa"/>
+            </w:tcMar>
+            <w:vAlign w:val="center"/>
+          </w:tcPr>
+          <w:p>
+            <w:r>
+              <w:rPr>
+                <w:rFonts w:ascii="BIZ UDPゴシック" w:hAnsi="BIZ UDPゴシック" w:eastAsia="BIZ UDPゴシック"/>
+                <w:b w:val="0"/>
+                <w:sz w:val="19"/>
+              </w:rPr>
+              <w:t>圏域の児童発達支援事業所・放課後等デイサービス事業所へ①と同じ働きかけを行います。こども家庭センターを通じて、事業所と保健・保育・教育の情報共有の場を設けます。</w:t>
+            </w:r>
+          </w:p>
+        </w:tc>
+      </w:tr>
+      <w:tr>
+        <w:tc>
+          <w:tcPr>
+            <w:tcW w:w="2200" w:type="dxa"/>
+            <w:tcMar>
+              <w:top w:w="60" w:type="dxa"/>
+              <w:left w:w="100" w:type="dxa"/>
+              <w:bottom w:w="60" w:type="dxa"/>
+              <w:right w:w="100" w:type="dxa"/>
+            </w:tcMar>
+            <w:vAlign w:val="center"/>
+          </w:tcPr>
+          <w:p>
+            <w:pPr>
+              <w:jc w:val="left"/>
+            </w:pPr>
+            <w:r>
+              <w:rPr>
+                <w:rFonts w:ascii="BIZ UDPゴシック" w:hAnsi="BIZ UDPゴシック" w:eastAsia="BIZ UDPゴシック"/>
+                <w:b w:val="0"/>
+                <w:sz w:val="19"/>
+              </w:rPr>
+              <w:t>③　地域生活支援事業の</w:t>
+              <w:br/>
+              <w:t xml:space="preserve">　　従事者の確保・資質の向上</w:t>
+            </w:r>
+          </w:p>
+        </w:tc>
+        <w:tc>
+          <w:tcPr>
+            <w:tcW w:w="2800" w:type="dxa"/>
+            <w:tcMar>
+              <w:top w:w="60" w:type="dxa"/>
+              <w:left w:w="100" w:type="dxa"/>
+              <w:bottom w:w="60" w:type="dxa"/>
+              <w:right w:w="100" w:type="dxa"/>
+            </w:tcMar>
+            <w:vAlign w:val="center"/>
+          </w:tcPr>
+          <w:p>
+            <w:r>
+              <w:rPr>
+                <w:rFonts w:ascii="BIZ UDPゴシック" w:hAnsi="BIZ UDPゴシック" w:eastAsia="BIZ UDPゴシック"/>
+                <w:b w:val="0"/>
+                <w:sz w:val="19"/>
+              </w:rPr>
+              <w:t>従事者の確保及び資質の向上に資する都道府県と連携した取組</w:t>
+            </w:r>
+          </w:p>
+        </w:tc>
+        <w:tc>
+          <w:tcPr>
+            <w:tcW w:w="4638" w:type="dxa"/>
+            <w:tcMar>
+              <w:top w:w="60" w:type="dxa"/>
+              <w:left w:w="100" w:type="dxa"/>
+              <w:bottom w:w="60" w:type="dxa"/>
+              <w:right w:w="100" w:type="dxa"/>
+            </w:tcMar>
+            <w:vAlign w:val="center"/>
+          </w:tcPr>
+          <w:p>
+            <w:r>
+              <w:rPr>
+                <w:rFonts w:ascii="BIZ UDPゴシック" w:hAnsi="BIZ UDPゴシック" w:eastAsia="BIZ UDPゴシック"/>
+                <w:b w:val="0"/>
+                <w:sz w:val="19"/>
+              </w:rPr>
+              <w:t>障がい者相談支援事業・地域活動支援センター機能強化事業の受託事業者の従事者について、県が実施する研修の受講を確保します。会津北部地域生活支援拠点（４町村共同）の従事者研修を圏域で実施します。</w:t>
+            </w:r>
+          </w:p>
+        </w:tc>
+      </w:tr>
+      <w:tr>
+        <w:tc>
+          <w:tcPr>
+            <w:tcW w:w="2200" w:type="dxa"/>
+            <w:tcMar>
+              <w:top w:w="60" w:type="dxa"/>
+              <w:left w:w="100" w:type="dxa"/>
+              <w:bottom w:w="60" w:type="dxa"/>
+              <w:right w:w="100" w:type="dxa"/>
+            </w:tcMar>
+            <w:vAlign w:val="center"/>
+          </w:tcPr>
+          <w:p>
+            <w:pPr>
+              <w:jc w:val="left"/>
+            </w:pPr>
+            <w:r>
+              <w:rPr>
+                <w:rFonts w:ascii="BIZ UDPゴシック" w:hAnsi="BIZ UDPゴシック" w:eastAsia="BIZ UDPゴシック"/>
+                <w:b w:val="0"/>
+                <w:sz w:val="19"/>
+              </w:rPr>
+              <w:t>④　地域生活支援事業の</w:t>
+              <w:br/>
+              <w:t xml:space="preserve">　　生産性の向上</w:t>
+            </w:r>
+          </w:p>
+        </w:tc>
+        <w:tc>
+          <w:tcPr>
+            <w:tcW w:w="2800" w:type="dxa"/>
+            <w:tcMar>
+              <w:top w:w="60" w:type="dxa"/>
+              <w:left w:w="100" w:type="dxa"/>
+              <w:bottom w:w="60" w:type="dxa"/>
+              <w:right w:w="100" w:type="dxa"/>
+            </w:tcMar>
+            <w:vAlign w:val="center"/>
+          </w:tcPr>
+          <w:p>
+            <w:r>
+              <w:rPr>
+                <w:rFonts w:ascii="BIZ UDPゴシック" w:hAnsi="BIZ UDPゴシック" w:eastAsia="BIZ UDPゴシック"/>
+                <w:b w:val="0"/>
+                <w:sz w:val="19"/>
+              </w:rPr>
+              <w:t>業務の効率化、質の向上その他の生産性の向上に資する都道府県と連携した取組</w:t>
+            </w:r>
+          </w:p>
+        </w:tc>
+        <w:tc>
+          <w:tcPr>
+            <w:tcW w:w="4638" w:type="dxa"/>
+            <w:tcMar>
+              <w:top w:w="60" w:type="dxa"/>
+              <w:left w:w="100" w:type="dxa"/>
+              <w:bottom w:w="60" w:type="dxa"/>
+              <w:right w:w="100" w:type="dxa"/>
+            </w:tcMar>
+            <w:vAlign w:val="center"/>
+          </w:tcPr>
+          <w:p>
+            <w:r>
+              <w:rPr>
+                <w:rFonts w:ascii="BIZ UDPゴシック" w:hAnsi="BIZ UDPゴシック" w:eastAsia="BIZ UDPゴシック"/>
+                <w:b w:val="0"/>
+                <w:sz w:val="19"/>
+              </w:rPr>
+              <w:t>申請様式を簡素化し、村ホームページで電子配布します。移動支援事業・日中一時支援事業の実績報告の電子化を検討します。</w:t>
+            </w:r>
+          </w:p>
+        </w:tc>
+      </w:tr>
+    </w:tbl>
+    <w:p>
+      <w:pPr>
+        <w:pStyle w:val="3"/>
+      </w:pPr>
+      <w:bookmarkStart w:id="8100083" w:name="_Toc8100083"/>
+      <w:r>
+        <w:rPr>
+          <w:rFonts w:ascii="BIZ UDPゴシック" w:hAnsi="BIZ UDPゴシック" w:eastAsia="BIZ UDPゴシック"/>
+          <w:b w:val="0"/>
+          <w:sz w:val="21"/>
+        </w:rPr>
+        <w:t>■　意思決定支援の推進</w:t>
+      </w:r>
+      <w:bookmarkEnd w:id="8100083"/>
+    </w:p>
+    <w:p>
+      <w:pPr>
+        <w:ind w:firstLine="210"/>
+      </w:pPr>
+      <w:r>
+        <w:rPr>
+          <w:rFonts w:ascii="BIZ UDPゴシック" w:hAnsi="BIZ UDPゴシック" w:eastAsia="BIZ UDPゴシック"/>
+          <w:b w:val="0"/>
+          <w:sz w:val="21"/>
+        </w:rPr>
+        <w:t>基本指針は、障がい福祉サービス等の提供にあたって意思決定支援を適切に実施することを求めており、都道府県に対して「障害福祉サービス等の提供に係る意思決定支援ガイドライン」（平成29年３月31日障発0331第15号）の普及啓発と、相談支援専門員・サービス管理責任者・児童発達支援管理責任者への同ガイドラインを活用した研修の実施を求めています。</w:t>
+      </w:r>
+    </w:p>
+    <w:p>
+      <w:pPr>
+        <w:ind w:firstLine="210"/>
+      </w:pPr>
+      <w:r>
+        <w:rPr>
+          <w:rFonts w:ascii="BIZ UDPゴシック" w:hAnsi="BIZ UDPゴシック" w:eastAsia="BIZ UDPゴシック"/>
+          <w:b w:val="0"/>
+          <w:sz w:val="21"/>
+        </w:rPr>
+        <w:t>本村では、県の普及啓発及び研修の情報を村内及び圏域の事業所へ確実に伝えるとともに、支給決定にあたっては本人の意思を確認することを基本とします。サービス等利用計画の作成に際しても、本人の意向が反映されているかをモニタリングの場で確認します。</w:t>
+      </w:r>
+    </w:p>
+    <w:tbl>
+      <w:tblPr>
+        <w:tblW w:type="auto" w:w="0"/>
+        <w:tblLook w:firstColumn="1" w:firstRow="1" w:lastColumn="0" w:lastRow="0" w:noHBand="0" w:noVBand="1" w:val="04A0"/>
+        <w:tblBorders>
+          <w:top w:val="single" w:sz="4" w:space="0" w:color="C9A03B"/>
+          <w:left w:val="single" w:sz="4" w:space="0" w:color="C9A03B"/>
+          <w:bottom w:val="single" w:sz="4" w:space="0" w:color="C9A03B"/>
+          <w:right w:val="single" w:sz="4" w:space="0" w:color="C9A03B"/>
+          <w:insideH w:val="single" w:sz="4" w:space="0" w:color="C9A03B"/>
+          <w:insideV w:val="single" w:sz="4" w:space="0" w:color="C9A03B"/>
+        </w:tblBorders>
+      </w:tblPr>
+      <w:tblGrid>
+        <w:gridCol w:w="9638"/>
+      </w:tblGrid>
+      <w:tr>
+        <w:tc>
+          <w:tcPr>
+            <w:tcW w:type="dxa" w:w="9638"/>
+            <w:tcW w:w="9638" w:type="dxa"/>
+            <w:shd w:val="clear" w:color="auto" w:fill="FFF2CC"/>
+            <w:tcMar>
+              <w:top w:w="120" w:type="dxa"/>
+              <w:left w:w="160" w:type="dxa"/>
+              <w:bottom w:w="120" w:type="dxa"/>
+              <w:right w:w="160" w:type="dxa"/>
+            </w:tcMar>
+            <w:vAlign w:val="center"/>
+          </w:tcPr>
+          <w:p>
+            <w:r>
+              <w:rPr>
+                <w:rFonts w:ascii="BIZ UDPゴシック" w:hAnsi="BIZ UDPゴシック" w:eastAsia="BIZ UDPゴシック"/>
+                <w:b w:val="0"/>
+                <w:sz w:val="19"/>
+              </w:rPr>
+              <w:t>【要確認：県】県の第８期障がい福祉計画における人材確保・生産性向上（基本指針 別表第一 十二）の記載内容と、市町村との連携事項を確認してください。令和８年７月10日の改正により、県が別表第一 十二の取組みを行うに当たっては関係市町村との連携を図り、必要に応じて当該取組みに関連する内容を市町村障害福祉計画等に反映することとされています（基本指針 第三の二の５）。</w:t>
+            </w:r>
+          </w:p>
+        </w:tc>
+      </w:tr>
+    </w:tbl>
+    <w:p/>
+    <w:p>
+      <w:pPr>
+        <w:pStyle w:val="2"/>
+      </w:pPr>
+      <w:bookmarkStart w:id="8100084" w:name="_Toc8100084"/>
+      <w:r>
+        <w:rPr>
+          <w:rFonts w:ascii="BIZ UDPゴシック" w:hAnsi="BIZ UDPゴシック" w:eastAsia="BIZ UDPゴシック"/>
+          <w:b w:val="0"/>
+          <w:sz w:val="21"/>
+        </w:rPr>
+        <w:t>14　関係機関との連携</w:t>
+      </w:r>
+      <w:bookmarkEnd w:id="8100084"/>
+    </w:p>
+    <w:p>
+      <w:pPr>
+        <w:ind w:firstLine="210"/>
+      </w:pPr>
+      <w:r>
+        <w:rPr>
+          <w:rFonts w:ascii="BIZ UDPゴシック" w:hAnsi="BIZ UDPゴシック" w:eastAsia="BIZ UDPゴシック"/>
+          <w:b w:val="0"/>
+          <w:sz w:val="21"/>
+        </w:rPr>
+        <w:t>基本指針 別表第二 五は、市町村の障がい保健福祉部局と、医療機関、教育機関、公共職業安定所、障害者職業センター、障害者就業・生活支援センターその他の職業リハビリテーションの措置を実施する機関その他の関係機関との連携方法等を定めることを市町村障害福祉計画等の記載事項としています（㈠障がい福祉サービス等及び地域生活支援事業、㈡障がい児通所支援等）。</w:t>
+      </w:r>
+    </w:p>
+    <w:p>
+      <w:pPr>
+        <w:ind w:firstLine="210"/>
+      </w:pPr>
+      <w:r>
+        <w:rPr>
+          <w:rFonts w:ascii="BIZ UDPゴシック" w:hAnsi="BIZ UDPゴシック" w:eastAsia="BIZ UDPゴシック"/>
+          <w:b w:val="0"/>
+          <w:sz w:val="21"/>
+        </w:rPr>
+        <w:t>本村は人口2,394人の小規模自治体であり、村内で完結する支援は限られます。会津北部圏域（猪苗代町・磐梯町・湯川村・北塩原村）及び会津圏域の関係機関との連携が、サービス提供体制の確保そのものになります。主な関係機関と連携の内容は次のとおりです。</w:t>
+      </w:r>
+    </w:p>
+    <w:tbl>
+      <w:tblPr>
+        <w:tblW w:type="auto" w:w="0"/>
+        <w:tblLook w:firstColumn="1" w:firstRow="1" w:lastColumn="0" w:lastRow="0" w:noHBand="0" w:noVBand="1" w:val="04A0"/>
+        <w:tblBorders>
+          <w:top w:val="single" w:sz="4" w:space="0" w:color="AAAAAA"/>
+          <w:left w:val="single" w:sz="4" w:space="0" w:color="AAAAAA"/>
+          <w:bottom w:val="single" w:sz="4" w:space="0" w:color="AAAAAA"/>
+          <w:right w:val="single" w:sz="4" w:space="0" w:color="AAAAAA"/>
+          <w:insideH w:val="single" w:sz="4" w:space="0" w:color="AAAAAA"/>
+          <w:insideV w:val="single" w:sz="4" w:space="0" w:color="AAAAAA"/>
+        </w:tblBorders>
+        <w:tblLook w:val="0000" w:firstRow="0" w:lastRow="0" w:firstColumn="0" w:lastColumn="0" w:noHBand="0" w:noVBand="0"/>
+      </w:tblPr>
+      <w:tblGrid>
+        <w:gridCol w:w="3213"/>
+        <w:gridCol w:w="3213"/>
+        <w:gridCol w:w="3213"/>
+      </w:tblGrid>
+      <w:tr>
+        <w:tc>
+          <w:tcPr>
+            <w:tcW w:w="1300" w:type="dxa"/>
+            <w:tcMar>
+              <w:top w:w="60" w:type="dxa"/>
+              <w:left w:w="100" w:type="dxa"/>
+              <w:bottom w:w="60" w:type="dxa"/>
+              <w:right w:w="100" w:type="dxa"/>
+            </w:tcMar>
+            <w:vAlign w:val="center"/>
+            <w:shd w:val="clear" w:color="auto" w:fill="1F3864"/>
+          </w:tcPr>
+          <w:p>
+            <w:pPr>
+              <w:jc w:val="center"/>
+            </w:pPr>
+            <w:r>
+              <w:rPr>
+                <w:rFonts w:ascii="BIZ UDPゴシック" w:hAnsi="BIZ UDPゴシック" w:eastAsia="BIZ UDPゴシック"/>
+                <w:b/>
+                <w:color w:val="FFFFFF"/>
+                <w:sz w:val="19"/>
+              </w:rPr>
+              <w:t>分野</w:t>
+            </w:r>
+          </w:p>
+        </w:tc>
+        <w:tc>
+          <w:tcPr>
+            <w:tcW w:w="3000" w:type="dxa"/>
+            <w:tcMar>
+              <w:top w:w="60" w:type="dxa"/>
+              <w:left w:w="100" w:type="dxa"/>
+              <w:bottom w:w="60" w:type="dxa"/>
+              <w:right w:w="100" w:type="dxa"/>
+            </w:tcMar>
+            <w:vAlign w:val="center"/>
+            <w:shd w:val="clear" w:color="auto" w:fill="1F3864"/>
+          </w:tcPr>
+          <w:p>
+            <w:pPr>
+              <w:jc w:val="center"/>
+            </w:pPr>
+            <w:r>
+              <w:rPr>
+                <w:rFonts w:ascii="BIZ UDPゴシック" w:hAnsi="BIZ UDPゴシック" w:eastAsia="BIZ UDPゴシック"/>
+                <w:b/>
+                <w:color w:val="FFFFFF"/>
+                <w:sz w:val="19"/>
+              </w:rPr>
+              <w:t>関係機関</w:t>
+            </w:r>
+          </w:p>
+        </w:tc>
+        <w:tc>
+          <w:tcPr>
+            <w:tcW w:w="5338" w:type="dxa"/>
+            <w:tcMar>
+              <w:top w:w="60" w:type="dxa"/>
+              <w:left w:w="100" w:type="dxa"/>
+              <w:bottom w:w="60" w:type="dxa"/>
+              <w:right w:w="100" w:type="dxa"/>
+            </w:tcMar>
+            <w:vAlign w:val="center"/>
+            <w:shd w:val="clear" w:color="auto" w:fill="1F3864"/>
+          </w:tcPr>
+          <w:p>
+            <w:pPr>
+              <w:jc w:val="center"/>
+            </w:pPr>
+            <w:r>
+              <w:rPr>
+                <w:rFonts w:ascii="BIZ UDPゴシック" w:hAnsi="BIZ UDPゴシック" w:eastAsia="BIZ UDPゴシック"/>
+                <w:b/>
+                <w:color w:val="FFFFFF"/>
+                <w:sz w:val="19"/>
+              </w:rPr>
+              <w:t>連携の内容</w:t>
+            </w:r>
+          </w:p>
+        </w:tc>
+      </w:tr>
+      <w:tr>
+        <w:tc>
+          <w:tcPr>
+            <w:tcW w:w="1300" w:type="dxa"/>
+            <w:tcMar>
+              <w:top w:w="60" w:type="dxa"/>
+              <w:left w:w="100" w:type="dxa"/>
+              <w:bottom w:w="60" w:type="dxa"/>
+              <w:right w:w="100" w:type="dxa"/>
+            </w:tcMar>
+            <w:vAlign w:val="center"/>
+          </w:tcPr>
+          <w:p>
+            <w:pPr>
+              <w:jc w:val="left"/>
+            </w:pPr>
+            <w:r>
+              <w:rPr>
+                <w:rFonts w:ascii="BIZ UDPゴシック" w:hAnsi="BIZ UDPゴシック" w:eastAsia="BIZ UDPゴシック"/>
+                <w:b w:val="0"/>
+                <w:sz w:val="19"/>
+              </w:rPr>
+              <w:t>就労</w:t>
+            </w:r>
+          </w:p>
+        </w:tc>
+        <w:tc>
+          <w:tcPr>
+            <w:tcW w:w="3000" w:type="dxa"/>
+            <w:tcMar>
+              <w:top w:w="60" w:type="dxa"/>
+              <w:left w:w="100" w:type="dxa"/>
+              <w:bottom w:w="60" w:type="dxa"/>
+              <w:right w:w="100" w:type="dxa"/>
+            </w:tcMar>
+            <w:vAlign w:val="center"/>
+          </w:tcPr>
+          <w:p>
+            <w:r>
+              <w:rPr>
+                <w:rFonts w:ascii="BIZ UDPゴシック" w:hAnsi="BIZ UDPゴシック" w:eastAsia="BIZ UDPゴシック"/>
+                <w:b w:val="0"/>
+                <w:sz w:val="19"/>
+              </w:rPr>
+              <w:t>会津若松公共職業安定所（ハローワーク）</w:t>
+            </w:r>
+          </w:p>
+        </w:tc>
+        <w:tc>
+          <w:tcPr>
+            <w:tcW w:w="5338" w:type="dxa"/>
+            <w:tcMar>
+              <w:top w:w="60" w:type="dxa"/>
+              <w:left w:w="100" w:type="dxa"/>
+              <w:bottom w:w="60" w:type="dxa"/>
+              <w:right w:w="100" w:type="dxa"/>
+            </w:tcMar>
+            <w:vAlign w:val="center"/>
+          </w:tcPr>
+          <w:p>
+            <w:r>
+              <w:rPr>
+                <w:rFonts w:ascii="BIZ UDPゴシック" w:hAnsi="BIZ UDPゴシック" w:eastAsia="BIZ UDPゴシック"/>
+                <w:b w:val="0"/>
+                <w:sz w:val="19"/>
+              </w:rPr>
+              <w:t>一般就労を希望する方の求職登録への同行・情報提供。就労移行支援事業所等からの誘導。障がい者雇用に関する事業主への働きかけ。第４章（３）の一般就労移行者数の目標に直接結びつく連携先です。</w:t>
+            </w:r>
+          </w:p>
+        </w:tc>
+      </w:tr>
+      <w:tr>
+        <w:tc>
+          <w:tcPr>
+            <w:tcW w:w="1300" w:type="dxa"/>
+            <w:tcMar>
+              <w:top w:w="60" w:type="dxa"/>
+              <w:left w:w="100" w:type="dxa"/>
+              <w:bottom w:w="60" w:type="dxa"/>
+              <w:right w:w="100" w:type="dxa"/>
+            </w:tcMar>
+            <w:vAlign w:val="center"/>
+          </w:tcPr>
+          <w:p>
+            <w:pPr>
+              <w:jc w:val="left"/>
+            </w:pPr>
+            <w:r>
+              <w:rPr>
+                <w:rFonts w:ascii="BIZ UDPゴシック" w:hAnsi="BIZ UDPゴシック" w:eastAsia="BIZ UDPゴシック"/>
+                <w:b w:val="0"/>
+                <w:sz w:val="19"/>
+              </w:rPr>
+              <w:t>就労</w:t>
+            </w:r>
+          </w:p>
+        </w:tc>
+        <w:tc>
+          <w:tcPr>
+            <w:tcW w:w="3000" w:type="dxa"/>
+            <w:tcMar>
+              <w:top w:w="60" w:type="dxa"/>
+              <w:left w:w="100" w:type="dxa"/>
+              <w:bottom w:w="60" w:type="dxa"/>
+              <w:right w:w="100" w:type="dxa"/>
+            </w:tcMar>
+            <w:vAlign w:val="center"/>
+          </w:tcPr>
+          <w:p>
+            <w:r>
+              <w:rPr>
+                <w:rFonts w:ascii="BIZ UDPゴシック" w:hAnsi="BIZ UDPゴシック" w:eastAsia="BIZ UDPゴシック"/>
+                <w:b w:val="0"/>
+                <w:sz w:val="19"/>
+              </w:rPr>
+              <w:t>福島県障害者職業センター</w:t>
+            </w:r>
+          </w:p>
+        </w:tc>
+        <w:tc>
+          <w:tcPr>
+            <w:tcW w:w="5338" w:type="dxa"/>
+            <w:tcMar>
+              <w:top w:w="60" w:type="dxa"/>
+              <w:left w:w="100" w:type="dxa"/>
+              <w:bottom w:w="60" w:type="dxa"/>
+              <w:right w:w="100" w:type="dxa"/>
+            </w:tcMar>
+            <w:vAlign w:val="center"/>
+          </w:tcPr>
+          <w:p>
+            <w:r>
+              <w:rPr>
+                <w:rFonts w:ascii="BIZ UDPゴシック" w:hAnsi="BIZ UDPゴシック" w:eastAsia="BIZ UDPゴシック"/>
+                <w:b w:val="0"/>
+                <w:sz w:val="19"/>
+              </w:rPr>
+              <w:t>職業評価、職業準備支援、職場適応援助者（ジョブコーチ）による支援の利用調整。</w:t>
+            </w:r>
+          </w:p>
+        </w:tc>
+      </w:tr>
+      <w:tr>
+        <w:tc>
+          <w:tcPr>
+            <w:tcW w:w="1300" w:type="dxa"/>
+            <w:tcMar>
+              <w:top w:w="60" w:type="dxa"/>
+              <w:left w:w="100" w:type="dxa"/>
+              <w:bottom w:w="60" w:type="dxa"/>
+              <w:right w:w="100" w:type="dxa"/>
+            </w:tcMar>
+            <w:vAlign w:val="center"/>
+          </w:tcPr>
+          <w:p>
+            <w:pPr>
+              <w:jc w:val="left"/>
+            </w:pPr>
+            <w:r>
+              <w:rPr>
+                <w:rFonts w:ascii="BIZ UDPゴシック" w:hAnsi="BIZ UDPゴシック" w:eastAsia="BIZ UDPゴシック"/>
+                <w:b w:val="0"/>
+                <w:sz w:val="19"/>
+              </w:rPr>
+              <w:t>就労</w:t>
+            </w:r>
+          </w:p>
+        </w:tc>
+        <w:tc>
+          <w:tcPr>
+            <w:tcW w:w="3000" w:type="dxa"/>
+            <w:tcMar>
+              <w:top w:w="60" w:type="dxa"/>
+              <w:left w:w="100" w:type="dxa"/>
+              <w:bottom w:w="60" w:type="dxa"/>
+              <w:right w:w="100" w:type="dxa"/>
+            </w:tcMar>
+            <w:vAlign w:val="center"/>
+          </w:tcPr>
+          <w:p>
+            <w:r>
+              <w:rPr>
+                <w:rFonts w:ascii="BIZ UDPゴシック" w:hAnsi="BIZ UDPゴシック" w:eastAsia="BIZ UDPゴシック"/>
+                <w:b w:val="0"/>
+                <w:sz w:val="19"/>
+              </w:rPr>
+              <w:t>障害者就業・生活支援センター（会津地域）</w:t>
+            </w:r>
+          </w:p>
+        </w:tc>
+        <w:tc>
+          <w:tcPr>
+            <w:tcW w:w="5338" w:type="dxa"/>
+            <w:tcMar>
+              <w:top w:w="60" w:type="dxa"/>
+              <w:left w:w="100" w:type="dxa"/>
+              <w:bottom w:w="60" w:type="dxa"/>
+              <w:right w:w="100" w:type="dxa"/>
+            </w:tcMar>
+            <w:vAlign w:val="center"/>
+          </w:tcPr>
+          <w:p>
+            <w:r>
+              <w:rPr>
+                <w:rFonts w:ascii="BIZ UDPゴシック" w:hAnsi="BIZ UDPゴシック" w:eastAsia="BIZ UDPゴシック"/>
+                <w:b w:val="0"/>
+                <w:sz w:val="19"/>
+              </w:rPr>
+              <w:t>就労面と生活面の一体的な支援。就労定着支援事業との役割分担の調整。</w:t>
+            </w:r>
+          </w:p>
+        </w:tc>
+      </w:tr>
+      <w:tr>
+        <w:tc>
+          <w:tcPr>
+            <w:tcW w:w="1300" w:type="dxa"/>
+            <w:tcMar>
+              <w:top w:w="60" w:type="dxa"/>
+              <w:left w:w="100" w:type="dxa"/>
+              <w:bottom w:w="60" w:type="dxa"/>
+              <w:right w:w="100" w:type="dxa"/>
+            </w:tcMar>
+            <w:vAlign w:val="center"/>
+          </w:tcPr>
+          <w:p>
+            <w:pPr>
+              <w:jc w:val="left"/>
+            </w:pPr>
+            <w:r>
+              <w:rPr>
+                <w:rFonts w:ascii="BIZ UDPゴシック" w:hAnsi="BIZ UDPゴシック" w:eastAsia="BIZ UDPゴシック"/>
+                <w:b w:val="0"/>
+                <w:sz w:val="19"/>
+              </w:rPr>
+              <w:t>教育</w:t>
+            </w:r>
+          </w:p>
+        </w:tc>
+        <w:tc>
+          <w:tcPr>
+            <w:tcW w:w="3000" w:type="dxa"/>
+            <w:tcMar>
+              <w:top w:w="60" w:type="dxa"/>
+              <w:left w:w="100" w:type="dxa"/>
+              <w:bottom w:w="60" w:type="dxa"/>
+              <w:right w:w="100" w:type="dxa"/>
+            </w:tcMar>
+            <w:vAlign w:val="center"/>
+          </w:tcPr>
+          <w:p>
+            <w:r>
+              <w:rPr>
+                <w:rFonts w:ascii="BIZ UDPゴシック" w:hAnsi="BIZ UDPゴシック" w:eastAsia="BIZ UDPゴシック"/>
+                <w:b w:val="0"/>
+                <w:sz w:val="19"/>
+              </w:rPr>
+              <w:t>猪苗代支援学校、会津支援学校</w:t>
+            </w:r>
+          </w:p>
+        </w:tc>
+        <w:tc>
+          <w:tcPr>
+            <w:tcW w:w="5338" w:type="dxa"/>
+            <w:tcMar>
+              <w:top w:w="60" w:type="dxa"/>
+              <w:left w:w="100" w:type="dxa"/>
+              <w:bottom w:w="60" w:type="dxa"/>
+              <w:right w:w="100" w:type="dxa"/>
+            </w:tcMar>
+            <w:vAlign w:val="center"/>
+          </w:tcPr>
+          <w:p>
+            <w:r>
+              <w:rPr>
+                <w:rFonts w:ascii="BIZ UDPゴシック" w:hAnsi="BIZ UDPゴシック" w:eastAsia="BIZ UDPゴシック"/>
+                <w:b w:val="0"/>
+                <w:sz w:val="19"/>
+              </w:rPr>
+              <w:t>在学中からの進路相談への参加。卒業後の日中活動系サービスへの引継ぎ。第５章２の18歳到達に伴うサービスの移行と連動します。</w:t>
+            </w:r>
+          </w:p>
+        </w:tc>
+      </w:tr>
+      <w:tr>
+        <w:tc>
+          <w:tcPr>
+            <w:tcW w:w="1300" w:type="dxa"/>
+            <w:tcMar>
+              <w:top w:w="60" w:type="dxa"/>
+              <w:left w:w="100" w:type="dxa"/>
+              <w:bottom w:w="60" w:type="dxa"/>
+              <w:right w:w="100" w:type="dxa"/>
+            </w:tcMar>
+            <w:vAlign w:val="center"/>
+          </w:tcPr>
+          <w:p>
+            <w:pPr>
+              <w:jc w:val="left"/>
+            </w:pPr>
+            <w:r>
+              <w:rPr>
+                <w:rFonts w:ascii="BIZ UDPゴシック" w:hAnsi="BIZ UDPゴシック" w:eastAsia="BIZ UDPゴシック"/>
+                <w:b w:val="0"/>
+                <w:sz w:val="19"/>
+              </w:rPr>
+              <w:t>教育</w:t>
+            </w:r>
+          </w:p>
+        </w:tc>
+        <w:tc>
+          <w:tcPr>
+            <w:tcW w:w="3000" w:type="dxa"/>
+            <w:tcMar>
+              <w:top w:w="60" w:type="dxa"/>
+              <w:left w:w="100" w:type="dxa"/>
+              <w:bottom w:w="60" w:type="dxa"/>
+              <w:right w:w="100" w:type="dxa"/>
+            </w:tcMar>
+            <w:vAlign w:val="center"/>
+          </w:tcPr>
+          <w:p>
+            <w:r>
+              <w:rPr>
+                <w:rFonts w:ascii="BIZ UDPゴシック" w:hAnsi="BIZ UDPゴシック" w:eastAsia="BIZ UDPゴシック"/>
+                <w:b w:val="0"/>
+                <w:sz w:val="19"/>
+              </w:rPr>
+              <w:t>村教育委員会、村内の小・中学校</w:t>
+            </w:r>
+          </w:p>
+        </w:tc>
+        <w:tc>
+          <w:tcPr>
+            <w:tcW w:w="5338" w:type="dxa"/>
+            <w:tcMar>
+              <w:top w:w="60" w:type="dxa"/>
+              <w:left w:w="100" w:type="dxa"/>
+              <w:bottom w:w="60" w:type="dxa"/>
+              <w:right w:w="100" w:type="dxa"/>
+            </w:tcMar>
+            <w:vAlign w:val="center"/>
+          </w:tcPr>
+          <w:p>
+            <w:r>
+              <w:rPr>
+                <w:rFonts w:ascii="BIZ UDPゴシック" w:hAnsi="BIZ UDPゴシック" w:eastAsia="BIZ UDPゴシック"/>
+                <w:b w:val="0"/>
+                <w:sz w:val="19"/>
+              </w:rPr>
+              <w:t>就学相談。放課後等デイサービスと学校との情報共有。医療的ケア児の学校における医療的ケア体制の確保。</w:t>
+            </w:r>
+          </w:p>
+        </w:tc>
+      </w:tr>
+      <w:tr>
+        <w:tc>
+          <w:tcPr>
+            <w:tcW w:w="1300" w:type="dxa"/>
+            <w:tcMar>
+              <w:top w:w="60" w:type="dxa"/>
+              <w:left w:w="100" w:type="dxa"/>
+              <w:bottom w:w="60" w:type="dxa"/>
+              <w:right w:w="100" w:type="dxa"/>
+            </w:tcMar>
+            <w:vAlign w:val="center"/>
+          </w:tcPr>
+          <w:p>
+            <w:pPr>
+              <w:jc w:val="left"/>
+            </w:pPr>
+            <w:r>
+              <w:rPr>
+                <w:rFonts w:ascii="BIZ UDPゴシック" w:hAnsi="BIZ UDPゴシック" w:eastAsia="BIZ UDPゴシック"/>
+                <w:b w:val="0"/>
+                <w:sz w:val="19"/>
+              </w:rPr>
+              <w:t>保健・医療</w:t>
+            </w:r>
+          </w:p>
+        </w:tc>
+        <w:tc>
+          <w:tcPr>
+            <w:tcW w:w="3000" w:type="dxa"/>
+            <w:tcMar>
+              <w:top w:w="60" w:type="dxa"/>
+              <w:left w:w="100" w:type="dxa"/>
+              <w:bottom w:w="60" w:type="dxa"/>
+              <w:right w:w="100" w:type="dxa"/>
+            </w:tcMar>
+            <w:vAlign w:val="center"/>
+          </w:tcPr>
+          <w:p>
+            <w:r>
+              <w:rPr>
+                <w:rFonts w:ascii="BIZ UDPゴシック" w:hAnsi="BIZ UDPゴシック" w:eastAsia="BIZ UDPゴシック"/>
+                <w:b w:val="0"/>
+                <w:sz w:val="19"/>
+              </w:rPr>
+              <w:t>村内及び圏域の医療機関、精神科病院</w:t>
+            </w:r>
+          </w:p>
+        </w:tc>
+        <w:tc>
+          <w:tcPr>
+            <w:tcW w:w="5338" w:type="dxa"/>
+            <w:tcMar>
+              <w:top w:w="60" w:type="dxa"/>
+              <w:left w:w="100" w:type="dxa"/>
+              <w:bottom w:w="60" w:type="dxa"/>
+              <w:right w:w="100" w:type="dxa"/>
+            </w:tcMar>
+            <w:vAlign w:val="center"/>
+          </w:tcPr>
+          <w:p>
+            <w:r>
+              <w:rPr>
+                <w:rFonts w:ascii="BIZ UDPゴシック" w:hAnsi="BIZ UDPゴシック" w:eastAsia="BIZ UDPゴシック"/>
+                <w:b w:val="0"/>
+                <w:sz w:val="19"/>
+              </w:rPr>
+              <w:t>退院後の生活支援に係る情報共有。自立支援医療の利用勧奨。第４章（２）の精神障害にも対応した地域包括ケアシステムの構築に係る協議。</w:t>
+            </w:r>
+          </w:p>
+        </w:tc>
+      </w:tr>
+      <w:tr>
+        <w:tc>
+          <w:tcPr>
+            <w:tcW w:w="1300" w:type="dxa"/>
+            <w:tcMar>
+              <w:top w:w="60" w:type="dxa"/>
+              <w:left w:w="100" w:type="dxa"/>
+              <w:bottom w:w="60" w:type="dxa"/>
+              <w:right w:w="100" w:type="dxa"/>
+            </w:tcMar>
+            <w:vAlign w:val="center"/>
+          </w:tcPr>
+          <w:p>
+            <w:pPr>
+              <w:jc w:val="left"/>
+            </w:pPr>
+            <w:r>
+              <w:rPr>
+                <w:rFonts w:ascii="BIZ UDPゴシック" w:hAnsi="BIZ UDPゴシック" w:eastAsia="BIZ UDPゴシック"/>
+                <w:b w:val="0"/>
+                <w:sz w:val="19"/>
+              </w:rPr>
+              <w:t>保健・医療</w:t>
+            </w:r>
+          </w:p>
+        </w:tc>
+        <w:tc>
+          <w:tcPr>
+            <w:tcW w:w="3000" w:type="dxa"/>
+            <w:tcMar>
+              <w:top w:w="60" w:type="dxa"/>
+              <w:left w:w="100" w:type="dxa"/>
+              <w:bottom w:w="60" w:type="dxa"/>
+              <w:right w:w="100" w:type="dxa"/>
+            </w:tcMar>
+            <w:vAlign w:val="center"/>
+          </w:tcPr>
+          <w:p>
+            <w:r>
+              <w:rPr>
+                <w:rFonts w:ascii="BIZ UDPゴシック" w:hAnsi="BIZ UDPゴシック" w:eastAsia="BIZ UDPゴシック"/>
+                <w:b w:val="0"/>
+                <w:sz w:val="19"/>
+              </w:rPr>
+              <w:t>訪問看護ステーション、保健所</w:t>
+            </w:r>
+          </w:p>
+        </w:tc>
+        <w:tc>
+          <w:tcPr>
+            <w:tcW w:w="5338" w:type="dxa"/>
+            <w:tcMar>
+              <w:top w:w="60" w:type="dxa"/>
+              <w:left w:w="100" w:type="dxa"/>
+              <w:bottom w:w="60" w:type="dxa"/>
+              <w:right w:w="100" w:type="dxa"/>
+            </w:tcMar>
+            <w:vAlign w:val="center"/>
+          </w:tcPr>
+          <w:p>
+            <w:r>
+              <w:rPr>
+                <w:rFonts w:ascii="BIZ UDPゴシック" w:hAnsi="BIZ UDPゴシック" w:eastAsia="BIZ UDPゴシック"/>
+                <w:b w:val="0"/>
+                <w:sz w:val="19"/>
+              </w:rPr>
+              <w:t>医療的ケア児等の在宅支援。第４章（４）の協議の場の構成機関となります。</w:t>
+            </w:r>
+          </w:p>
+        </w:tc>
+      </w:tr>
+      <w:tr>
+        <w:tc>
+          <w:tcPr>
+            <w:tcW w:w="1300" w:type="dxa"/>
+            <w:tcMar>
+              <w:top w:w="60" w:type="dxa"/>
+              <w:left w:w="100" w:type="dxa"/>
+              <w:bottom w:w="60" w:type="dxa"/>
+              <w:right w:w="100" w:type="dxa"/>
+            </w:tcMar>
+            <w:vAlign w:val="center"/>
+          </w:tcPr>
+          <w:p>
+            <w:pPr>
+              <w:jc w:val="left"/>
+            </w:pPr>
+            <w:r>
+              <w:rPr>
+                <w:rFonts w:ascii="BIZ UDPゴシック" w:hAnsi="BIZ UDPゴシック" w:eastAsia="BIZ UDPゴシック"/>
+                <w:b w:val="0"/>
+                <w:sz w:val="19"/>
+              </w:rPr>
+              <w:t>保育・子育て</w:t>
+            </w:r>
+          </w:p>
+        </w:tc>
+        <w:tc>
+          <w:tcPr>
+            <w:tcW w:w="3000" w:type="dxa"/>
+            <w:tcMar>
+              <w:top w:w="60" w:type="dxa"/>
+              <w:left w:w="100" w:type="dxa"/>
+              <w:bottom w:w="60" w:type="dxa"/>
+              <w:right w:w="100" w:type="dxa"/>
+            </w:tcMar>
+            <w:vAlign w:val="center"/>
+          </w:tcPr>
+          <w:p>
+            <w:r>
+              <w:rPr>
+                <w:rFonts w:ascii="BIZ UDPゴシック" w:hAnsi="BIZ UDPゴシック" w:eastAsia="BIZ UDPゴシック"/>
+                <w:b w:val="0"/>
+                <w:sz w:val="19"/>
+              </w:rPr>
+              <w:t>こども家庭センター、村内の保育施設</w:t>
+            </w:r>
+          </w:p>
+        </w:tc>
+        <w:tc>
+          <w:tcPr>
+            <w:tcW w:w="5338" w:type="dxa"/>
+            <w:tcMar>
+              <w:top w:w="60" w:type="dxa"/>
+              <w:left w:w="100" w:type="dxa"/>
+              <w:bottom w:w="60" w:type="dxa"/>
+              <w:right w:w="100" w:type="dxa"/>
+            </w:tcMar>
+            <w:vAlign w:val="center"/>
+          </w:tcPr>
+          <w:p>
+            <w:r>
+              <w:rPr>
+                <w:rFonts w:ascii="BIZ UDPゴシック" w:hAnsi="BIZ UDPゴシック" w:eastAsia="BIZ UDPゴシック"/>
+                <w:b w:val="0"/>
+                <w:sz w:val="19"/>
+              </w:rPr>
+              <w:t>障がいや発達の特性の早期発見・早期療育。保育所等訪問支援の受入れ調整。保育所等における障がい児の受入れ体制の整備。</w:t>
+            </w:r>
+          </w:p>
+        </w:tc>
+      </w:tr>
+      <w:tr>
+        <w:tc>
+          <w:tcPr>
+            <w:tcW w:w="1300" w:type="dxa"/>
+            <w:tcMar>
+              <w:top w:w="60" w:type="dxa"/>
+              <w:left w:w="100" w:type="dxa"/>
+              <w:bottom w:w="60" w:type="dxa"/>
+              <w:right w:w="100" w:type="dxa"/>
+            </w:tcMar>
+            <w:vAlign w:val="center"/>
+          </w:tcPr>
+          <w:p>
+            <w:pPr>
+              <w:jc w:val="left"/>
+            </w:pPr>
+            <w:r>
+              <w:rPr>
+                <w:rFonts w:ascii="BIZ UDPゴシック" w:hAnsi="BIZ UDPゴシック" w:eastAsia="BIZ UDPゴシック"/>
+                <w:b w:val="0"/>
+                <w:sz w:val="19"/>
+              </w:rPr>
+              <w:t>相談支援</w:t>
+            </w:r>
+          </w:p>
+        </w:tc>
+        <w:tc>
+          <w:tcPr>
+            <w:tcW w:w="3000" w:type="dxa"/>
+            <w:tcMar>
+              <w:top w:w="60" w:type="dxa"/>
+              <w:left w:w="100" w:type="dxa"/>
+              <w:bottom w:w="60" w:type="dxa"/>
+              <w:right w:w="100" w:type="dxa"/>
+            </w:tcMar>
+            <w:vAlign w:val="center"/>
+          </w:tcPr>
+          <w:p>
+            <w:r>
+              <w:rPr>
+                <w:rFonts w:ascii="BIZ UDPゴシック" w:hAnsi="BIZ UDPゴシック" w:eastAsia="BIZ UDPゴシック"/>
+                <w:b w:val="0"/>
+                <w:sz w:val="19"/>
+              </w:rPr>
+              <w:t>圏域の指定特定相談支援事業所・指定障害児相談支援事業所</w:t>
+            </w:r>
+          </w:p>
+        </w:tc>
+        <w:tc>
+          <w:tcPr>
+            <w:tcW w:w="5338" w:type="dxa"/>
+            <w:tcMar>
+              <w:top w:w="60" w:type="dxa"/>
+              <w:left w:w="100" w:type="dxa"/>
+              <w:bottom w:w="60" w:type="dxa"/>
+              <w:right w:w="100" w:type="dxa"/>
+            </w:tcMar>
+            <w:vAlign w:val="center"/>
+          </w:tcPr>
+          <w:p>
+            <w:r>
+              <w:rPr>
+                <w:rFonts w:ascii="BIZ UDPゴシック" w:hAnsi="BIZ UDPゴシック" w:eastAsia="BIZ UDPゴシック"/>
+                <w:b w:val="0"/>
+                <w:sz w:val="19"/>
+              </w:rPr>
+              <w:t>サービス等利用計画及び障がい児支援利用計画の作成とモニタリング。本村のセルフプラン率は０％であり、全件を相談支援専門員が作成しています。</w:t>
+            </w:r>
+          </w:p>
+        </w:tc>
+      </w:tr>
+      <w:tr>
+        <w:tc>
+          <w:tcPr>
+            <w:tcW w:w="1300" w:type="dxa"/>
+            <w:tcMar>
+              <w:top w:w="60" w:type="dxa"/>
+              <w:left w:w="100" w:type="dxa"/>
+              <w:bottom w:w="60" w:type="dxa"/>
+              <w:right w:w="100" w:type="dxa"/>
+            </w:tcMar>
+            <w:vAlign w:val="center"/>
+          </w:tcPr>
+          <w:p>
+            <w:pPr>
+              <w:jc w:val="left"/>
+            </w:pPr>
+            <w:r>
+              <w:rPr>
+                <w:rFonts w:ascii="BIZ UDPゴシック" w:hAnsi="BIZ UDPゴシック" w:eastAsia="BIZ UDPゴシック"/>
+                <w:b w:val="0"/>
+                <w:sz w:val="19"/>
+              </w:rPr>
+              <w:t>権利擁護</w:t>
+            </w:r>
+          </w:p>
+        </w:tc>
+        <w:tc>
+          <w:tcPr>
+            <w:tcW w:w="3000" w:type="dxa"/>
+            <w:tcMar>
+              <w:top w:w="60" w:type="dxa"/>
+              <w:left w:w="100" w:type="dxa"/>
+              <w:bottom w:w="60" w:type="dxa"/>
+              <w:right w:w="100" w:type="dxa"/>
+            </w:tcMar>
+            <w:vAlign w:val="center"/>
+          </w:tcPr>
+          <w:p>
+            <w:r>
+              <w:rPr>
+                <w:rFonts w:ascii="BIZ UDPゴシック" w:hAnsi="BIZ UDPゴシック" w:eastAsia="BIZ UDPゴシック"/>
+                <w:b w:val="0"/>
+                <w:sz w:val="19"/>
+              </w:rPr>
+              <w:t>会津権利擁護・成年後見センター（会津圏域11市町村）</w:t>
+            </w:r>
+          </w:p>
+        </w:tc>
+        <w:tc>
+          <w:tcPr>
+            <w:tcW w:w="5338" w:type="dxa"/>
+            <w:tcMar>
+              <w:top w:w="60" w:type="dxa"/>
+              <w:left w:w="100" w:type="dxa"/>
+              <w:bottom w:w="60" w:type="dxa"/>
+              <w:right w:w="100" w:type="dxa"/>
+            </w:tcMar>
+            <w:vAlign w:val="center"/>
+          </w:tcPr>
+          <w:p>
+            <w:r>
+              <w:rPr>
+                <w:rFonts w:ascii="BIZ UDPゴシック" w:hAnsi="BIZ UDPゴシック" w:eastAsia="BIZ UDPゴシック"/>
+                <w:b w:val="0"/>
+                <w:sz w:val="19"/>
+              </w:rPr>
+              <w:t>成年後見制度の利用促進、制度の周知啓発、相談対応（第６章）。</w:t>
+            </w:r>
+          </w:p>
+        </w:tc>
+      </w:tr>
+      <w:tr>
+        <w:tc>
+          <w:tcPr>
+            <w:tcW w:w="1300" w:type="dxa"/>
+            <w:tcMar>
+              <w:top w:w="60" w:type="dxa"/>
+              <w:left w:w="100" w:type="dxa"/>
+              <w:bottom w:w="60" w:type="dxa"/>
+              <w:right w:w="100" w:type="dxa"/>
+            </w:tcMar>
+            <w:vAlign w:val="center"/>
+          </w:tcPr>
+          <w:p>
+            <w:pPr>
+              <w:jc w:val="left"/>
+            </w:pPr>
+            <w:r>
+              <w:rPr>
+                <w:rFonts w:ascii="BIZ UDPゴシック" w:hAnsi="BIZ UDPゴシック" w:eastAsia="BIZ UDPゴシック"/>
+                <w:b w:val="0"/>
+                <w:sz w:val="19"/>
+              </w:rPr>
+              <w:t>防災</w:t>
+            </w:r>
+          </w:p>
+        </w:tc>
+        <w:tc>
+          <w:tcPr>
+            <w:tcW w:w="3000" w:type="dxa"/>
+            <w:tcMar>
+              <w:top w:w="60" w:type="dxa"/>
+              <w:left w:w="100" w:type="dxa"/>
+              <w:bottom w:w="60" w:type="dxa"/>
+              <w:right w:w="100" w:type="dxa"/>
+            </w:tcMar>
+            <w:vAlign w:val="center"/>
+          </w:tcPr>
+          <w:p>
+            <w:r>
+              <w:rPr>
+                <w:rFonts w:ascii="BIZ UDPゴシック" w:hAnsi="BIZ UDPゴシック" w:eastAsia="BIZ UDPゴシック"/>
+                <w:b w:val="0"/>
+                <w:sz w:val="19"/>
+              </w:rPr>
+              <w:t>村総務課（防災）、消防、民生委員児童委員</w:t>
+            </w:r>
+          </w:p>
+        </w:tc>
+        <w:tc>
+          <w:tcPr>
+            <w:tcW w:w="5338" w:type="dxa"/>
+            <w:tcMar>
+              <w:top w:w="60" w:type="dxa"/>
+              <w:left w:w="100" w:type="dxa"/>
+              <w:bottom w:w="60" w:type="dxa"/>
+              <w:right w:w="100" w:type="dxa"/>
+            </w:tcMar>
+            <w:vAlign w:val="center"/>
+          </w:tcPr>
+          <w:p>
+            <w:r>
+              <w:rPr>
+                <w:rFonts w:ascii="BIZ UDPゴシック" w:hAnsi="BIZ UDPゴシック" w:eastAsia="BIZ UDPゴシック"/>
+                <w:b w:val="0"/>
+                <w:sz w:val="19"/>
+              </w:rPr>
+              <w:t>個別避難計画の作成。災害時の安否確認と福祉避難所の運営。冬季・積雪時の避難支援体制の整備。</w:t>
+            </w:r>
+          </w:p>
+        </w:tc>
+      </w:tr>
+    </w:tbl>
+    <w:tbl>
+      <w:tblPr>
+        <w:tblW w:type="auto" w:w="0"/>
+        <w:tblLook w:firstColumn="1" w:firstRow="1" w:lastColumn="0" w:lastRow="0" w:noHBand="0" w:noVBand="1" w:val="04A0"/>
+        <w:tblBorders>
+          <w:top w:val="single" w:sz="4" w:space="0" w:color="C9A03B"/>
+          <w:left w:val="single" w:sz="4" w:space="0" w:color="C9A03B"/>
+          <w:bottom w:val="single" w:sz="4" w:space="0" w:color="C9A03B"/>
+          <w:right w:val="single" w:sz="4" w:space="0" w:color="C9A03B"/>
+          <w:insideH w:val="single" w:sz="4" w:space="0" w:color="C9A03B"/>
+          <w:insideV w:val="single" w:sz="4" w:space="0" w:color="C9A03B"/>
+        </w:tblBorders>
+      </w:tblPr>
+      <w:tblGrid>
+        <w:gridCol w:w="9638"/>
+      </w:tblGrid>
+      <w:tr>
+        <w:tc>
+          <w:tcPr>
+            <w:tcW w:type="dxa" w:w="9638"/>
+            <w:tcW w:w="9638" w:type="dxa"/>
+            <w:shd w:val="clear" w:color="auto" w:fill="FFF2CC"/>
+            <w:tcMar>
+              <w:top w:w="120" w:type="dxa"/>
+              <w:left w:w="160" w:type="dxa"/>
+              <w:bottom w:w="120" w:type="dxa"/>
+              <w:right w:w="160" w:type="dxa"/>
+            </w:tcMar>
+            <w:vAlign w:val="center"/>
+          </w:tcPr>
+          <w:p>
+            <w:r>
+              <w:rPr>
+                <w:rFonts w:ascii="BIZ UDPゴシック" w:hAnsi="BIZ UDPゴシック" w:eastAsia="BIZ UDPゴシック"/>
+                <w:b w:val="0"/>
+                <w:sz w:val="19"/>
+              </w:rPr>
+              <w:t>【要確認：村】就労関係機関（会津若松公共職業安定所、福島県障害者職業センター、障害者就業・生活支援センター）との連携の実態を確認してください。現在の連絡窓口、年間の相談・紹介の件数、就労移行支援事業所等との三者連携の有無が分かると、第４章（３）の一般就労移行者数の目標の実効性を説明できます。障害者就業・生活支援センターについては、会津地域を所管するセンターの名称と所在地を確認してください。</w:t>
+            </w:r>
+          </w:p>
+        </w:tc>
+      </w:tr>
+    </w:tbl>
+    <w:p/>
+    <w:p>
+      <w:pPr>
         <w:pStyle w:val="1"/>
         <w:pageBreakBefore/>
         <w:shd w:val="clear" w:color="auto" w:fill="D9D9D9"/>
@@ -49930,7 +52124,7 @@
           <w:rFonts w:ascii="BIZ UDPゴシック" w:eastAsia="BIZ UDPゴシック" w:hAnsi="BIZ UDPゴシック"/>
         </w:rPr>
       </w:pPr>
-      <w:bookmarkStart w:id="8100081" w:name="_Toc8100081"/>
+      <w:bookmarkStart w:id="8100085" w:name="_Toc8100085"/>
       <w:r>
         <w:rPr>
           <w:rFonts w:ascii="BIZ UDPゴシック" w:eastAsia="BIZ UDPゴシック" w:hAnsi="BIZ UDPゴシック" w:cs="IPAexGothic, MS Gothic, Noto Sa"/>
@@ -49941,7 +52135,7 @@
         <w:lastRenderedPageBreak/>
         <w:t>第6章　成年後見制度の利用促進</w:t>
       </w:r>
-      <w:bookmarkEnd w:id="8100081"/>
+      <w:bookmarkEnd w:id="8100085"/>
     </w:p>
     <w:p>
       <w:pPr>
@@ -49954,7 +52148,7 @@
           <w:rFonts w:ascii="BIZ UDPゴシック" w:eastAsia="BIZ UDPゴシック" w:hAnsi="BIZ UDPゴシック"/>
         </w:rPr>
       </w:pPr>
-      <w:bookmarkStart w:id="8100082" w:name="_Toc8100082"/>
+      <w:bookmarkStart w:id="8100086" w:name="_Toc8100086"/>
       <w:r>
         <w:rPr>
           <w:rFonts w:ascii="BIZ UDPゴシック" w:eastAsia="BIZ UDPゴシック" w:hAnsi="BIZ UDPゴシック" w:cs="IPAexGothic, MS Gothic, Noto Sa"/>
@@ -49964,7 +52158,7 @@
         </w:rPr>
         <w:t>１　現状と課題</w:t>
       </w:r>
-      <w:bookmarkEnd w:id="8100082"/>
+      <w:bookmarkEnd w:id="8100086"/>
     </w:p>
     <w:p>
       <w:pPr>
@@ -50452,7 +52646,7 @@
           <w:rFonts w:ascii="BIZ UDPゴシック" w:eastAsia="BIZ UDPゴシック" w:hAnsi="BIZ UDPゴシック"/>
         </w:rPr>
       </w:pPr>
-      <w:bookmarkStart w:id="8100083" w:name="_Toc8100083"/>
+      <w:bookmarkStart w:id="8100087" w:name="_Toc8100087"/>
       <w:r>
         <w:rPr>
           <w:rFonts w:ascii="BIZ UDPゴシック" w:eastAsia="BIZ UDPゴシック" w:hAnsi="BIZ UDPゴシック" w:cs="IPAexGothic, MS Gothic, Noto Sa"/>
@@ -50462,7 +52656,7 @@
         </w:rPr>
         <w:t>２　中核機関の設置</w:t>
       </w:r>
-      <w:bookmarkEnd w:id="8100083"/>
+      <w:bookmarkEnd w:id="8100087"/>
     </w:p>
     <w:p>
       <w:pPr>
@@ -50553,7 +52747,7 @@
           <w:rFonts w:ascii="BIZ UDPゴシック" w:eastAsia="BIZ UDPゴシック" w:hAnsi="BIZ UDPゴシック"/>
         </w:rPr>
       </w:pPr>
-      <w:bookmarkStart w:id="8100084" w:name="_Toc8100084"/>
+      <w:bookmarkStart w:id="8100088" w:name="_Toc8100088"/>
       <w:r>
         <w:rPr>
           <w:rFonts w:ascii="BIZ UDPゴシック" w:eastAsia="BIZ UDPゴシック" w:hAnsi="BIZ UDPゴシック" w:cs="IPAexGothic, MS Gothic, Noto Sa"/>
@@ -50564,7 +52758,7 @@
         <w:lastRenderedPageBreak/>
         <w:t>第7章　他計画との連携</w:t>
       </w:r>
-      <w:bookmarkEnd w:id="8100084"/>
+      <w:bookmarkEnd w:id="8100088"/>
     </w:p>
     <w:p>
       <w:pPr>
@@ -50591,7 +52785,7 @@
           <w:rFonts w:ascii="BIZ UDPゴシック" w:eastAsia="BIZ UDPゴシック" w:hAnsi="BIZ UDPゴシック"/>
         </w:rPr>
       </w:pPr>
-      <w:bookmarkStart w:id="8100085" w:name="_Toc8100085"/>
+      <w:bookmarkStart w:id="8100089" w:name="_Toc8100089"/>
       <w:r>
         <w:rPr>
           <w:rFonts w:ascii="BIZ UDPゴシック" w:eastAsia="BIZ UDPゴシック" w:hAnsi="BIZ UDPゴシック" w:cs="IPAexGothic, MS Gothic, Noto Sa"/>
@@ -50601,7 +52795,7 @@
         </w:rPr>
         <w:t>１　第３次健康21・北塩原村グッドヘルスプランとの連携</w:t>
       </w:r>
-      <w:bookmarkEnd w:id="8100085"/>
+      <w:bookmarkEnd w:id="8100089"/>
     </w:p>
     <w:p>
       <w:pPr>
@@ -51033,7 +53227,7 @@
           <w:rFonts w:ascii="BIZ UDPゴシック" w:eastAsia="BIZ UDPゴシック" w:hAnsi="BIZ UDPゴシック"/>
         </w:rPr>
       </w:pPr>
-      <w:bookmarkStart w:id="8100086" w:name="_Toc8100086"/>
+      <w:bookmarkStart w:id="8100090" w:name="_Toc8100090"/>
       <w:r>
         <w:rPr>
           <w:rFonts w:ascii="BIZ UDPゴシック" w:eastAsia="BIZ UDPゴシック" w:hAnsi="BIZ UDPゴシック" w:cs="IPAexGothic, MS Gothic, Noto Sa"/>
@@ -51045,7 +53239,7 @@
         </w:rPr>
         <w:t>具体的な連携事項</w:t>
       </w:r>
-      <w:bookmarkEnd w:id="8100086"/>
+      <w:bookmarkEnd w:id="8100090"/>
     </w:p>
     <w:p>
       <w:pPr>
@@ -51133,7 +53327,7 @@
           <w:rFonts w:ascii="BIZ UDPゴシック" w:eastAsia="BIZ UDPゴシック" w:hAnsi="BIZ UDPゴシック"/>
         </w:rPr>
       </w:pPr>
-      <w:bookmarkStart w:id="8100087" w:name="_Toc8100087"/>
+      <w:bookmarkStart w:id="8100091" w:name="_Toc8100091"/>
       <w:r>
         <w:rPr>
           <w:rFonts w:ascii="BIZ UDPゴシック" w:eastAsia="BIZ UDPゴシック" w:hAnsi="BIZ UDPゴシック" w:cs="IPAexGothic, MS Gothic, Noto Sa"/>
@@ -51143,7 +53337,7 @@
         </w:rPr>
         <w:t>２　北塩原村第五次総合振興計画との連携</w:t>
       </w:r>
-      <w:bookmarkEnd w:id="8100087"/>
+      <w:bookmarkEnd w:id="8100091"/>
     </w:p>
     <w:p>
       <w:pPr>
@@ -51607,7 +53801,7 @@
           <w:rFonts w:ascii="BIZ UDPゴシック" w:eastAsia="BIZ UDPゴシック" w:hAnsi="BIZ UDPゴシック"/>
         </w:rPr>
       </w:pPr>
-      <w:bookmarkStart w:id="8100088" w:name="_Toc8100088"/>
+      <w:bookmarkStart w:id="8100092" w:name="_Toc8100092"/>
       <w:r>
         <w:rPr>
           <w:rFonts w:ascii="BIZ UDPゴシック" w:eastAsia="BIZ UDPゴシック" w:hAnsi="BIZ UDPゴシック" w:cs="IPAexGothic, MS Gothic, Noto Sa"/>
@@ -51619,7 +53813,7 @@
         </w:rPr>
         <w:t>具体的な連携事項</w:t>
       </w:r>
-      <w:bookmarkEnd w:id="8100088"/>
+      <w:bookmarkEnd w:id="8100092"/>
     </w:p>
     <w:p>
       <w:pPr>
@@ -51750,7 +53944,7 @@
       <w:pPr>
         <w:pStyle w:val="2"/>
       </w:pPr>
-      <w:bookmarkStart w:id="8100089" w:name="_Toc8100089"/>
+      <w:bookmarkStart w:id="8100093" w:name="_Toc8100093"/>
       <w:r>
         <w:rPr>
           <w:rFonts w:ascii="BIZ UDPゴシック" w:hAnsi="BIZ UDPゴシック" w:eastAsia="BIZ UDPゴシック"/>
@@ -51759,7 +53953,7 @@
         </w:rPr>
         <w:t>３　北塩原村こども・子育て計画との連携</w:t>
       </w:r>
-      <w:bookmarkEnd w:id="8100089"/>
+      <w:bookmarkEnd w:id="8100093"/>
     </w:p>
     <w:p>
       <w:pPr>
@@ -52084,7 +54278,7 @@
                 <w:b w:val="0"/>
                 <w:sz w:val="19"/>
               </w:rPr>
-              <w:t>第４章（４）障がい児支援の提供体制の整備等、第５章５　障がい児支援</w:t>
+              <w:t>第４章（４）障がい児支援の提供体制の整備等、第５章７　障がい児支援</w:t>
             </w:r>
           </w:p>
         </w:tc>
@@ -52166,7 +54360,7 @@
       <w:pPr>
         <w:pStyle w:val="3"/>
       </w:pPr>
-      <w:bookmarkStart w:id="8100090" w:name="_Toc8100090"/>
+      <w:bookmarkStart w:id="8100094" w:name="_Toc8100094"/>
       <w:r>
         <w:rPr>
           <w:rFonts w:ascii="BIZ UDPゴシック" w:hAnsi="BIZ UDPゴシック" w:eastAsia="BIZ UDPゴシック"/>
@@ -52175,7 +54369,7 @@
         </w:rPr>
         <w:t>具体的な連携事項</w:t>
       </w:r>
-      <w:bookmarkEnd w:id="8100090"/>
+      <w:bookmarkEnd w:id="8100094"/>
     </w:p>
     <w:p>
       <w:r>
@@ -52238,7 +54432,7 @@
           <w:rFonts w:ascii="BIZ UDPゴシック" w:eastAsia="BIZ UDPゴシック" w:hAnsi="BIZ UDPゴシック"/>
         </w:rPr>
       </w:pPr>
-      <w:bookmarkStart w:id="8100091" w:name="_Toc8100091"/>
+      <w:bookmarkStart w:id="8100095" w:name="_Toc8100095"/>
       <w:r>
         <w:rPr>
           <w:rFonts w:ascii="BIZ UDPゴシック" w:eastAsia="BIZ UDPゴシック" w:hAnsi="BIZ UDPゴシック" w:cs="IPAexGothic, MS Gothic, Noto Sa"/>
@@ -52249,7 +54443,7 @@
         <w:lastRenderedPageBreak/>
         <w:t>第8章　資料編</w:t>
       </w:r>
-      <w:bookmarkEnd w:id="8100091"/>
+      <w:bookmarkEnd w:id="8100095"/>
     </w:p>
     <w:p>
       <w:pPr>
@@ -52262,7 +54456,7 @@
           <w:rFonts w:ascii="BIZ UDPゴシック" w:eastAsia="BIZ UDPゴシック" w:hAnsi="BIZ UDPゴシック"/>
         </w:rPr>
       </w:pPr>
-      <w:bookmarkStart w:id="8100092" w:name="_Toc8100092"/>
+      <w:bookmarkStart w:id="8100096" w:name="_Toc8100096"/>
       <w:r>
         <w:rPr>
           <w:rFonts w:ascii="BIZ UDPゴシック" w:eastAsia="BIZ UDPゴシック" w:hAnsi="BIZ UDPゴシック" w:cs="IPAexGothic, MS Gothic, Noto Sa"/>
@@ -52272,7 +54466,7 @@
         </w:rPr>
         <w:t>１　アンケート調査集計結果</w:t>
       </w:r>
-      <w:bookmarkEnd w:id="8100092"/>
+      <w:bookmarkEnd w:id="8100096"/>
     </w:p>
     <w:p>
       <w:pPr>
@@ -52364,7 +54558,7 @@
           <w:rFonts w:ascii="BIZ UDPゴシック" w:eastAsia="BIZ UDPゴシック" w:hAnsi="BIZ UDPゴシック"/>
         </w:rPr>
       </w:pPr>
-      <w:bookmarkStart w:id="8100093" w:name="_Toc8100093"/>
+      <w:bookmarkStart w:id="8100097" w:name="_Toc8100097"/>
       <w:r>
         <w:rPr>
           <w:rFonts w:ascii="BIZ UDPゴシック" w:eastAsia="BIZ UDPゴシック" w:hAnsi="BIZ UDPゴシック" w:cs="IPAexGothic, MS Gothic, Noto Sa"/>
@@ -52374,7 +54568,7 @@
         </w:rPr>
         <w:t>２　北塩原村障がい者自立支援協議会委員名簿</w:t>
       </w:r>
-      <w:bookmarkEnd w:id="8100093"/>
+      <w:bookmarkEnd w:id="8100097"/>
     </w:p>
     <w:tbl>
       <w:tblPr>
@@ -52452,7 +54646,7 @@
           <w:rFonts w:ascii="BIZ UDPゴシック" w:eastAsia="BIZ UDPゴシック" w:hAnsi="BIZ UDPゴシック"/>
         </w:rPr>
       </w:pPr>
-      <w:bookmarkStart w:id="8100094" w:name="_Toc8100094"/>
+      <w:bookmarkStart w:id="8100098" w:name="_Toc8100098"/>
       <w:r>
         <w:rPr>
           <w:rFonts w:ascii="BIZ UDPゴシック" w:eastAsia="BIZ UDPゴシック" w:hAnsi="BIZ UDPゴシック" w:cs="IPAexGothic, MS Gothic, Noto Sa"/>
@@ -52462,7 +54656,7 @@
         </w:rPr>
         <w:t>３　策定経過</w:t>
       </w:r>
-      <w:bookmarkEnd w:id="8100094"/>
+      <w:bookmarkEnd w:id="8100098"/>
     </w:p>
     <w:tbl>
       <w:tblPr>
@@ -52880,7 +55074,7 @@
       <w:pPr>
         <w:pStyle w:val="2"/>
       </w:pPr>
-      <w:bookmarkStart w:id="8100095" w:name="_Toc8100095"/>
+      <w:bookmarkStart w:id="8100099" w:name="_Toc8100099"/>
       <w:r>
         <w:rPr>
           <w:rFonts w:ascii="BIZ UDPゴシック" w:hAnsi="BIZ UDPゴシック" w:eastAsia="BIZ UDPゴシック"/>
@@ -52889,7 +55083,7 @@
         </w:rPr>
         <w:t>４　用語解説</w:t>
       </w:r>
-      <w:bookmarkEnd w:id="8100095"/>
+      <w:bookmarkEnd w:id="8100099"/>
     </w:p>
     <w:p>
       <w:pPr>
@@ -53571,7 +55765,7 @@
                 <w:b w:val="0"/>
                 <w:sz w:val="19"/>
               </w:rPr>
-              <w:t>医療的ケア児及びその家族に対する支援に関する法律（令和３年法律第81号）により、日常生活及び社会生活を営むために恒常的に医療的ケア（人工呼吸器による呼吸管理、喀痰吸引その他の医療行為）を受けることが不可欠である児童をいいます。</w:t>
+              <w:t>日常生活及び社会生活を営むために恒常的に医療的ケア（人工呼吸器による呼吸管理、喀痰吸引、経管栄養その他の医療行為）を受けることが不可欠である児童をいいます。根拠法は令和８年の改正により「医療的ケア児等及び重症心身障害児者並びにそれらの家族に対する支援に関する法律」（令和３年法律第81号）となりました。</w:t>
             </w:r>
           </w:p>
         </w:tc>
@@ -53617,7 +55811,7 @@
                 <w:b w:val="0"/>
                 <w:sz w:val="19"/>
               </w:rPr>
-              <w:t>医療的ケア児等の支援に関する専門的な知識と技術を有し、保健、医療、福祉、保育、教育等の関係機関の連絡調整を行う者です。</w:t>
+              <w:t>医療的ケア児等の支援に関する専門的な知識と技術を有し、保健、医療、福祉、保育、教育等の関係機関の連絡調整を行う者です。医療的ケア児等に関するコーディネーターを養成する研修を修了した相談支援専門員、保健師、訪問看護師等をもって充てます。</w:t>
             </w:r>
           </w:p>
         </w:tc>
@@ -54354,6 +56548,236 @@
                 <w:sz w:val="19"/>
               </w:rPr>
               <w:t>地域生活支援事業の必須事業の一つです。手話通訳者・要約筆記者の派遣等により、意思疎通に支障がある方を支援します。</w:t>
+            </w:r>
+          </w:p>
+        </w:tc>
+      </w:tr>
+      <w:tr>
+        <w:tc>
+          <w:tcPr>
+            <w:tcW w:w="2100" w:type="dxa"/>
+            <w:tcMar>
+              <w:top w:w="60" w:type="dxa"/>
+              <w:left w:w="100" w:type="dxa"/>
+              <w:bottom w:w="60" w:type="dxa"/>
+              <w:right w:w="100" w:type="dxa"/>
+            </w:tcMar>
+            <w:vAlign w:val="center"/>
+          </w:tcPr>
+          <w:p>
+            <w:r>
+              <w:rPr>
+                <w:rFonts w:ascii="BIZ UDPゴシック" w:hAnsi="BIZ UDPゴシック" w:eastAsia="BIZ UDPゴシック"/>
+                <w:b w:val="0"/>
+                <w:sz w:val="19"/>
+              </w:rPr>
+              <w:t>医療的ケア者</w:t>
+            </w:r>
+          </w:p>
+        </w:tc>
+        <w:tc>
+          <w:tcPr>
+            <w:tcW w:w="7538" w:type="dxa"/>
+            <w:tcMar>
+              <w:top w:w="60" w:type="dxa"/>
+              <w:left w:w="100" w:type="dxa"/>
+              <w:bottom w:w="60" w:type="dxa"/>
+              <w:right w:w="100" w:type="dxa"/>
+            </w:tcMar>
+            <w:vAlign w:val="center"/>
+          </w:tcPr>
+          <w:p>
+            <w:r>
+              <w:rPr>
+                <w:rFonts w:ascii="BIZ UDPゴシック" w:hAnsi="BIZ UDPゴシック" w:eastAsia="BIZ UDPゴシック"/>
+                <w:b w:val="0"/>
+                <w:sz w:val="19"/>
+              </w:rPr>
+              <w:t>令和８年８月の法改正により新たに定められた区分です。医療的ケア児であった方で引き続き恒常的に医療的ケアが不可欠である方と、恒常的に医療的ケアが不可欠でこれにより自立した日常生活又は社会生活を営むことが困難な状態にある方をいいます。</w:t>
+            </w:r>
+          </w:p>
+        </w:tc>
+      </w:tr>
+      <w:tr>
+        <w:tc>
+          <w:tcPr>
+            <w:tcW w:w="2100" w:type="dxa"/>
+            <w:tcMar>
+              <w:top w:w="60" w:type="dxa"/>
+              <w:left w:w="100" w:type="dxa"/>
+              <w:bottom w:w="60" w:type="dxa"/>
+              <w:right w:w="100" w:type="dxa"/>
+            </w:tcMar>
+            <w:vAlign w:val="center"/>
+          </w:tcPr>
+          <w:p>
+            <w:r>
+              <w:rPr>
+                <w:rFonts w:ascii="BIZ UDPゴシック" w:hAnsi="BIZ UDPゴシック" w:eastAsia="BIZ UDPゴシック"/>
+                <w:b w:val="0"/>
+                <w:sz w:val="19"/>
+              </w:rPr>
+              <w:t>医療的ケア児等</w:t>
+            </w:r>
+          </w:p>
+        </w:tc>
+        <w:tc>
+          <w:tcPr>
+            <w:tcW w:w="7538" w:type="dxa"/>
+            <w:tcMar>
+              <w:top w:w="60" w:type="dxa"/>
+              <w:left w:w="100" w:type="dxa"/>
+              <w:bottom w:w="60" w:type="dxa"/>
+              <w:right w:w="100" w:type="dxa"/>
+            </w:tcMar>
+            <w:vAlign w:val="center"/>
+          </w:tcPr>
+          <w:p>
+            <w:r>
+              <w:rPr>
+                <w:rFonts w:ascii="BIZ UDPゴシック" w:hAnsi="BIZ UDPゴシック" w:eastAsia="BIZ UDPゴシック"/>
+                <w:b w:val="0"/>
+                <w:sz w:val="19"/>
+              </w:rPr>
+              <w:t>医療的ケア児と医療的ケア者を合わせた呼び方です。法改正により支援の対象が18歳以上にも広がりました。</w:t>
+            </w:r>
+          </w:p>
+        </w:tc>
+      </w:tr>
+      <w:tr>
+        <w:tc>
+          <w:tcPr>
+            <w:tcW w:w="2100" w:type="dxa"/>
+            <w:tcMar>
+              <w:top w:w="60" w:type="dxa"/>
+              <w:left w:w="100" w:type="dxa"/>
+              <w:bottom w:w="60" w:type="dxa"/>
+              <w:right w:w="100" w:type="dxa"/>
+            </w:tcMar>
+            <w:vAlign w:val="center"/>
+          </w:tcPr>
+          <w:p>
+            <w:r>
+              <w:rPr>
+                <w:rFonts w:ascii="BIZ UDPゴシック" w:hAnsi="BIZ UDPゴシック" w:eastAsia="BIZ UDPゴシック"/>
+                <w:b w:val="0"/>
+                <w:sz w:val="19"/>
+              </w:rPr>
+              <w:t>医療的ケア児等支援センター</w:t>
+            </w:r>
+          </w:p>
+        </w:tc>
+        <w:tc>
+          <w:tcPr>
+            <w:tcW w:w="7538" w:type="dxa"/>
+            <w:tcMar>
+              <w:top w:w="60" w:type="dxa"/>
+              <w:left w:w="100" w:type="dxa"/>
+              <w:bottom w:w="60" w:type="dxa"/>
+              <w:right w:w="100" w:type="dxa"/>
+            </w:tcMar>
+            <w:vAlign w:val="center"/>
+          </w:tcPr>
+          <w:p>
+            <w:r>
+              <w:rPr>
+                <w:rFonts w:ascii="BIZ UDPゴシック" w:hAnsi="BIZ UDPゴシック" w:eastAsia="BIZ UDPゴシック"/>
+                <w:b w:val="0"/>
+                <w:sz w:val="19"/>
+              </w:rPr>
+              <w:t>都道府県が設置し、医療的ケア児等及び重症心身障害児者並びにその家族からの相談に応じ、情報提供、助言、関係機関への研修・連絡調整を行う機関です。令和８年８月の法改正前は「医療的ケア児支援センター」という名称でした。</w:t>
+            </w:r>
+          </w:p>
+        </w:tc>
+      </w:tr>
+      <w:tr>
+        <w:tc>
+          <w:tcPr>
+            <w:tcW w:w="2100" w:type="dxa"/>
+            <w:tcMar>
+              <w:top w:w="60" w:type="dxa"/>
+              <w:left w:w="100" w:type="dxa"/>
+              <w:bottom w:w="60" w:type="dxa"/>
+              <w:right w:w="100" w:type="dxa"/>
+            </w:tcMar>
+            <w:vAlign w:val="center"/>
+          </w:tcPr>
+          <w:p>
+            <w:r>
+              <w:rPr>
+                <w:rFonts w:ascii="BIZ UDPゴシック" w:hAnsi="BIZ UDPゴシック" w:eastAsia="BIZ UDPゴシック"/>
+                <w:b w:val="0"/>
+                <w:sz w:val="19"/>
+              </w:rPr>
+              <w:t>意思決定支援</w:t>
+            </w:r>
+          </w:p>
+        </w:tc>
+        <w:tc>
+          <w:tcPr>
+            <w:tcW w:w="7538" w:type="dxa"/>
+            <w:tcMar>
+              <w:top w:w="60" w:type="dxa"/>
+              <w:left w:w="100" w:type="dxa"/>
+              <w:bottom w:w="60" w:type="dxa"/>
+              <w:right w:w="100" w:type="dxa"/>
+            </w:tcMar>
+            <w:vAlign w:val="center"/>
+          </w:tcPr>
+          <w:p>
+            <w:r>
+              <w:rPr>
+                <w:rFonts w:ascii="BIZ UDPゴシック" w:hAnsi="BIZ UDPゴシック" w:eastAsia="BIZ UDPゴシック"/>
+                <w:b w:val="0"/>
+                <w:sz w:val="19"/>
+              </w:rPr>
+              <w:t>自ら意思を決定することに困難を抱える障がいのある方が、日常生活や社会生活に関して自らの意思が反映された生活を送れるよう、可能な限り本人が自ら意思決定できるように支援することをいいます。国は「障害福祉サービス等の提供に係る意思決定支援ガイドライン」を示しています。</w:t>
+            </w:r>
+          </w:p>
+        </w:tc>
+      </w:tr>
+      <w:tr>
+        <w:tc>
+          <w:tcPr>
+            <w:tcW w:w="2100" w:type="dxa"/>
+            <w:tcMar>
+              <w:top w:w="60" w:type="dxa"/>
+              <w:left w:w="100" w:type="dxa"/>
+              <w:bottom w:w="60" w:type="dxa"/>
+              <w:right w:w="100" w:type="dxa"/>
+            </w:tcMar>
+            <w:vAlign w:val="center"/>
+          </w:tcPr>
+          <w:p>
+            <w:r>
+              <w:rPr>
+                <w:rFonts w:ascii="BIZ UDPゴシック" w:hAnsi="BIZ UDPゴシック" w:eastAsia="BIZ UDPゴシック"/>
+                <w:b w:val="0"/>
+                <w:sz w:val="19"/>
+              </w:rPr>
+              <w:t>福祉・介護職員等処遇改善加算</w:t>
+            </w:r>
+          </w:p>
+        </w:tc>
+        <w:tc>
+          <w:tcPr>
+            <w:tcW w:w="7538" w:type="dxa"/>
+            <w:tcMar>
+              <w:top w:w="60" w:type="dxa"/>
+              <w:left w:w="100" w:type="dxa"/>
+              <w:bottom w:w="60" w:type="dxa"/>
+              <w:right w:w="100" w:type="dxa"/>
+            </w:tcMar>
+            <w:vAlign w:val="center"/>
+          </w:tcPr>
+          <w:p>
+            <w:r>
+              <w:rPr>
+                <w:rFonts w:ascii="BIZ UDPゴシック" w:hAnsi="BIZ UDPゴシック" w:eastAsia="BIZ UDPゴシック"/>
+                <w:b w:val="0"/>
+                <w:sz w:val="19"/>
+              </w:rPr>
+              <w:t>障がい福祉サービス事業所が職員の賃金改善等の要件を満たす場合に報酬に加算されるものです。人材の確保・定着のための仕組みです。</w:t>
             </w:r>
           </w:p>
         </w:tc>
